--- a/Workflow_Documentation/Workflow_Tools_and_Commands.docx
+++ b/Workflow_Documentation/Workflow_Tools_and_Commands.docx
@@ -6800,17 +6800,27 @@
     </w:p>
     <w:p>
       <w:pPr>
-        <w:spacing w:before="100" w:beforeAutospacing="1" w:after="100" w:afterAutospacing="1" w:line="240" w:lineRule="auto"/>
-        <w:outlineLvl w:val="1"/>
+        <w:pStyle w:val="Heading3"/>
+        <w:rPr>
+          <w:rFonts w:ascii="Times New Roman" w:hAnsi="Times New Roman" w:cs="Times New Roman"/>
+          <w:color w:val="000000"/>
+          <w:sz w:val="24"/>
+          <w:szCs w:val="24"/>
+        </w:rPr>
+      </w:pPr>
+      <w:r>
         <w:rPr>
           <w:rFonts w:ascii="Times New Roman" w:eastAsia="Times New Roman" w:hAnsi="Times New Roman" w:cs="Times New Roman"/>
           <w:b/>
           <w:bCs/>
           <w:color w:val="000000"/>
           <w:kern w:val="0"/>
-          <w14:ligatures w14:val="none"/>
-        </w:rPr>
-      </w:pPr>
+          <w:sz w:val="24"/>
+          <w:szCs w:val="24"/>
+          <w14:ligatures w14:val="none"/>
+        </w:rPr>
+        <w:t>10</w:t>
+      </w:r>
       <w:r>
         <w:rPr>
           <w:rFonts w:ascii="Times New Roman" w:eastAsia="Times New Roman" w:hAnsi="Times New Roman" w:cs="Times New Roman"/>
@@ -6818,323 +6828,2217 @@
           <w:bCs/>
           <w:color w:val="000000"/>
           <w:kern w:val="0"/>
-          <w14:ligatures w14:val="none"/>
-        </w:rPr>
-        <w:t>10. NCBI BLAST+ – Functional Annotation</w:t>
+          <w:sz w:val="24"/>
+          <w:szCs w:val="24"/>
+          <w14:ligatures w14:val="none"/>
+        </w:rPr>
+        <w:t>.</w:t>
+      </w:r>
+      <w:r>
+        <w:rPr>
+          <w:rStyle w:val="Strong"/>
+          <w:rFonts w:ascii="Times New Roman" w:hAnsi="Times New Roman" w:cs="Times New Roman"/>
+          <w:b w:val="0"/>
+          <w:bCs w:val="0"/>
+          <w:color w:val="000000"/>
+          <w:sz w:val="24"/>
+          <w:szCs w:val="24"/>
+        </w:rPr>
+        <w:t xml:space="preserve"> </w:t>
+      </w:r>
+      <w:r>
+        <w:rPr>
+          <w:rStyle w:val="Strong"/>
+          <w:rFonts w:ascii="Times New Roman" w:hAnsi="Times New Roman" w:cs="Times New Roman"/>
+          <w:color w:val="000000"/>
+          <w:sz w:val="24"/>
+          <w:szCs w:val="24"/>
+        </w:rPr>
+        <w:t>Reference Database Preparation (ARG and Virulence Factors)</w:t>
       </w:r>
     </w:p>
     <w:p>
       <w:pPr>
-        <w:spacing w:before="100" w:beforeAutospacing="1" w:after="100" w:afterAutospacing="1" w:line="240" w:lineRule="auto"/>
-        <w:rPr>
-          <w:rFonts w:ascii="Times New Roman" w:eastAsia="Times New Roman" w:hAnsi="Times New Roman" w:cs="Times New Roman"/>
-          <w:color w:val="000000"/>
-          <w:kern w:val="0"/>
-          <w14:ligatures w14:val="none"/>
-        </w:rPr>
-      </w:pPr>
-      <w:r>
-        <w:rPr>
-          <w:rFonts w:ascii="Times New Roman" w:eastAsia="Times New Roman" w:hAnsi="Times New Roman" w:cs="Times New Roman"/>
+        <w:pStyle w:val="NormalWeb"/>
+        <w:rPr>
+          <w:color w:val="000000"/>
+        </w:rPr>
+      </w:pPr>
+      <w:r>
+        <w:rPr>
+          <w:rStyle w:val="Strong"/>
+          <w:rFonts w:eastAsiaTheme="majorEastAsia"/>
+          <w:color w:val="000000"/>
+        </w:rPr>
+        <w:t>Tool version:</w:t>
+      </w:r>
+      <w:r>
+        <w:rPr>
+          <w:rStyle w:val="apple-converted-space"/>
+          <w:rFonts w:eastAsiaTheme="majorEastAsia"/>
+          <w:color w:val="000000"/>
+        </w:rPr>
+        <w:t> </w:t>
+      </w:r>
+      <w:r>
+        <w:rPr>
+          <w:color w:val="000000"/>
+        </w:rPr>
+        <w:t>NCBI BLAST+ 2.16.0</w:t>
+      </w:r>
+    </w:p>
+    <w:p>
+      <w:pPr>
+        <w:pStyle w:val="NormalWeb"/>
+        <w:rPr>
+          <w:color w:val="000000"/>
+        </w:rPr>
+      </w:pPr>
+      <w:r>
+        <w:rPr>
+          <w:rStyle w:val="Strong"/>
+          <w:rFonts w:eastAsiaTheme="majorEastAsia"/>
+          <w:color w:val="000000"/>
+        </w:rPr>
+        <w:t>Description:</w:t>
+      </w:r>
+      <w:r>
+        <w:rPr>
+          <w:rStyle w:val="apple-converted-space"/>
+          <w:rFonts w:eastAsiaTheme="majorEastAsia"/>
+          <w:color w:val="000000"/>
+        </w:rPr>
+        <w:t> </w:t>
+      </w:r>
+      <w:r>
+        <w:t>Installation of BLAST+, followed by downloading antibiotic resistance gene (ARG) and virulence factor sequences, and construction of</w:t>
+      </w:r>
+      <w:r>
+        <w:rPr>
+          <w:rFonts w:eastAsiaTheme="majorEastAsia"/>
+        </w:rPr>
+        <w:t> protein BLAST databases </w:t>
+      </w:r>
+      <w:r>
+        <w:t>for downstream functional annotation using</w:t>
+      </w:r>
+      <w:r>
+        <w:rPr>
+          <w:rFonts w:eastAsiaTheme="majorEastAsia"/>
+        </w:rPr>
+        <w:t> </w:t>
+      </w:r>
+      <w:proofErr w:type="spellStart"/>
+      <w:r>
+        <w:rPr>
+          <w:rFonts w:eastAsiaTheme="majorEastAsia"/>
+        </w:rPr>
+        <w:t>BLASTp</w:t>
+      </w:r>
+      <w:proofErr w:type="spellEnd"/>
+      <w:r>
+        <w:t>.</w:t>
+      </w:r>
+    </w:p>
+    <w:p>
+      <w:pPr>
+        <w:rPr>
+          <w:rFonts w:ascii="Times New Roman" w:hAnsi="Times New Roman" w:cs="Times New Roman"/>
+        </w:rPr>
+      </w:pPr>
+      <w:r>
+        <w:rPr>
+          <w:rFonts w:ascii="Times New Roman" w:hAnsi="Times New Roman" w:cs="Times New Roman"/>
+          <w:noProof/>
+        </w:rPr>
+      </w:r>
+      <w:r>
+        <w:rPr>
+          <w:rFonts w:ascii="Times New Roman" w:hAnsi="Times New Roman" w:cs="Times New Roman"/>
+          <w:noProof/>
+        </w:rPr>
+        <w:pict w14:anchorId="7DC4A022">
+          <v:rect id="_x0000_i1152" alt="" style="width:468pt;height:.05pt;mso-width-percent:0;mso-height-percent:0;mso-width-percent:0;mso-height-percent:0" o:hralign="center" o:hrstd="t" o:hr="t" fillcolor="#a0a0a0" stroked="f"/>
+        </w:pict>
+      </w:r>
+    </w:p>
+    <w:p>
+      <w:pPr>
+        <w:pStyle w:val="Heading3"/>
+        <w:rPr>
+          <w:rFonts w:ascii="Times New Roman" w:hAnsi="Times New Roman" w:cs="Times New Roman"/>
+          <w:color w:val="000000"/>
+          <w:sz w:val="24"/>
+          <w:szCs w:val="24"/>
+        </w:rPr>
+      </w:pPr>
+      <w:r>
+        <w:rPr>
+          <w:rStyle w:val="Strong"/>
+          <w:rFonts w:ascii="Times New Roman" w:hAnsi="Times New Roman" w:cs="Times New Roman"/>
+          <w:color w:val="000000"/>
+          <w:sz w:val="24"/>
+          <w:szCs w:val="24"/>
+        </w:rPr>
+        <w:t>Data Sources</w:t>
+      </w:r>
+    </w:p>
+    <w:p>
+      <w:pPr>
+        <w:pStyle w:val="NormalWeb"/>
+        <w:numPr>
+          <w:ilvl w:val="0"/>
+          <w:numId w:val="98"/>
+        </w:numPr>
+        <w:rPr>
+          <w:color w:val="000000"/>
+        </w:rPr>
+      </w:pPr>
+      <w:r>
+        <w:rPr>
+          <w:color w:val="000000"/>
+        </w:rPr>
+        <w:t>CARD (Comprehensive Antibiotic Resistance Database) – ARG sequences</w:t>
+      </w:r>
+    </w:p>
+    <w:p>
+      <w:pPr>
+        <w:pStyle w:val="NormalWeb"/>
+        <w:numPr>
+          <w:ilvl w:val="0"/>
+          <w:numId w:val="98"/>
+        </w:numPr>
+        <w:rPr>
           <w:b/>
           <w:bCs/>
           <w:color w:val="000000"/>
-          <w:kern w:val="0"/>
-          <w14:ligatures w14:val="none"/>
-        </w:rPr>
-        <w:t>Tool version:</w:t>
-      </w:r>
-      <w:r>
-        <w:rPr>
-          <w:rFonts w:ascii="Times New Roman" w:eastAsia="Times New Roman" w:hAnsi="Times New Roman" w:cs="Times New Roman"/>
-          <w:color w:val="000000"/>
-          <w:kern w:val="0"/>
-          <w14:ligatures w14:val="none"/>
-        </w:rPr>
-        <w:t> NCBI BLAST+ 2.16.0</w:t>
-      </w:r>
-      <w:r>
-        <w:rPr>
-          <w:rFonts w:ascii="Times New Roman" w:eastAsia="Times New Roman" w:hAnsi="Times New Roman" w:cs="Times New Roman"/>
-          <w:color w:val="000000"/>
-          <w:kern w:val="0"/>
-          <w14:ligatures w14:val="none"/>
+        </w:rPr>
+      </w:pPr>
+      <w:r>
+        <w:rPr>
+          <w:color w:val="000000"/>
+        </w:rPr>
+        <w:t>VFDB (Virulence Factor Database) –</w:t>
+      </w:r>
+      <w:r>
+        <w:rPr>
+          <w:rStyle w:val="apple-converted-space"/>
+          <w:rFonts w:eastAsiaTheme="majorEastAsia"/>
+          <w:color w:val="000000"/>
+        </w:rPr>
+        <w:t> </w:t>
+      </w:r>
+      <w:r>
+        <w:rPr>
+          <w:rStyle w:val="Strong"/>
+          <w:rFonts w:eastAsiaTheme="majorEastAsia"/>
+          <w:b w:val="0"/>
+          <w:bCs w:val="0"/>
+          <w:color w:val="000000"/>
+        </w:rPr>
+        <w:t>Set B protein sequences</w:t>
+      </w:r>
+    </w:p>
+    <w:p>
+      <w:pPr>
+        <w:rPr>
+          <w:rFonts w:ascii="Times New Roman" w:hAnsi="Times New Roman" w:cs="Times New Roman"/>
+        </w:rPr>
+      </w:pPr>
+      <w:r>
+        <w:rPr>
+          <w:rFonts w:ascii="Times New Roman" w:hAnsi="Times New Roman" w:cs="Times New Roman"/>
+          <w:noProof/>
+        </w:rPr>
+      </w:r>
+      <w:r>
+        <w:rPr>
+          <w:rFonts w:ascii="Times New Roman" w:hAnsi="Times New Roman" w:cs="Times New Roman"/>
+          <w:noProof/>
+        </w:rPr>
+        <w:pict w14:anchorId="7B402D29">
+          <v:rect id="_x0000_i1153" alt="" style="width:468pt;height:.05pt;mso-width-percent:0;mso-height-percent:0;mso-width-percent:0;mso-height-percent:0" o:hralign="center" o:hrstd="t" o:hr="t" fillcolor="#a0a0a0" stroked="f"/>
+        </w:pict>
+      </w:r>
+    </w:p>
+    <w:p>
+      <w:pPr>
+        <w:pStyle w:val="Heading3"/>
+        <w:rPr>
+          <w:rFonts w:ascii="Times New Roman" w:hAnsi="Times New Roman" w:cs="Times New Roman"/>
+          <w:color w:val="000000"/>
+          <w:sz w:val="24"/>
+          <w:szCs w:val="24"/>
+        </w:rPr>
+      </w:pPr>
+      <w:r>
+        <w:rPr>
+          <w:rStyle w:val="Strong"/>
+          <w:rFonts w:ascii="Times New Roman" w:hAnsi="Times New Roman" w:cs="Times New Roman"/>
+          <w:color w:val="000000"/>
+          <w:sz w:val="24"/>
+          <w:szCs w:val="24"/>
+        </w:rPr>
+        <w:t>Procedure</w:t>
+      </w:r>
+    </w:p>
+    <w:p>
+      <w:pPr>
+        <w:pStyle w:val="Heading4"/>
+        <w:rPr>
+          <w:rFonts w:ascii="Times New Roman" w:hAnsi="Times New Roman" w:cs="Times New Roman"/>
+          <w:i w:val="0"/>
+          <w:iCs w:val="0"/>
+          <w:color w:val="000000"/>
+        </w:rPr>
+      </w:pPr>
+      <w:r>
+        <w:rPr>
+          <w:rStyle w:val="Strong"/>
+          <w:rFonts w:ascii="Times New Roman" w:hAnsi="Times New Roman" w:cs="Times New Roman"/>
+          <w:i w:val="0"/>
+          <w:iCs w:val="0"/>
+          <w:color w:val="000000"/>
+        </w:rPr>
+        <w:t>1. Install BLAST+</w:t>
+      </w:r>
+    </w:p>
+    <w:p>
+      <w:pPr>
+        <w:pStyle w:val="HTMLPreformatted"/>
+        <w:rPr>
+          <w:rFonts w:ascii="Times New Roman" w:hAnsi="Times New Roman" w:cs="Times New Roman"/>
+          <w:color w:val="000000"/>
+          <w:sz w:val="24"/>
+          <w:szCs w:val="24"/>
+        </w:rPr>
+      </w:pPr>
+      <w:proofErr w:type="spellStart"/>
+      <w:r>
+        <w:rPr>
+          <w:rStyle w:val="d"/>
+          <w:rFonts w:ascii="Times New Roman" w:eastAsiaTheme="majorEastAsia" w:hAnsi="Times New Roman" w:cs="Times New Roman"/>
+          <w:color w:val="000000"/>
+          <w:sz w:val="24"/>
+          <w:szCs w:val="24"/>
+        </w:rPr>
+        <w:t>wget</w:t>
+      </w:r>
+      <w:proofErr w:type="spellEnd"/>
+      <w:r>
+        <w:rPr>
+          <w:rFonts w:ascii="Times New Roman" w:hAnsi="Times New Roman" w:cs="Times New Roman"/>
+          <w:color w:val="000000"/>
+          <w:sz w:val="24"/>
+          <w:szCs w:val="24"/>
+        </w:rPr>
+        <w:t xml:space="preserve"> https://ftp.ncbi.nlm.nih.gov/blast/executables/blast</w:t>
+      </w:r>
+      <w:r>
+        <w:rPr>
+          <w:rStyle w:val="8"/>
+          <w:rFonts w:ascii="Times New Roman" w:hAnsi="Times New Roman" w:cs="Times New Roman"/>
+          <w:color w:val="000000"/>
+          <w:sz w:val="24"/>
+          <w:szCs w:val="24"/>
+        </w:rPr>
+        <w:t>+</w:t>
+      </w:r>
+      <w:r>
+        <w:rPr>
+          <w:rFonts w:ascii="Times New Roman" w:hAnsi="Times New Roman" w:cs="Times New Roman"/>
+          <w:color w:val="000000"/>
+          <w:sz w:val="24"/>
+          <w:szCs w:val="24"/>
+        </w:rPr>
+        <w:t>/LATEST/ncbi-blast-2.16.0</w:t>
+      </w:r>
+      <w:r>
+        <w:rPr>
+          <w:rStyle w:val="8"/>
+          <w:rFonts w:ascii="Times New Roman" w:hAnsi="Times New Roman" w:cs="Times New Roman"/>
+          <w:color w:val="000000"/>
+          <w:sz w:val="24"/>
+          <w:szCs w:val="24"/>
+        </w:rPr>
+        <w:t>+</w:t>
+      </w:r>
+      <w:r>
+        <w:rPr>
+          <w:rStyle w:val="f"/>
+          <w:rFonts w:ascii="Times New Roman" w:eastAsiaTheme="majorEastAsia" w:hAnsi="Times New Roman" w:cs="Times New Roman"/>
+          <w:color w:val="000000"/>
+          <w:sz w:val="24"/>
+          <w:szCs w:val="24"/>
+        </w:rPr>
+        <w:t>-x64-linux</w:t>
+      </w:r>
+      <w:r>
+        <w:rPr>
+          <w:rFonts w:ascii="Times New Roman" w:hAnsi="Times New Roman" w:cs="Times New Roman"/>
+          <w:color w:val="000000"/>
+          <w:sz w:val="24"/>
+          <w:szCs w:val="24"/>
+        </w:rPr>
+        <w:t>.tar.gz</w:t>
+      </w:r>
+      <w:r>
+        <w:rPr>
+          <w:rFonts w:ascii="Times New Roman" w:hAnsi="Times New Roman" w:cs="Times New Roman"/>
+          <w:color w:val="000000"/>
+          <w:sz w:val="24"/>
+          <w:szCs w:val="24"/>
         </w:rPr>
         <w:br/>
-      </w:r>
-      <w:r>
-        <w:rPr>
-          <w:rFonts w:ascii="Times New Roman" w:eastAsia="Times New Roman" w:hAnsi="Times New Roman" w:cs="Times New Roman"/>
+        <w:t xml:space="preserve">tar </w:t>
+      </w:r>
+      <w:r>
+        <w:rPr>
+          <w:rStyle w:val="f"/>
+          <w:rFonts w:ascii="Times New Roman" w:eastAsiaTheme="majorEastAsia" w:hAnsi="Times New Roman" w:cs="Times New Roman"/>
+          <w:color w:val="000000"/>
+          <w:sz w:val="24"/>
+          <w:szCs w:val="24"/>
+        </w:rPr>
+        <w:t>-</w:t>
+      </w:r>
+      <w:proofErr w:type="spellStart"/>
+      <w:r>
+        <w:rPr>
+          <w:rStyle w:val="f"/>
+          <w:rFonts w:ascii="Times New Roman" w:eastAsiaTheme="majorEastAsia" w:hAnsi="Times New Roman" w:cs="Times New Roman"/>
+          <w:color w:val="000000"/>
+          <w:sz w:val="24"/>
+          <w:szCs w:val="24"/>
+        </w:rPr>
+        <w:t>xf</w:t>
+      </w:r>
+      <w:proofErr w:type="spellEnd"/>
+      <w:r>
+        <w:rPr>
+          <w:rFonts w:ascii="Times New Roman" w:hAnsi="Times New Roman" w:cs="Times New Roman"/>
+          <w:color w:val="000000"/>
+          <w:sz w:val="24"/>
+          <w:szCs w:val="24"/>
+        </w:rPr>
+        <w:t xml:space="preserve"> ncbi-blast-2.16.0</w:t>
+      </w:r>
+      <w:r>
+        <w:rPr>
+          <w:rStyle w:val="8"/>
+          <w:rFonts w:ascii="Times New Roman" w:hAnsi="Times New Roman" w:cs="Times New Roman"/>
+          <w:color w:val="000000"/>
+          <w:sz w:val="24"/>
+          <w:szCs w:val="24"/>
+        </w:rPr>
+        <w:t>+</w:t>
+      </w:r>
+      <w:r>
+        <w:rPr>
+          <w:rStyle w:val="f"/>
+          <w:rFonts w:ascii="Times New Roman" w:eastAsiaTheme="majorEastAsia" w:hAnsi="Times New Roman" w:cs="Times New Roman"/>
+          <w:color w:val="000000"/>
+          <w:sz w:val="24"/>
+          <w:szCs w:val="24"/>
+        </w:rPr>
+        <w:t>-x64-linux</w:t>
+      </w:r>
+      <w:r>
+        <w:rPr>
+          <w:rFonts w:ascii="Times New Roman" w:hAnsi="Times New Roman" w:cs="Times New Roman"/>
+          <w:color w:val="000000"/>
+          <w:sz w:val="24"/>
+          <w:szCs w:val="24"/>
+        </w:rPr>
+        <w:t>.tar.gz</w:t>
+      </w:r>
+      <w:r>
+        <w:rPr>
+          <w:rFonts w:ascii="Times New Roman" w:hAnsi="Times New Roman" w:cs="Times New Roman"/>
+          <w:color w:val="000000"/>
+          <w:sz w:val="24"/>
+          <w:szCs w:val="24"/>
+        </w:rPr>
+        <w:br/>
+        <w:t>./ncbi-blast-2.16.0</w:t>
+      </w:r>
+      <w:r>
+        <w:rPr>
+          <w:rStyle w:val="8"/>
+          <w:rFonts w:ascii="Times New Roman" w:hAnsi="Times New Roman" w:cs="Times New Roman"/>
+          <w:color w:val="000000"/>
+          <w:sz w:val="24"/>
+          <w:szCs w:val="24"/>
+        </w:rPr>
+        <w:t>+</w:t>
+      </w:r>
+      <w:r>
+        <w:rPr>
+          <w:rFonts w:ascii="Times New Roman" w:hAnsi="Times New Roman" w:cs="Times New Roman"/>
+          <w:color w:val="000000"/>
+          <w:sz w:val="24"/>
+          <w:szCs w:val="24"/>
+        </w:rPr>
+        <w:t>/bin/</w:t>
+      </w:r>
+      <w:proofErr w:type="spellStart"/>
+      <w:r>
+        <w:rPr>
+          <w:rFonts w:ascii="Times New Roman" w:hAnsi="Times New Roman" w:cs="Times New Roman"/>
+          <w:color w:val="000000"/>
+          <w:sz w:val="24"/>
+          <w:szCs w:val="24"/>
+        </w:rPr>
+        <w:t>blastp</w:t>
+      </w:r>
+      <w:proofErr w:type="spellEnd"/>
+      <w:r>
+        <w:rPr>
+          <w:rFonts w:ascii="Times New Roman" w:hAnsi="Times New Roman" w:cs="Times New Roman"/>
+          <w:color w:val="000000"/>
+          <w:sz w:val="24"/>
+          <w:szCs w:val="24"/>
+        </w:rPr>
+        <w:t xml:space="preserve"> </w:t>
+      </w:r>
+      <w:r>
+        <w:rPr>
+          <w:rStyle w:val="f"/>
+          <w:rFonts w:ascii="Times New Roman" w:eastAsiaTheme="majorEastAsia" w:hAnsi="Times New Roman" w:cs="Times New Roman"/>
+          <w:color w:val="000000"/>
+          <w:sz w:val="24"/>
+          <w:szCs w:val="24"/>
+        </w:rPr>
+        <w:t>-h</w:t>
+      </w:r>
+    </w:p>
+    <w:p>
+      <w:pPr>
+        <w:rPr>
+          <w:rFonts w:ascii="Times New Roman" w:hAnsi="Times New Roman" w:cs="Times New Roman"/>
+        </w:rPr>
+      </w:pPr>
+      <w:r>
+        <w:rPr>
+          <w:rFonts w:ascii="Times New Roman" w:hAnsi="Times New Roman" w:cs="Times New Roman"/>
+          <w:noProof/>
+        </w:rPr>
+      </w:r>
+      <w:r>
+        <w:rPr>
+          <w:rFonts w:ascii="Times New Roman" w:hAnsi="Times New Roman" w:cs="Times New Roman"/>
+          <w:noProof/>
+        </w:rPr>
+        <w:pict w14:anchorId="681184FD">
+          <v:rect id="_x0000_i1154" alt="" style="width:468pt;height:.05pt;mso-width-percent:0;mso-height-percent:0;mso-width-percent:0;mso-height-percent:0" o:hralign="center" o:hrstd="t" o:hr="t" fillcolor="#a0a0a0" stroked="f"/>
+        </w:pict>
+      </w:r>
+    </w:p>
+    <w:p>
+      <w:pPr>
+        <w:pStyle w:val="Heading4"/>
+        <w:rPr>
+          <w:rFonts w:ascii="Times New Roman" w:hAnsi="Times New Roman" w:cs="Times New Roman"/>
+          <w:i w:val="0"/>
+          <w:iCs w:val="0"/>
+          <w:color w:val="000000"/>
+        </w:rPr>
+      </w:pPr>
+      <w:r>
+        <w:rPr>
+          <w:rStyle w:val="Strong"/>
+          <w:rFonts w:ascii="Times New Roman" w:hAnsi="Times New Roman" w:cs="Times New Roman"/>
+          <w:i w:val="0"/>
+          <w:iCs w:val="0"/>
+          <w:color w:val="000000"/>
+        </w:rPr>
+        <w:t>2. Download ARG sequences (CARD)</w:t>
+      </w:r>
+    </w:p>
+    <w:p>
+      <w:pPr>
+        <w:pStyle w:val="NormalWeb"/>
+        <w:numPr>
+          <w:ilvl w:val="0"/>
+          <w:numId w:val="99"/>
+        </w:numPr>
+        <w:rPr>
+          <w:color w:val="000000"/>
+        </w:rPr>
+      </w:pPr>
+      <w:r>
+        <w:rPr>
+          <w:color w:val="000000"/>
+        </w:rPr>
+        <w:t>Go to</w:t>
+      </w:r>
+      <w:r>
+        <w:rPr>
+          <w:rStyle w:val="apple-converted-space"/>
+          <w:rFonts w:eastAsiaTheme="majorEastAsia"/>
+          <w:color w:val="000000"/>
+        </w:rPr>
+        <w:t> </w:t>
+      </w:r>
+      <w:r>
+        <w:rPr>
+          <w:rStyle w:val="Strong"/>
+          <w:rFonts w:eastAsiaTheme="majorEastAsia"/>
+          <w:color w:val="000000"/>
+        </w:rPr>
+        <w:t>Comprehensive Antibiotic Resistance Database (CARD):</w:t>
+      </w:r>
+    </w:p>
+    <w:p>
+      <w:pPr>
+        <w:pStyle w:val="NormalWeb"/>
+        <w:numPr>
+          <w:ilvl w:val="1"/>
+          <w:numId w:val="99"/>
+        </w:numPr>
+        <w:rPr>
+          <w:color w:val="000000"/>
+        </w:rPr>
+      </w:pPr>
+      <w:r>
+        <w:rPr>
+          <w:color w:val="000000"/>
+        </w:rPr>
+        <w:lastRenderedPageBreak/>
+        <w:t>Inactivation genes:</w:t>
+      </w:r>
+      <w:r>
+        <w:rPr>
+          <w:rStyle w:val="apple-converted-space"/>
+          <w:rFonts w:eastAsiaTheme="majorEastAsia"/>
+          <w:color w:val="000000"/>
+        </w:rPr>
+        <w:t> </w:t>
+      </w:r>
+      <w:hyperlink r:id="rId5" w:tgtFrame="_new" w:history="1">
+        <w:r>
+          <w:rPr>
+            <w:rStyle w:val="Hyperlink"/>
+          </w:rPr>
+          <w:t>https://card.mcmaster.ca/download?id=36000&amp;name=antibiotic%20inactivation</w:t>
+        </w:r>
+      </w:hyperlink>
+    </w:p>
+    <w:p>
+      <w:pPr>
+        <w:pStyle w:val="NormalWeb"/>
+        <w:numPr>
+          <w:ilvl w:val="1"/>
+          <w:numId w:val="99"/>
+        </w:numPr>
+        <w:rPr>
+          <w:color w:val="000000"/>
+        </w:rPr>
+      </w:pPr>
+      <w:r>
+        <w:rPr>
+          <w:color w:val="000000"/>
+        </w:rPr>
+        <w:t>Efflux genes:</w:t>
+      </w:r>
+      <w:r>
+        <w:rPr>
+          <w:rStyle w:val="apple-converted-space"/>
+          <w:rFonts w:eastAsiaTheme="majorEastAsia"/>
+          <w:color w:val="000000"/>
+        </w:rPr>
+        <w:t> </w:t>
+      </w:r>
+      <w:hyperlink r:id="rId6" w:tgtFrame="_new" w:history="1">
+        <w:r>
+          <w:rPr>
+            <w:rStyle w:val="Hyperlink"/>
+          </w:rPr>
+          <w:t>https://card.mcmaster.ca/download?id=36001&amp;name=antibiotic%20efflux</w:t>
+        </w:r>
+      </w:hyperlink>
+    </w:p>
+    <w:p>
+      <w:pPr>
+        <w:pStyle w:val="NormalWeb"/>
+        <w:numPr>
+          <w:ilvl w:val="0"/>
+          <w:numId w:val="99"/>
+        </w:numPr>
+        <w:rPr>
+          <w:color w:val="000000"/>
+        </w:rPr>
+      </w:pPr>
+      <w:r>
+        <w:rPr>
+          <w:color w:val="000000"/>
+        </w:rPr>
+        <w:t>Selected relationships to include:</w:t>
+      </w:r>
+    </w:p>
+    <w:p>
+      <w:pPr>
+        <w:pStyle w:val="NormalWeb"/>
+        <w:numPr>
+          <w:ilvl w:val="1"/>
+          <w:numId w:val="99"/>
+        </w:numPr>
+        <w:rPr>
+          <w:color w:val="000000"/>
+        </w:rPr>
+      </w:pPr>
+      <w:proofErr w:type="spellStart"/>
+      <w:r>
+        <w:rPr>
+          <w:color w:val="000000"/>
+        </w:rPr>
+        <w:t>part_of</w:t>
+      </w:r>
+      <w:proofErr w:type="spellEnd"/>
+    </w:p>
+    <w:p>
+      <w:pPr>
+        <w:pStyle w:val="NormalWeb"/>
+        <w:numPr>
+          <w:ilvl w:val="1"/>
+          <w:numId w:val="99"/>
+        </w:numPr>
+        <w:rPr>
+          <w:color w:val="000000"/>
+        </w:rPr>
+      </w:pPr>
+      <w:proofErr w:type="spellStart"/>
+      <w:r>
+        <w:rPr>
+          <w:color w:val="000000"/>
+        </w:rPr>
+        <w:t>is_a</w:t>
+      </w:r>
+      <w:proofErr w:type="spellEnd"/>
+    </w:p>
+    <w:p>
+      <w:pPr>
+        <w:pStyle w:val="NormalWeb"/>
+        <w:numPr>
+          <w:ilvl w:val="1"/>
+          <w:numId w:val="99"/>
+        </w:numPr>
+        <w:rPr>
+          <w:color w:val="000000"/>
+        </w:rPr>
+      </w:pPr>
+      <w:proofErr w:type="spellStart"/>
+      <w:r>
+        <w:rPr>
+          <w:color w:val="000000"/>
+        </w:rPr>
+        <w:t>participates_in</w:t>
+      </w:r>
+      <w:proofErr w:type="spellEnd"/>
+    </w:p>
+    <w:p>
+      <w:pPr>
+        <w:pStyle w:val="NormalWeb"/>
+        <w:numPr>
+          <w:ilvl w:val="1"/>
+          <w:numId w:val="99"/>
+        </w:numPr>
+        <w:rPr>
+          <w:color w:val="000000"/>
+        </w:rPr>
+      </w:pPr>
+      <w:proofErr w:type="spellStart"/>
+      <w:r>
+        <w:rPr>
+          <w:color w:val="000000"/>
+        </w:rPr>
+        <w:t>has_part</w:t>
+      </w:r>
+      <w:proofErr w:type="spellEnd"/>
+    </w:p>
+    <w:p>
+      <w:pPr>
+        <w:pStyle w:val="NormalWeb"/>
+        <w:numPr>
+          <w:ilvl w:val="0"/>
+          <w:numId w:val="99"/>
+        </w:numPr>
+        <w:rPr>
           <w:b/>
           <w:bCs/>
           <w:color w:val="000000"/>
-          <w:kern w:val="0"/>
-          <w14:ligatures w14:val="none"/>
-        </w:rPr>
-        <w:t>Description:</w:t>
-      </w:r>
-      <w:r>
-        <w:rPr>
-          <w:rFonts w:ascii="Times New Roman" w:eastAsia="Times New Roman" w:hAnsi="Times New Roman" w:cs="Times New Roman"/>
-          <w:color w:val="000000"/>
-          <w:kern w:val="0"/>
-          <w14:ligatures w14:val="none"/>
-        </w:rPr>
-        <w:t> Annotates predicted proteins for ARGs and VFs.</w:t>
+        </w:rPr>
+      </w:pPr>
+      <w:r>
+        <w:rPr>
+          <w:color w:val="000000"/>
+        </w:rPr>
+        <w:t>Sequences prepared for</w:t>
+      </w:r>
+      <w:r>
+        <w:rPr>
+          <w:rStyle w:val="apple-converted-space"/>
+          <w:rFonts w:eastAsiaTheme="majorEastAsia"/>
+          <w:color w:val="000000"/>
+        </w:rPr>
+        <w:t> </w:t>
+      </w:r>
+      <w:r>
+        <w:rPr>
+          <w:rStyle w:val="Strong"/>
+          <w:rFonts w:eastAsiaTheme="majorEastAsia"/>
+          <w:b w:val="0"/>
+          <w:bCs w:val="0"/>
+          <w:color w:val="000000"/>
+        </w:rPr>
+        <w:t>protein-based analysis (</w:t>
+      </w:r>
+      <w:proofErr w:type="spellStart"/>
+      <w:r>
+        <w:rPr>
+          <w:rStyle w:val="Strong"/>
+          <w:rFonts w:eastAsiaTheme="majorEastAsia"/>
+          <w:b w:val="0"/>
+          <w:bCs w:val="0"/>
+          <w:color w:val="000000"/>
+        </w:rPr>
+        <w:t>BLASTp</w:t>
+      </w:r>
+      <w:proofErr w:type="spellEnd"/>
+      <w:r>
+        <w:rPr>
+          <w:rStyle w:val="Strong"/>
+          <w:rFonts w:eastAsiaTheme="majorEastAsia"/>
+          <w:b w:val="0"/>
+          <w:bCs w:val="0"/>
+          <w:color w:val="000000"/>
+        </w:rPr>
+        <w:t>)</w:t>
       </w:r>
     </w:p>
     <w:p>
       <w:pPr>
-        <w:spacing w:before="100" w:beforeAutospacing="1" w:after="100" w:afterAutospacing="1" w:line="240" w:lineRule="auto"/>
-        <w:rPr>
-          <w:rFonts w:ascii="Times New Roman" w:eastAsia="Times New Roman" w:hAnsi="Times New Roman" w:cs="Times New Roman"/>
-          <w:color w:val="000000"/>
-          <w:kern w:val="0"/>
-          <w14:ligatures w14:val="none"/>
-        </w:rPr>
-      </w:pPr>
-      <w:r>
-        <w:rPr>
-          <w:rFonts w:ascii="Times New Roman" w:eastAsia="Times New Roman" w:hAnsi="Times New Roman" w:cs="Times New Roman"/>
-          <w:b/>
-          <w:bCs/>
-          <w:color w:val="000000"/>
-          <w:kern w:val="0"/>
-          <w14:ligatures w14:val="none"/>
-        </w:rPr>
-        <w:t>Script Locations:</w:t>
+        <w:pStyle w:val="NormalWeb"/>
+        <w:rPr>
+          <w:color w:val="000000"/>
+        </w:rPr>
+      </w:pPr>
+      <w:r>
+        <w:rPr>
+          <w:rStyle w:val="Strong"/>
+          <w:rFonts w:eastAsiaTheme="majorEastAsia"/>
+          <w:color w:val="000000"/>
+        </w:rPr>
+        <w:t>Organized into directories:</w:t>
       </w:r>
     </w:p>
     <w:p>
       <w:pPr>
+        <w:pStyle w:val="NormalWeb"/>
         <w:numPr>
           <w:ilvl w:val="0"/>
-          <w:numId w:val="82"/>
+          <w:numId w:val="100"/>
         </w:numPr>
-        <w:spacing w:before="100" w:beforeAutospacing="1" w:after="100" w:afterAutospacing="1" w:line="240" w:lineRule="auto"/>
-        <w:rPr>
-          <w:rFonts w:ascii="Times New Roman" w:eastAsia="Times New Roman" w:hAnsi="Times New Roman" w:cs="Times New Roman"/>
-          <w:color w:val="000000"/>
-          <w:kern w:val="0"/>
-          <w14:ligatures w14:val="none"/>
-        </w:rPr>
-      </w:pPr>
-      <w:r>
-        <w:rPr>
-          <w:rFonts w:ascii="Times New Roman" w:eastAsia="Times New Roman" w:hAnsi="Times New Roman" w:cs="Times New Roman"/>
-          <w:color w:val="000000"/>
-          <w:kern w:val="0"/>
-          <w14:ligatures w14:val="none"/>
-        </w:rPr>
-        <w:t>Scripts/Scripts_for_Dataset1/</w:t>
-      </w:r>
+        <w:rPr>
+          <w:color w:val="000000"/>
+        </w:rPr>
+      </w:pPr>
       <w:proofErr w:type="spellStart"/>
       <w:r>
         <w:rPr>
-          <w:rFonts w:ascii="Times New Roman" w:eastAsia="Times New Roman" w:hAnsi="Times New Roman" w:cs="Times New Roman"/>
-          <w:color w:val="000000"/>
-          <w:kern w:val="0"/>
-          <w14:ligatures w14:val="none"/>
-        </w:rPr>
-        <w:t>ARG_scripts</w:t>
+          <w:color w:val="000000"/>
+        </w:rPr>
+        <w:t>ARG_antibiotic_inactivation</w:t>
       </w:r>
       <w:proofErr w:type="spellEnd"/>
       <w:r>
         <w:rPr>
-          <w:rFonts w:ascii="Times New Roman" w:eastAsia="Times New Roman" w:hAnsi="Times New Roman" w:cs="Times New Roman"/>
-          <w:color w:val="000000"/>
-          <w:kern w:val="0"/>
-          <w14:ligatures w14:val="none"/>
+          <w:color w:val="000000"/>
         </w:rPr>
         <w:t>/</w:t>
       </w:r>
     </w:p>
     <w:p>
       <w:pPr>
+        <w:pStyle w:val="NormalWeb"/>
         <w:numPr>
           <w:ilvl w:val="0"/>
-          <w:numId w:val="82"/>
+          <w:numId w:val="100"/>
         </w:numPr>
-        <w:spacing w:before="100" w:beforeAutospacing="1" w:after="100" w:afterAutospacing="1" w:line="240" w:lineRule="auto"/>
-        <w:rPr>
-          <w:rFonts w:ascii="Times New Roman" w:eastAsia="Times New Roman" w:hAnsi="Times New Roman" w:cs="Times New Roman"/>
-          <w:color w:val="000000"/>
-          <w:kern w:val="0"/>
-          <w14:ligatures w14:val="none"/>
-        </w:rPr>
-      </w:pPr>
-      <w:r>
-        <w:rPr>
-          <w:rFonts w:ascii="Times New Roman" w:eastAsia="Times New Roman" w:hAnsi="Times New Roman" w:cs="Times New Roman"/>
-          <w:color w:val="000000"/>
-          <w:kern w:val="0"/>
-          <w14:ligatures w14:val="none"/>
-        </w:rPr>
-        <w:t>Scripts/Scripts_for_Dataset1/</w:t>
-      </w:r>
+        <w:rPr>
+          <w:color w:val="000000"/>
+        </w:rPr>
+      </w:pPr>
       <w:proofErr w:type="spellStart"/>
       <w:r>
         <w:rPr>
-          <w:rFonts w:ascii="Times New Roman" w:eastAsia="Times New Roman" w:hAnsi="Times New Roman" w:cs="Times New Roman"/>
-          <w:color w:val="000000"/>
-          <w:kern w:val="0"/>
-          <w14:ligatures w14:val="none"/>
-        </w:rPr>
-        <w:t>Virulence_factor_scripts</w:t>
+          <w:color w:val="000000"/>
+        </w:rPr>
+        <w:t>ARG_antibiotic_efflux</w:t>
       </w:r>
       <w:proofErr w:type="spellEnd"/>
       <w:r>
         <w:rPr>
-          <w:rFonts w:ascii="Times New Roman" w:eastAsia="Times New Roman" w:hAnsi="Times New Roman" w:cs="Times New Roman"/>
-          <w:color w:val="000000"/>
-          <w:kern w:val="0"/>
-          <w14:ligatures w14:val="none"/>
+          <w:color w:val="000000"/>
         </w:rPr>
         <w:t>/</w:t>
       </w:r>
     </w:p>
     <w:p>
       <w:pPr>
+        <w:rPr>
+          <w:rFonts w:ascii="Times New Roman" w:hAnsi="Times New Roman" w:cs="Times New Roman"/>
+        </w:rPr>
+      </w:pPr>
+      <w:r>
+        <w:rPr>
+          <w:rFonts w:ascii="Times New Roman" w:hAnsi="Times New Roman" w:cs="Times New Roman"/>
+          <w:noProof/>
+        </w:rPr>
+      </w:r>
+      <w:r>
+        <w:rPr>
+          <w:rFonts w:ascii="Times New Roman" w:hAnsi="Times New Roman" w:cs="Times New Roman"/>
+          <w:noProof/>
+        </w:rPr>
+        <w:pict w14:anchorId="0327CAEF">
+          <v:rect id="_x0000_i1155" alt="" style="width:468pt;height:.05pt;mso-width-percent:0;mso-height-percent:0;mso-width-percent:0;mso-height-percent:0" o:hralign="center" o:hrstd="t" o:hr="t" fillcolor="#a0a0a0" stroked="f"/>
+        </w:pict>
+      </w:r>
+    </w:p>
+    <w:p>
+      <w:pPr>
+        <w:pStyle w:val="Heading4"/>
+        <w:rPr>
+          <w:rFonts w:ascii="Times New Roman" w:hAnsi="Times New Roman" w:cs="Times New Roman"/>
+          <w:i w:val="0"/>
+          <w:iCs w:val="0"/>
+          <w:color w:val="000000"/>
+        </w:rPr>
+      </w:pPr>
+      <w:r>
+        <w:rPr>
+          <w:rStyle w:val="Strong"/>
+          <w:rFonts w:ascii="Times New Roman" w:hAnsi="Times New Roman" w:cs="Times New Roman"/>
+          <w:i w:val="0"/>
+          <w:iCs w:val="0"/>
+          <w:color w:val="000000"/>
+        </w:rPr>
+        <w:t>3. Download VFDB sequences</w:t>
+      </w:r>
+    </w:p>
+    <w:p>
+      <w:pPr>
+        <w:pStyle w:val="NormalWeb"/>
         <w:numPr>
           <w:ilvl w:val="0"/>
-          <w:numId w:val="82"/>
+          <w:numId w:val="101"/>
         </w:numPr>
-        <w:spacing w:before="100" w:beforeAutospacing="1" w:after="100" w:afterAutospacing="1" w:line="240" w:lineRule="auto"/>
-        <w:rPr>
-          <w:rFonts w:ascii="Times New Roman" w:eastAsia="Times New Roman" w:hAnsi="Times New Roman" w:cs="Times New Roman"/>
-          <w:color w:val="000000"/>
-          <w:kern w:val="0"/>
-          <w14:ligatures w14:val="none"/>
-        </w:rPr>
-      </w:pPr>
-      <w:r>
-        <w:rPr>
-          <w:rFonts w:ascii="Times New Roman" w:eastAsia="Times New Roman" w:hAnsi="Times New Roman" w:cs="Times New Roman"/>
-          <w:color w:val="000000"/>
-          <w:kern w:val="0"/>
-          <w14:ligatures w14:val="none"/>
-        </w:rPr>
-        <w:t>Scripts/Scripts_for_Dataset2/</w:t>
-      </w:r>
-      <w:proofErr w:type="spellStart"/>
-      <w:r>
-        <w:rPr>
-          <w:rFonts w:ascii="Times New Roman" w:eastAsia="Times New Roman" w:hAnsi="Times New Roman" w:cs="Times New Roman"/>
-          <w:color w:val="000000"/>
-          <w:kern w:val="0"/>
-          <w14:ligatures w14:val="none"/>
-        </w:rPr>
-        <w:t>ARG_scripts</w:t>
-      </w:r>
-      <w:proofErr w:type="spellEnd"/>
-      <w:r>
-        <w:rPr>
-          <w:rFonts w:ascii="Times New Roman" w:eastAsia="Times New Roman" w:hAnsi="Times New Roman" w:cs="Times New Roman"/>
-          <w:color w:val="000000"/>
-          <w:kern w:val="0"/>
-          <w14:ligatures w14:val="none"/>
-        </w:rPr>
-        <w:t>/</w:t>
+        <w:rPr>
+          <w:color w:val="000000"/>
+        </w:rPr>
+      </w:pPr>
+      <w:r>
+        <w:rPr>
+          <w:color w:val="000000"/>
+        </w:rPr>
+        <w:t>Downloaded</w:t>
+      </w:r>
+      <w:r>
+        <w:rPr>
+          <w:rStyle w:val="apple-converted-space"/>
+          <w:rFonts w:eastAsiaTheme="majorEastAsia"/>
+          <w:color w:val="000000"/>
+        </w:rPr>
+        <w:t> </w:t>
+      </w:r>
+      <w:r>
+        <w:rPr>
+          <w:rStyle w:val="Strong"/>
+          <w:rFonts w:eastAsiaTheme="majorEastAsia"/>
+          <w:b w:val="0"/>
+          <w:bCs w:val="0"/>
+          <w:color w:val="000000"/>
+        </w:rPr>
+        <w:t>VFDB Set B protein sequences</w:t>
       </w:r>
     </w:p>
     <w:p>
       <w:pPr>
+        <w:pStyle w:val="NormalWeb"/>
+        <w:rPr>
+          <w:color w:val="000000"/>
+        </w:rPr>
+      </w:pPr>
+      <w:r>
+        <w:rPr>
+          <w:rStyle w:val="Strong"/>
+          <w:rFonts w:eastAsiaTheme="majorEastAsia"/>
+          <w:color w:val="000000"/>
+        </w:rPr>
+        <w:t>Organized into directory:</w:t>
+      </w:r>
+    </w:p>
+    <w:p>
+      <w:pPr>
+        <w:pStyle w:val="NormalWeb"/>
         <w:numPr>
           <w:ilvl w:val="0"/>
-          <w:numId w:val="82"/>
+          <w:numId w:val="102"/>
         </w:numPr>
-        <w:spacing w:before="100" w:beforeAutospacing="1" w:after="100" w:afterAutospacing="1" w:line="240" w:lineRule="auto"/>
-        <w:rPr>
-          <w:rFonts w:ascii="Times New Roman" w:eastAsia="Times New Roman" w:hAnsi="Times New Roman" w:cs="Times New Roman"/>
-          <w:color w:val="000000"/>
-          <w:kern w:val="0"/>
-          <w14:ligatures w14:val="none"/>
-        </w:rPr>
-      </w:pPr>
-      <w:r>
-        <w:rPr>
-          <w:rFonts w:ascii="Times New Roman" w:eastAsia="Times New Roman" w:hAnsi="Times New Roman" w:cs="Times New Roman"/>
-          <w:color w:val="000000"/>
-          <w:kern w:val="0"/>
-          <w14:ligatures w14:val="none"/>
-        </w:rPr>
-        <w:t>Scripts/Scripts_for_Dataset2/</w:t>
-      </w:r>
+        <w:rPr>
+          <w:color w:val="000000"/>
+        </w:rPr>
+      </w:pPr>
       <w:proofErr w:type="spellStart"/>
       <w:r>
         <w:rPr>
-          <w:rFonts w:ascii="Times New Roman" w:eastAsia="Times New Roman" w:hAnsi="Times New Roman" w:cs="Times New Roman"/>
-          <w:color w:val="000000"/>
-          <w:kern w:val="0"/>
-          <w14:ligatures w14:val="none"/>
-        </w:rPr>
-        <w:t>Virulence_factor_scripts</w:t>
+          <w:color w:val="000000"/>
+        </w:rPr>
+        <w:t>virulence_factor_DB</w:t>
       </w:r>
       <w:proofErr w:type="spellEnd"/>
       <w:r>
         <w:rPr>
-          <w:rFonts w:ascii="Times New Roman" w:eastAsia="Times New Roman" w:hAnsi="Times New Roman" w:cs="Times New Roman"/>
-          <w:color w:val="000000"/>
-          <w:kern w:val="0"/>
-          <w14:ligatures w14:val="none"/>
+          <w:color w:val="000000"/>
         </w:rPr>
         <w:t>/</w:t>
       </w:r>
     </w:p>
     <w:p>
       <w:pPr>
-        <w:spacing w:before="100" w:beforeAutospacing="1" w:after="100" w:afterAutospacing="1" w:line="240" w:lineRule="auto"/>
-        <w:rPr>
-          <w:rFonts w:ascii="Times New Roman" w:eastAsia="Times New Roman" w:hAnsi="Times New Roman" w:cs="Times New Roman"/>
-          <w:color w:val="000000"/>
-          <w:kern w:val="0"/>
-          <w14:ligatures w14:val="none"/>
-        </w:rPr>
-      </w:pPr>
-      <w:r>
-        <w:rPr>
-          <w:rFonts w:ascii="Times New Roman" w:eastAsia="Times New Roman" w:hAnsi="Times New Roman" w:cs="Times New Roman"/>
-          <w:b/>
-          <w:bCs/>
-          <w:color w:val="000000"/>
-          <w:kern w:val="0"/>
-          <w14:ligatures w14:val="none"/>
-        </w:rPr>
-        <w:t>Content:</w:t>
-      </w:r>
-      <w:r>
-        <w:rPr>
-          <w:rFonts w:ascii="Times New Roman" w:eastAsia="Times New Roman" w:hAnsi="Times New Roman" w:cs="Times New Roman"/>
-          <w:color w:val="000000"/>
-          <w:kern w:val="0"/>
-          <w14:ligatures w14:val="none"/>
-        </w:rPr>
-        <w:t> </w:t>
-      </w:r>
-      <w:proofErr w:type="spellStart"/>
-      <w:r>
-        <w:rPr>
-          <w:rFonts w:ascii="Times New Roman" w:eastAsia="Times New Roman" w:hAnsi="Times New Roman" w:cs="Times New Roman"/>
-          <w:color w:val="000000"/>
-          <w:kern w:val="0"/>
-          <w14:ligatures w14:val="none"/>
-        </w:rPr>
-        <w:t>BLASTp</w:t>
-      </w:r>
-      <w:proofErr w:type="spellEnd"/>
-      <w:r>
-        <w:rPr>
-          <w:rFonts w:ascii="Times New Roman" w:eastAsia="Times New Roman" w:hAnsi="Times New Roman" w:cs="Times New Roman"/>
-          <w:color w:val="000000"/>
-          <w:kern w:val="0"/>
-          <w14:ligatures w14:val="none"/>
-        </w:rPr>
-        <w:t xml:space="preserve"> commands, databases, post-processing scripts</w:t>
+        <w:rPr>
+          <w:rFonts w:ascii="Times New Roman" w:hAnsi="Times New Roman" w:cs="Times New Roman"/>
+        </w:rPr>
+      </w:pPr>
+      <w:r>
+        <w:rPr>
+          <w:rFonts w:ascii="Times New Roman" w:hAnsi="Times New Roman" w:cs="Times New Roman"/>
+          <w:noProof/>
+        </w:rPr>
+      </w:r>
+      <w:r>
+        <w:rPr>
+          <w:rFonts w:ascii="Times New Roman" w:hAnsi="Times New Roman" w:cs="Times New Roman"/>
+          <w:noProof/>
+        </w:rPr>
+        <w:pict w14:anchorId="28A0F151">
+          <v:rect id="_x0000_i1156" alt="" style="width:468pt;height:.05pt;mso-width-percent:0;mso-height-percent:0;mso-width-percent:0;mso-height-percent:0" o:hralign="center" o:hrstd="t" o:hr="t" fillcolor="#a0a0a0" stroked="f"/>
+        </w:pict>
       </w:r>
     </w:p>
     <w:p>
       <w:pPr>
-        <w:spacing w:after="0" w:line="240" w:lineRule="auto"/>
+        <w:pStyle w:val="Heading4"/>
+        <w:rPr>
+          <w:rFonts w:ascii="Times New Roman" w:hAnsi="Times New Roman" w:cs="Times New Roman"/>
+          <w:i w:val="0"/>
+          <w:iCs w:val="0"/>
+          <w:color w:val="000000"/>
+        </w:rPr>
+      </w:pPr>
+      <w:r>
+        <w:rPr>
+          <w:rStyle w:val="Strong"/>
+          <w:rFonts w:ascii="Times New Roman" w:hAnsi="Times New Roman" w:cs="Times New Roman"/>
+          <w:i w:val="0"/>
+          <w:iCs w:val="0"/>
+          <w:color w:val="000000"/>
+        </w:rPr>
+        <w:t>4. Create BLAST Databases (Protein)</w:t>
+      </w:r>
+    </w:p>
+    <w:p>
+      <w:pPr>
+        <w:pStyle w:val="HTMLPreformatted"/>
+        <w:rPr>
+          <w:rFonts w:ascii="Times New Roman" w:hAnsi="Times New Roman" w:cs="Times New Roman"/>
+          <w:color w:val="000000"/>
+          <w:sz w:val="24"/>
+          <w:szCs w:val="24"/>
+        </w:rPr>
+      </w:pPr>
+      <w:r>
+        <w:rPr>
+          <w:rStyle w:val="6"/>
+          <w:rFonts w:ascii="Times New Roman" w:hAnsi="Times New Roman" w:cs="Times New Roman"/>
+          <w:color w:val="000000"/>
+          <w:sz w:val="24"/>
+          <w:szCs w:val="24"/>
+        </w:rPr>
+        <w:t># ARG</w:t>
+      </w:r>
+      <w:r>
+        <w:rPr>
+          <w:rFonts w:ascii="Times New Roman" w:hAnsi="Times New Roman" w:cs="Times New Roman"/>
+          <w:color w:val="000000"/>
+          <w:sz w:val="24"/>
+          <w:szCs w:val="24"/>
+        </w:rPr>
+        <w:br/>
+      </w:r>
+      <w:proofErr w:type="spellStart"/>
+      <w:r>
+        <w:rPr>
+          <w:rFonts w:ascii="Times New Roman" w:hAnsi="Times New Roman" w:cs="Times New Roman"/>
+          <w:color w:val="000000"/>
+          <w:sz w:val="24"/>
+          <w:szCs w:val="24"/>
+        </w:rPr>
+        <w:t>makeblastdb</w:t>
+      </w:r>
+      <w:proofErr w:type="spellEnd"/>
+      <w:r>
+        <w:rPr>
+          <w:rFonts w:ascii="Times New Roman" w:hAnsi="Times New Roman" w:cs="Times New Roman"/>
+          <w:color w:val="000000"/>
+          <w:sz w:val="24"/>
+          <w:szCs w:val="24"/>
+        </w:rPr>
+        <w:t xml:space="preserve"> </w:t>
+      </w:r>
+      <w:r>
+        <w:rPr>
+          <w:rStyle w:val="f"/>
+          <w:rFonts w:ascii="Times New Roman" w:eastAsiaTheme="majorEastAsia" w:hAnsi="Times New Roman" w:cs="Times New Roman"/>
+          <w:color w:val="000000"/>
+          <w:sz w:val="24"/>
+          <w:szCs w:val="24"/>
+        </w:rPr>
+        <w:t>-in</w:t>
+      </w:r>
+      <w:r>
+        <w:rPr>
+          <w:rFonts w:ascii="Times New Roman" w:hAnsi="Times New Roman" w:cs="Times New Roman"/>
+          <w:color w:val="000000"/>
+          <w:sz w:val="24"/>
+          <w:szCs w:val="24"/>
+        </w:rPr>
+        <w:t xml:space="preserve"> </w:t>
+      </w:r>
+      <w:proofErr w:type="spellStart"/>
+      <w:r>
+        <w:rPr>
+          <w:rFonts w:ascii="Times New Roman" w:hAnsi="Times New Roman" w:cs="Times New Roman"/>
+          <w:color w:val="000000"/>
+          <w:sz w:val="24"/>
+          <w:szCs w:val="24"/>
+        </w:rPr>
+        <w:t>ARG_antibiotic_inactivation</w:t>
+      </w:r>
+      <w:proofErr w:type="spellEnd"/>
+      <w:r>
+        <w:rPr>
+          <w:rFonts w:ascii="Times New Roman" w:hAnsi="Times New Roman" w:cs="Times New Roman"/>
+          <w:color w:val="000000"/>
+          <w:sz w:val="24"/>
+          <w:szCs w:val="24"/>
+        </w:rPr>
+        <w:t>/&lt;</w:t>
+      </w:r>
+      <w:proofErr w:type="spellStart"/>
+      <w:r>
+        <w:rPr>
+          <w:rFonts w:ascii="Times New Roman" w:hAnsi="Times New Roman" w:cs="Times New Roman"/>
+          <w:color w:val="000000"/>
+          <w:sz w:val="24"/>
+          <w:szCs w:val="24"/>
+        </w:rPr>
+        <w:t>ARG_file</w:t>
+      </w:r>
+      <w:proofErr w:type="spellEnd"/>
+      <w:proofErr w:type="gramStart"/>
+      <w:r>
+        <w:rPr>
+          <w:rFonts w:ascii="Times New Roman" w:hAnsi="Times New Roman" w:cs="Times New Roman"/>
+          <w:color w:val="000000"/>
+          <w:sz w:val="24"/>
+          <w:szCs w:val="24"/>
+        </w:rPr>
+        <w:t>&gt;.</w:t>
+      </w:r>
+      <w:proofErr w:type="spellStart"/>
+      <w:r>
+        <w:rPr>
+          <w:rFonts w:ascii="Times New Roman" w:hAnsi="Times New Roman" w:cs="Times New Roman"/>
+          <w:color w:val="000000"/>
+          <w:sz w:val="24"/>
+          <w:szCs w:val="24"/>
+        </w:rPr>
+        <w:t>fasta</w:t>
+      </w:r>
+      <w:proofErr w:type="spellEnd"/>
+      <w:proofErr w:type="gramEnd"/>
+      <w:r>
+        <w:rPr>
+          <w:rFonts w:ascii="Times New Roman" w:hAnsi="Times New Roman" w:cs="Times New Roman"/>
+          <w:color w:val="000000"/>
+          <w:sz w:val="24"/>
+          <w:szCs w:val="24"/>
+        </w:rPr>
+        <w:t xml:space="preserve"> </w:t>
+      </w:r>
+      <w:r>
+        <w:rPr>
+          <w:rStyle w:val="f"/>
+          <w:rFonts w:ascii="Times New Roman" w:eastAsiaTheme="majorEastAsia" w:hAnsi="Times New Roman" w:cs="Times New Roman"/>
+          <w:color w:val="000000"/>
+          <w:sz w:val="24"/>
+          <w:szCs w:val="24"/>
+        </w:rPr>
+        <w:t>-</w:t>
+      </w:r>
+      <w:proofErr w:type="spellStart"/>
+      <w:r>
+        <w:rPr>
+          <w:rStyle w:val="f"/>
+          <w:rFonts w:ascii="Times New Roman" w:eastAsiaTheme="majorEastAsia" w:hAnsi="Times New Roman" w:cs="Times New Roman"/>
+          <w:color w:val="000000"/>
+          <w:sz w:val="24"/>
+          <w:szCs w:val="24"/>
+        </w:rPr>
+        <w:t>dbtype</w:t>
+      </w:r>
+      <w:proofErr w:type="spellEnd"/>
+      <w:r>
+        <w:rPr>
+          <w:rFonts w:ascii="Times New Roman" w:hAnsi="Times New Roman" w:cs="Times New Roman"/>
+          <w:color w:val="000000"/>
+          <w:sz w:val="24"/>
+          <w:szCs w:val="24"/>
+        </w:rPr>
+        <w:t xml:space="preserve"> </w:t>
+      </w:r>
+      <w:proofErr w:type="spellStart"/>
+      <w:r>
+        <w:rPr>
+          <w:rFonts w:ascii="Times New Roman" w:hAnsi="Times New Roman" w:cs="Times New Roman"/>
+          <w:color w:val="000000"/>
+          <w:sz w:val="24"/>
+          <w:szCs w:val="24"/>
+        </w:rPr>
+        <w:t>prot</w:t>
+      </w:r>
+      <w:proofErr w:type="spellEnd"/>
+      <w:r>
+        <w:rPr>
+          <w:rFonts w:ascii="Times New Roman" w:hAnsi="Times New Roman" w:cs="Times New Roman"/>
+          <w:color w:val="000000"/>
+          <w:sz w:val="24"/>
+          <w:szCs w:val="24"/>
+        </w:rPr>
+        <w:t xml:space="preserve"> </w:t>
+      </w:r>
+      <w:r>
+        <w:rPr>
+          <w:rStyle w:val="f"/>
+          <w:rFonts w:ascii="Times New Roman" w:eastAsiaTheme="majorEastAsia" w:hAnsi="Times New Roman" w:cs="Times New Roman"/>
+          <w:color w:val="000000"/>
+          <w:sz w:val="24"/>
+          <w:szCs w:val="24"/>
+        </w:rPr>
+        <w:t>-out</w:t>
+      </w:r>
+      <w:r>
+        <w:rPr>
+          <w:rFonts w:ascii="Times New Roman" w:hAnsi="Times New Roman" w:cs="Times New Roman"/>
+          <w:color w:val="000000"/>
+          <w:sz w:val="24"/>
+          <w:szCs w:val="24"/>
+        </w:rPr>
+        <w:t xml:space="preserve"> </w:t>
+      </w:r>
+      <w:proofErr w:type="spellStart"/>
+      <w:r>
+        <w:rPr>
+          <w:rFonts w:ascii="Times New Roman" w:hAnsi="Times New Roman" w:cs="Times New Roman"/>
+          <w:color w:val="000000"/>
+          <w:sz w:val="24"/>
+          <w:szCs w:val="24"/>
+        </w:rPr>
+        <w:t>blast_db_antibiotic_inactivation</w:t>
+      </w:r>
+      <w:proofErr w:type="spellEnd"/>
+      <w:r>
+        <w:rPr>
+          <w:rFonts w:ascii="Times New Roman" w:hAnsi="Times New Roman" w:cs="Times New Roman"/>
+          <w:color w:val="000000"/>
+          <w:sz w:val="24"/>
+          <w:szCs w:val="24"/>
+        </w:rPr>
+        <w:t>/</w:t>
+      </w:r>
+      <w:proofErr w:type="spellStart"/>
+      <w:r>
+        <w:rPr>
+          <w:rFonts w:ascii="Times New Roman" w:hAnsi="Times New Roman" w:cs="Times New Roman"/>
+          <w:color w:val="000000"/>
+          <w:sz w:val="24"/>
+          <w:szCs w:val="24"/>
+        </w:rPr>
+        <w:t>ARG_inactivation</w:t>
+      </w:r>
+      <w:proofErr w:type="spellEnd"/>
+      <w:r>
+        <w:rPr>
+          <w:rFonts w:ascii="Times New Roman" w:hAnsi="Times New Roman" w:cs="Times New Roman"/>
+          <w:color w:val="000000"/>
+          <w:sz w:val="24"/>
+          <w:szCs w:val="24"/>
+        </w:rPr>
+        <w:br/>
+      </w:r>
+      <w:proofErr w:type="spellStart"/>
+      <w:r>
+        <w:rPr>
+          <w:rFonts w:ascii="Times New Roman" w:hAnsi="Times New Roman" w:cs="Times New Roman"/>
+          <w:color w:val="000000"/>
+          <w:sz w:val="24"/>
+          <w:szCs w:val="24"/>
+        </w:rPr>
+        <w:t>makeblastdb</w:t>
+      </w:r>
+      <w:proofErr w:type="spellEnd"/>
+      <w:r>
+        <w:rPr>
+          <w:rFonts w:ascii="Times New Roman" w:hAnsi="Times New Roman" w:cs="Times New Roman"/>
+          <w:color w:val="000000"/>
+          <w:sz w:val="24"/>
+          <w:szCs w:val="24"/>
+        </w:rPr>
+        <w:t xml:space="preserve"> </w:t>
+      </w:r>
+      <w:r>
+        <w:rPr>
+          <w:rStyle w:val="f"/>
+          <w:rFonts w:ascii="Times New Roman" w:eastAsiaTheme="majorEastAsia" w:hAnsi="Times New Roman" w:cs="Times New Roman"/>
+          <w:color w:val="000000"/>
+          <w:sz w:val="24"/>
+          <w:szCs w:val="24"/>
+        </w:rPr>
+        <w:t>-in</w:t>
+      </w:r>
+      <w:r>
+        <w:rPr>
+          <w:rFonts w:ascii="Times New Roman" w:hAnsi="Times New Roman" w:cs="Times New Roman"/>
+          <w:color w:val="000000"/>
+          <w:sz w:val="24"/>
+          <w:szCs w:val="24"/>
+        </w:rPr>
+        <w:t xml:space="preserve"> </w:t>
+      </w:r>
+      <w:proofErr w:type="spellStart"/>
+      <w:r>
+        <w:rPr>
+          <w:rFonts w:ascii="Times New Roman" w:hAnsi="Times New Roman" w:cs="Times New Roman"/>
+          <w:color w:val="000000"/>
+          <w:sz w:val="24"/>
+          <w:szCs w:val="24"/>
+        </w:rPr>
+        <w:t>ARG_antibiotic_efflux</w:t>
+      </w:r>
+      <w:proofErr w:type="spellEnd"/>
+      <w:r>
+        <w:rPr>
+          <w:rFonts w:ascii="Times New Roman" w:hAnsi="Times New Roman" w:cs="Times New Roman"/>
+          <w:color w:val="000000"/>
+          <w:sz w:val="24"/>
+          <w:szCs w:val="24"/>
+        </w:rPr>
+        <w:t>/&lt;</w:t>
+      </w:r>
+      <w:proofErr w:type="spellStart"/>
+      <w:r>
+        <w:rPr>
+          <w:rFonts w:ascii="Times New Roman" w:hAnsi="Times New Roman" w:cs="Times New Roman"/>
+          <w:color w:val="000000"/>
+          <w:sz w:val="24"/>
+          <w:szCs w:val="24"/>
+        </w:rPr>
+        <w:t>ARG_file</w:t>
+      </w:r>
+      <w:proofErr w:type="spellEnd"/>
+      <w:proofErr w:type="gramStart"/>
+      <w:r>
+        <w:rPr>
+          <w:rFonts w:ascii="Times New Roman" w:hAnsi="Times New Roman" w:cs="Times New Roman"/>
+          <w:color w:val="000000"/>
+          <w:sz w:val="24"/>
+          <w:szCs w:val="24"/>
+        </w:rPr>
+        <w:t>&gt;.</w:t>
+      </w:r>
+      <w:proofErr w:type="spellStart"/>
+      <w:r>
+        <w:rPr>
+          <w:rFonts w:ascii="Times New Roman" w:hAnsi="Times New Roman" w:cs="Times New Roman"/>
+          <w:color w:val="000000"/>
+          <w:sz w:val="24"/>
+          <w:szCs w:val="24"/>
+        </w:rPr>
+        <w:t>fasta</w:t>
+      </w:r>
+      <w:proofErr w:type="spellEnd"/>
+      <w:proofErr w:type="gramEnd"/>
+      <w:r>
+        <w:rPr>
+          <w:rFonts w:ascii="Times New Roman" w:hAnsi="Times New Roman" w:cs="Times New Roman"/>
+          <w:color w:val="000000"/>
+          <w:sz w:val="24"/>
+          <w:szCs w:val="24"/>
+        </w:rPr>
+        <w:t xml:space="preserve"> </w:t>
+      </w:r>
+      <w:r>
+        <w:rPr>
+          <w:rStyle w:val="f"/>
+          <w:rFonts w:ascii="Times New Roman" w:eastAsiaTheme="majorEastAsia" w:hAnsi="Times New Roman" w:cs="Times New Roman"/>
+          <w:color w:val="000000"/>
+          <w:sz w:val="24"/>
+          <w:szCs w:val="24"/>
+        </w:rPr>
+        <w:t>-</w:t>
+      </w:r>
+      <w:proofErr w:type="spellStart"/>
+      <w:r>
+        <w:rPr>
+          <w:rStyle w:val="f"/>
+          <w:rFonts w:ascii="Times New Roman" w:eastAsiaTheme="majorEastAsia" w:hAnsi="Times New Roman" w:cs="Times New Roman"/>
+          <w:color w:val="000000"/>
+          <w:sz w:val="24"/>
+          <w:szCs w:val="24"/>
+        </w:rPr>
+        <w:t>dbtype</w:t>
+      </w:r>
+      <w:proofErr w:type="spellEnd"/>
+      <w:r>
+        <w:rPr>
+          <w:rFonts w:ascii="Times New Roman" w:hAnsi="Times New Roman" w:cs="Times New Roman"/>
+          <w:color w:val="000000"/>
+          <w:sz w:val="24"/>
+          <w:szCs w:val="24"/>
+        </w:rPr>
+        <w:t xml:space="preserve"> </w:t>
+      </w:r>
+      <w:proofErr w:type="spellStart"/>
+      <w:r>
+        <w:rPr>
+          <w:rFonts w:ascii="Times New Roman" w:hAnsi="Times New Roman" w:cs="Times New Roman"/>
+          <w:color w:val="000000"/>
+          <w:sz w:val="24"/>
+          <w:szCs w:val="24"/>
+        </w:rPr>
+        <w:t>prot</w:t>
+      </w:r>
+      <w:proofErr w:type="spellEnd"/>
+      <w:r>
+        <w:rPr>
+          <w:rFonts w:ascii="Times New Roman" w:hAnsi="Times New Roman" w:cs="Times New Roman"/>
+          <w:color w:val="000000"/>
+          <w:sz w:val="24"/>
+          <w:szCs w:val="24"/>
+        </w:rPr>
+        <w:t xml:space="preserve"> </w:t>
+      </w:r>
+      <w:r>
+        <w:rPr>
+          <w:rStyle w:val="f"/>
+          <w:rFonts w:ascii="Times New Roman" w:eastAsiaTheme="majorEastAsia" w:hAnsi="Times New Roman" w:cs="Times New Roman"/>
+          <w:color w:val="000000"/>
+          <w:sz w:val="24"/>
+          <w:szCs w:val="24"/>
+        </w:rPr>
+        <w:t>-out</w:t>
+      </w:r>
+      <w:r>
+        <w:rPr>
+          <w:rFonts w:ascii="Times New Roman" w:hAnsi="Times New Roman" w:cs="Times New Roman"/>
+          <w:color w:val="000000"/>
+          <w:sz w:val="24"/>
+          <w:szCs w:val="24"/>
+        </w:rPr>
+        <w:t xml:space="preserve"> </w:t>
+      </w:r>
+      <w:proofErr w:type="spellStart"/>
+      <w:r>
+        <w:rPr>
+          <w:rFonts w:ascii="Times New Roman" w:hAnsi="Times New Roman" w:cs="Times New Roman"/>
+          <w:color w:val="000000"/>
+          <w:sz w:val="24"/>
+          <w:szCs w:val="24"/>
+        </w:rPr>
+        <w:t>blast_db_antibiotic_efflux</w:t>
+      </w:r>
+      <w:proofErr w:type="spellEnd"/>
+      <w:r>
+        <w:rPr>
+          <w:rFonts w:ascii="Times New Roman" w:hAnsi="Times New Roman" w:cs="Times New Roman"/>
+          <w:color w:val="000000"/>
+          <w:sz w:val="24"/>
+          <w:szCs w:val="24"/>
+        </w:rPr>
+        <w:t>/</w:t>
+      </w:r>
+      <w:proofErr w:type="spellStart"/>
+      <w:r>
+        <w:rPr>
+          <w:rFonts w:ascii="Times New Roman" w:hAnsi="Times New Roman" w:cs="Times New Roman"/>
+          <w:color w:val="000000"/>
+          <w:sz w:val="24"/>
+          <w:szCs w:val="24"/>
+        </w:rPr>
+        <w:t>ARG_efflux</w:t>
+      </w:r>
+      <w:proofErr w:type="spellEnd"/>
+      <w:r>
+        <w:rPr>
+          <w:rFonts w:ascii="Times New Roman" w:hAnsi="Times New Roman" w:cs="Times New Roman"/>
+          <w:color w:val="000000"/>
+          <w:sz w:val="24"/>
+          <w:szCs w:val="24"/>
+        </w:rPr>
+        <w:br/>
+      </w:r>
+      <w:r>
+        <w:rPr>
+          <w:rFonts w:ascii="Times New Roman" w:hAnsi="Times New Roman" w:cs="Times New Roman"/>
+          <w:color w:val="000000"/>
+          <w:sz w:val="24"/>
+          <w:szCs w:val="24"/>
+        </w:rPr>
+        <w:br/>
+      </w:r>
+      <w:r>
+        <w:rPr>
+          <w:rStyle w:val="6"/>
+          <w:rFonts w:ascii="Times New Roman" w:hAnsi="Times New Roman" w:cs="Times New Roman"/>
+          <w:color w:val="000000"/>
+          <w:sz w:val="24"/>
+          <w:szCs w:val="24"/>
+        </w:rPr>
+        <w:t># VFDB (Set B)</w:t>
+      </w:r>
+      <w:r>
+        <w:rPr>
+          <w:rFonts w:ascii="Times New Roman" w:hAnsi="Times New Roman" w:cs="Times New Roman"/>
+          <w:color w:val="000000"/>
+          <w:sz w:val="24"/>
+          <w:szCs w:val="24"/>
+        </w:rPr>
+        <w:br/>
+      </w:r>
+      <w:proofErr w:type="spellStart"/>
+      <w:r>
+        <w:rPr>
+          <w:rFonts w:ascii="Times New Roman" w:hAnsi="Times New Roman" w:cs="Times New Roman"/>
+          <w:color w:val="000000"/>
+          <w:sz w:val="24"/>
+          <w:szCs w:val="24"/>
+        </w:rPr>
+        <w:t>makeblastdb</w:t>
+      </w:r>
+      <w:proofErr w:type="spellEnd"/>
+      <w:r>
+        <w:rPr>
+          <w:rFonts w:ascii="Times New Roman" w:hAnsi="Times New Roman" w:cs="Times New Roman"/>
+          <w:color w:val="000000"/>
+          <w:sz w:val="24"/>
+          <w:szCs w:val="24"/>
+        </w:rPr>
+        <w:t xml:space="preserve"> </w:t>
+      </w:r>
+      <w:r>
+        <w:rPr>
+          <w:rStyle w:val="f"/>
+          <w:rFonts w:ascii="Times New Roman" w:eastAsiaTheme="majorEastAsia" w:hAnsi="Times New Roman" w:cs="Times New Roman"/>
+          <w:color w:val="000000"/>
+          <w:sz w:val="24"/>
+          <w:szCs w:val="24"/>
+        </w:rPr>
+        <w:t>-in</w:t>
+      </w:r>
+      <w:r>
+        <w:rPr>
+          <w:rFonts w:ascii="Times New Roman" w:hAnsi="Times New Roman" w:cs="Times New Roman"/>
+          <w:color w:val="000000"/>
+          <w:sz w:val="24"/>
+          <w:szCs w:val="24"/>
+        </w:rPr>
+        <w:t xml:space="preserve"> </w:t>
+      </w:r>
+      <w:proofErr w:type="spellStart"/>
+      <w:r>
+        <w:rPr>
+          <w:rFonts w:ascii="Times New Roman" w:hAnsi="Times New Roman" w:cs="Times New Roman"/>
+          <w:color w:val="000000"/>
+          <w:sz w:val="24"/>
+          <w:szCs w:val="24"/>
+        </w:rPr>
+        <w:t>virulence_factor_DB</w:t>
+      </w:r>
+      <w:proofErr w:type="spellEnd"/>
+      <w:r>
+        <w:rPr>
+          <w:rFonts w:ascii="Times New Roman" w:hAnsi="Times New Roman" w:cs="Times New Roman"/>
+          <w:color w:val="000000"/>
+          <w:sz w:val="24"/>
+          <w:szCs w:val="24"/>
+        </w:rPr>
+        <w:t>/</w:t>
+      </w:r>
+      <w:proofErr w:type="spellStart"/>
+      <w:r>
+        <w:rPr>
+          <w:rFonts w:ascii="Times New Roman" w:hAnsi="Times New Roman" w:cs="Times New Roman"/>
+          <w:color w:val="000000"/>
+          <w:sz w:val="24"/>
+          <w:szCs w:val="24"/>
+        </w:rPr>
+        <w:t>VFDB_setB_pro.fas</w:t>
+      </w:r>
+      <w:proofErr w:type="spellEnd"/>
+      <w:r>
+        <w:rPr>
+          <w:rFonts w:ascii="Times New Roman" w:hAnsi="Times New Roman" w:cs="Times New Roman"/>
+          <w:color w:val="000000"/>
+          <w:sz w:val="24"/>
+          <w:szCs w:val="24"/>
+        </w:rPr>
+        <w:t xml:space="preserve"> </w:t>
+      </w:r>
+      <w:r>
+        <w:rPr>
+          <w:rStyle w:val="f"/>
+          <w:rFonts w:ascii="Times New Roman" w:eastAsiaTheme="majorEastAsia" w:hAnsi="Times New Roman" w:cs="Times New Roman"/>
+          <w:color w:val="000000"/>
+          <w:sz w:val="24"/>
+          <w:szCs w:val="24"/>
+        </w:rPr>
+        <w:t>-</w:t>
+      </w:r>
+      <w:proofErr w:type="spellStart"/>
+      <w:r>
+        <w:rPr>
+          <w:rStyle w:val="f"/>
+          <w:rFonts w:ascii="Times New Roman" w:eastAsiaTheme="majorEastAsia" w:hAnsi="Times New Roman" w:cs="Times New Roman"/>
+          <w:color w:val="000000"/>
+          <w:sz w:val="24"/>
+          <w:szCs w:val="24"/>
+        </w:rPr>
+        <w:t>dbtype</w:t>
+      </w:r>
+      <w:proofErr w:type="spellEnd"/>
+      <w:r>
+        <w:rPr>
+          <w:rFonts w:ascii="Times New Roman" w:hAnsi="Times New Roman" w:cs="Times New Roman"/>
+          <w:color w:val="000000"/>
+          <w:sz w:val="24"/>
+          <w:szCs w:val="24"/>
+        </w:rPr>
+        <w:t xml:space="preserve"> </w:t>
+      </w:r>
+      <w:proofErr w:type="spellStart"/>
+      <w:r>
+        <w:rPr>
+          <w:rFonts w:ascii="Times New Roman" w:hAnsi="Times New Roman" w:cs="Times New Roman"/>
+          <w:color w:val="000000"/>
+          <w:sz w:val="24"/>
+          <w:szCs w:val="24"/>
+        </w:rPr>
+        <w:t>prot</w:t>
+      </w:r>
+      <w:proofErr w:type="spellEnd"/>
+      <w:r>
+        <w:rPr>
+          <w:rFonts w:ascii="Times New Roman" w:hAnsi="Times New Roman" w:cs="Times New Roman"/>
+          <w:color w:val="000000"/>
+          <w:sz w:val="24"/>
+          <w:szCs w:val="24"/>
+        </w:rPr>
+        <w:t xml:space="preserve"> </w:t>
+      </w:r>
+      <w:r>
+        <w:rPr>
+          <w:rStyle w:val="f"/>
+          <w:rFonts w:ascii="Times New Roman" w:eastAsiaTheme="majorEastAsia" w:hAnsi="Times New Roman" w:cs="Times New Roman"/>
+          <w:color w:val="000000"/>
+          <w:sz w:val="24"/>
+          <w:szCs w:val="24"/>
+        </w:rPr>
+        <w:t>-out</w:t>
+      </w:r>
+      <w:r>
+        <w:rPr>
+          <w:rFonts w:ascii="Times New Roman" w:hAnsi="Times New Roman" w:cs="Times New Roman"/>
+          <w:color w:val="000000"/>
+          <w:sz w:val="24"/>
+          <w:szCs w:val="24"/>
+        </w:rPr>
+        <w:t xml:space="preserve"> </w:t>
+      </w:r>
+      <w:proofErr w:type="spellStart"/>
+      <w:r>
+        <w:rPr>
+          <w:rFonts w:ascii="Times New Roman" w:hAnsi="Times New Roman" w:cs="Times New Roman"/>
+          <w:color w:val="000000"/>
+          <w:sz w:val="24"/>
+          <w:szCs w:val="24"/>
+        </w:rPr>
+        <w:t>blast_db_virulence_factor</w:t>
+      </w:r>
+      <w:proofErr w:type="spellEnd"/>
+      <w:r>
+        <w:rPr>
+          <w:rFonts w:ascii="Times New Roman" w:hAnsi="Times New Roman" w:cs="Times New Roman"/>
+          <w:color w:val="000000"/>
+          <w:sz w:val="24"/>
+          <w:szCs w:val="24"/>
+        </w:rPr>
+        <w:t>/</w:t>
+      </w:r>
+      <w:proofErr w:type="spellStart"/>
+      <w:r>
+        <w:rPr>
+          <w:rFonts w:ascii="Times New Roman" w:hAnsi="Times New Roman" w:cs="Times New Roman"/>
+          <w:color w:val="000000"/>
+          <w:sz w:val="24"/>
+          <w:szCs w:val="24"/>
+        </w:rPr>
+        <w:t>virulence_factor</w:t>
+      </w:r>
+      <w:proofErr w:type="spellEnd"/>
+    </w:p>
+    <w:p>
+      <w:pPr>
+        <w:pStyle w:val="NormalWeb"/>
+        <w:rPr>
+          <w:color w:val="000000"/>
+        </w:rPr>
+      </w:pPr>
+      <w:r>
+        <w:rPr>
+          <w:rStyle w:val="Strong"/>
+          <w:rFonts w:eastAsiaTheme="majorEastAsia"/>
+          <w:color w:val="000000"/>
+        </w:rPr>
+        <w:t>Notes:</w:t>
+      </w:r>
+    </w:p>
+    <w:p>
+      <w:pPr>
+        <w:pStyle w:val="NormalWeb"/>
+        <w:numPr>
+          <w:ilvl w:val="0"/>
+          <w:numId w:val="103"/>
+        </w:numPr>
+        <w:rPr>
+          <w:color w:val="000000"/>
+        </w:rPr>
+      </w:pPr>
+      <w:r>
+        <w:rPr>
+          <w:rStyle w:val="HTMLCode"/>
+          <w:rFonts w:ascii="Times New Roman" w:hAnsi="Times New Roman" w:cs="Times New Roman"/>
+          <w:color w:val="000000"/>
+          <w:sz w:val="24"/>
+          <w:szCs w:val="24"/>
+        </w:rPr>
+        <w:t>&lt;</w:t>
+      </w:r>
+      <w:proofErr w:type="spellStart"/>
+      <w:r>
+        <w:rPr>
+          <w:rStyle w:val="HTMLCode"/>
+          <w:rFonts w:ascii="Times New Roman" w:hAnsi="Times New Roman" w:cs="Times New Roman"/>
+          <w:color w:val="000000"/>
+          <w:sz w:val="24"/>
+          <w:szCs w:val="24"/>
+        </w:rPr>
+        <w:t>ARG_file</w:t>
+      </w:r>
+      <w:proofErr w:type="spellEnd"/>
+      <w:proofErr w:type="gramStart"/>
+      <w:r>
+        <w:rPr>
+          <w:rStyle w:val="HTMLCode"/>
+          <w:rFonts w:ascii="Times New Roman" w:hAnsi="Times New Roman" w:cs="Times New Roman"/>
+          <w:color w:val="000000"/>
+          <w:sz w:val="24"/>
+          <w:szCs w:val="24"/>
+        </w:rPr>
+        <w:t>&gt;.</w:t>
+      </w:r>
+      <w:proofErr w:type="spellStart"/>
+      <w:r>
+        <w:rPr>
+          <w:rStyle w:val="HTMLCode"/>
+          <w:rFonts w:ascii="Times New Roman" w:hAnsi="Times New Roman" w:cs="Times New Roman"/>
+          <w:color w:val="000000"/>
+          <w:sz w:val="24"/>
+          <w:szCs w:val="24"/>
+        </w:rPr>
+        <w:t>fasta</w:t>
+      </w:r>
+      <w:proofErr w:type="spellEnd"/>
+      <w:proofErr w:type="gramEnd"/>
+      <w:r>
+        <w:rPr>
+          <w:rStyle w:val="apple-converted-space"/>
+          <w:rFonts w:eastAsiaTheme="majorEastAsia"/>
+          <w:color w:val="000000"/>
+        </w:rPr>
+        <w:t> </w:t>
+      </w:r>
+      <w:r>
+        <w:rPr>
+          <w:color w:val="000000"/>
+        </w:rPr>
+        <w:t>should be replaced with the actual FASTA filenames downloaded from CARD.</w:t>
+      </w:r>
+    </w:p>
+    <w:p>
+      <w:pPr>
+        <w:pStyle w:val="NormalWeb"/>
+        <w:numPr>
+          <w:ilvl w:val="0"/>
+          <w:numId w:val="103"/>
+        </w:numPr>
+        <w:rPr>
+          <w:color w:val="000000"/>
+        </w:rPr>
+      </w:pPr>
+      <w:r>
+        <w:rPr>
+          <w:color w:val="000000"/>
+        </w:rPr>
+        <w:t>All paths are relative to your working directory.</w:t>
+      </w:r>
+    </w:p>
+    <w:p>
+      <w:pPr>
+        <w:pStyle w:val="NormalWeb"/>
+        <w:numPr>
+          <w:ilvl w:val="0"/>
+          <w:numId w:val="103"/>
+        </w:numPr>
+        <w:rPr>
+          <w:color w:val="000000"/>
+        </w:rPr>
+      </w:pPr>
+      <w:r>
+        <w:rPr>
+          <w:color w:val="000000"/>
+        </w:rPr>
+        <w:t>BLAST databases were created in</w:t>
+      </w:r>
+      <w:r>
+        <w:rPr>
+          <w:rStyle w:val="apple-converted-space"/>
+          <w:rFonts w:eastAsiaTheme="majorEastAsia"/>
+          <w:color w:val="000000"/>
+        </w:rPr>
+        <w:t> </w:t>
+      </w:r>
+      <w:r>
+        <w:rPr>
+          <w:rStyle w:val="Strong"/>
+          <w:rFonts w:eastAsiaTheme="majorEastAsia"/>
+          <w:b w:val="0"/>
+          <w:bCs w:val="0"/>
+          <w:color w:val="000000"/>
+        </w:rPr>
+        <w:t>protein format</w:t>
+      </w:r>
+      <w:r>
+        <w:rPr>
+          <w:rStyle w:val="Strong"/>
+          <w:rFonts w:eastAsiaTheme="majorEastAsia"/>
+          <w:color w:val="000000"/>
+        </w:rPr>
+        <w:t xml:space="preserve"> (</w:t>
+      </w:r>
+      <w:proofErr w:type="spellStart"/>
+      <w:r>
+        <w:rPr>
+          <w:rStyle w:val="HTMLCode"/>
+          <w:rFonts w:ascii="Times New Roman" w:hAnsi="Times New Roman" w:cs="Times New Roman"/>
+          <w:color w:val="000000"/>
+          <w:sz w:val="24"/>
+          <w:szCs w:val="24"/>
+        </w:rPr>
+        <w:t>prot</w:t>
+      </w:r>
+      <w:proofErr w:type="spellEnd"/>
+      <w:r>
+        <w:rPr>
+          <w:rStyle w:val="Strong"/>
+          <w:rFonts w:eastAsiaTheme="majorEastAsia"/>
+          <w:color w:val="000000"/>
+        </w:rPr>
+        <w:t>)</w:t>
+      </w:r>
+      <w:r>
+        <w:rPr>
+          <w:rStyle w:val="apple-converted-space"/>
+          <w:rFonts w:eastAsiaTheme="majorEastAsia"/>
+          <w:color w:val="000000"/>
+        </w:rPr>
+        <w:t> </w:t>
+      </w:r>
+      <w:r>
+        <w:rPr>
+          <w:color w:val="000000"/>
+        </w:rPr>
+        <w:t xml:space="preserve">for </w:t>
+      </w:r>
+      <w:proofErr w:type="spellStart"/>
+      <w:r>
+        <w:rPr>
+          <w:color w:val="000000"/>
+        </w:rPr>
+        <w:t>BLASTp</w:t>
+      </w:r>
+      <w:proofErr w:type="spellEnd"/>
+      <w:r>
+        <w:rPr>
+          <w:color w:val="000000"/>
+        </w:rPr>
+        <w:t xml:space="preserve"> analysis.</w:t>
+      </w:r>
+    </w:p>
+    <w:p>
+      <w:pPr>
+        <w:rPr>
+          <w:rFonts w:ascii="Times New Roman" w:hAnsi="Times New Roman" w:cs="Times New Roman"/>
+        </w:rPr>
+      </w:pPr>
+      <w:r>
+        <w:rPr>
+          <w:rFonts w:ascii="Times New Roman" w:hAnsi="Times New Roman" w:cs="Times New Roman"/>
+          <w:noProof/>
+        </w:rPr>
+        <w:lastRenderedPageBreak/>
+      </w:r>
+      <w:r>
+        <w:rPr>
+          <w:rFonts w:ascii="Times New Roman" w:hAnsi="Times New Roman" w:cs="Times New Roman"/>
+          <w:noProof/>
+        </w:rPr>
+        <w:pict w14:anchorId="415676A3">
+          <v:rect id="_x0000_i1157" alt="" style="width:468pt;height:.05pt;mso-width-percent:0;mso-height-percent:0;mso-width-percent:0;mso-height-percent:0" o:hralign="center" o:hrstd="t" o:hr="t" fillcolor="#a0a0a0" stroked="f"/>
+        </w:pict>
+      </w:r>
+    </w:p>
+    <w:p>
+      <w:pPr>
+        <w:pStyle w:val="Heading3"/>
+        <w:rPr>
+          <w:rFonts w:ascii="Times New Roman" w:hAnsi="Times New Roman" w:cs="Times New Roman"/>
+          <w:color w:val="000000"/>
+          <w:sz w:val="24"/>
+          <w:szCs w:val="24"/>
+        </w:rPr>
+      </w:pPr>
+      <w:r>
+        <w:rPr>
+          <w:rStyle w:val="Strong"/>
+          <w:rFonts w:ascii="Times New Roman" w:hAnsi="Times New Roman" w:cs="Times New Roman"/>
+          <w:color w:val="000000"/>
+          <w:sz w:val="24"/>
+          <w:szCs w:val="24"/>
+        </w:rPr>
+        <w:t>Input Files</w:t>
+      </w:r>
+    </w:p>
+    <w:p>
+      <w:pPr>
+        <w:pStyle w:val="NormalWeb"/>
+        <w:numPr>
+          <w:ilvl w:val="0"/>
+          <w:numId w:val="104"/>
+        </w:numPr>
+        <w:rPr>
+          <w:color w:val="000000"/>
+        </w:rPr>
+      </w:pPr>
+      <w:r>
+        <w:rPr>
+          <w:color w:val="000000"/>
+        </w:rPr>
+        <w:t>ARG sequence FASTA files (CARD)</w:t>
+      </w:r>
+    </w:p>
+    <w:p>
+      <w:pPr>
+        <w:pStyle w:val="NormalWeb"/>
+        <w:numPr>
+          <w:ilvl w:val="0"/>
+          <w:numId w:val="104"/>
+        </w:numPr>
+        <w:rPr>
+          <w:color w:val="000000"/>
+        </w:rPr>
+      </w:pPr>
+      <w:r>
+        <w:rPr>
+          <w:color w:val="000000"/>
+        </w:rPr>
+        <w:t>VFDB Set B protein FASTA file</w:t>
+      </w:r>
+    </w:p>
+    <w:p>
+      <w:pPr>
+        <w:rPr>
+          <w:rFonts w:ascii="Times New Roman" w:hAnsi="Times New Roman" w:cs="Times New Roman"/>
+        </w:rPr>
+      </w:pPr>
+      <w:r>
+        <w:rPr>
+          <w:rFonts w:ascii="Times New Roman" w:hAnsi="Times New Roman" w:cs="Times New Roman"/>
+          <w:noProof/>
+        </w:rPr>
+      </w:r>
+      <w:r>
+        <w:rPr>
+          <w:rFonts w:ascii="Times New Roman" w:hAnsi="Times New Roman" w:cs="Times New Roman"/>
+          <w:noProof/>
+        </w:rPr>
+        <w:pict w14:anchorId="2D121D43">
+          <v:rect id="_x0000_i1158" alt="" style="width:468pt;height:.05pt;mso-width-percent:0;mso-height-percent:0;mso-width-percent:0;mso-height-percent:0" o:hralign="center" o:hrstd="t" o:hr="t" fillcolor="#a0a0a0" stroked="f"/>
+        </w:pict>
+      </w:r>
+    </w:p>
+    <w:p>
+      <w:pPr>
+        <w:pStyle w:val="Heading3"/>
+        <w:rPr>
+          <w:rFonts w:ascii="Times New Roman" w:hAnsi="Times New Roman" w:cs="Times New Roman"/>
+          <w:color w:val="000000"/>
+          <w:sz w:val="24"/>
+          <w:szCs w:val="24"/>
+        </w:rPr>
+      </w:pPr>
+      <w:r>
+        <w:rPr>
+          <w:rStyle w:val="Strong"/>
+          <w:rFonts w:ascii="Times New Roman" w:hAnsi="Times New Roman" w:cs="Times New Roman"/>
+          <w:color w:val="000000"/>
+          <w:sz w:val="24"/>
+          <w:szCs w:val="24"/>
+        </w:rPr>
+        <w:t>Output</w:t>
+      </w:r>
+    </w:p>
+    <w:p>
+      <w:pPr>
+        <w:pStyle w:val="NormalWeb"/>
+        <w:numPr>
+          <w:ilvl w:val="0"/>
+          <w:numId w:val="105"/>
+        </w:numPr>
+        <w:rPr>
+          <w:color w:val="000000"/>
+        </w:rPr>
+      </w:pPr>
+      <w:r>
+        <w:rPr>
+          <w:color w:val="000000"/>
+        </w:rPr>
+        <w:t>ARG protein BLAST databases</w:t>
+      </w:r>
+    </w:p>
+    <w:p>
+      <w:pPr>
+        <w:pStyle w:val="NormalWeb"/>
+        <w:numPr>
+          <w:ilvl w:val="0"/>
+          <w:numId w:val="105"/>
+        </w:numPr>
+        <w:rPr>
+          <w:color w:val="000000"/>
+        </w:rPr>
+      </w:pPr>
+      <w:r>
+        <w:rPr>
+          <w:color w:val="000000"/>
+        </w:rPr>
+        <w:t>Virulence factor protein BLAST database</w:t>
+      </w:r>
+    </w:p>
+    <w:p>
+      <w:pPr>
+        <w:rPr>
+          <w:rFonts w:ascii="Times New Roman" w:hAnsi="Times New Roman" w:cs="Times New Roman"/>
+        </w:rPr>
+      </w:pPr>
+      <w:r>
+        <w:rPr>
+          <w:rFonts w:ascii="Times New Roman" w:hAnsi="Times New Roman" w:cs="Times New Roman"/>
+          <w:noProof/>
+        </w:rPr>
+      </w:r>
+      <w:r>
+        <w:rPr>
+          <w:rFonts w:ascii="Times New Roman" w:hAnsi="Times New Roman" w:cs="Times New Roman"/>
+          <w:noProof/>
+        </w:rPr>
+        <w:pict w14:anchorId="2AF96936">
+          <v:rect id="_x0000_i1159" alt="" style="width:468pt;height:.05pt;mso-width-percent:0;mso-height-percent:0;mso-width-percent:0;mso-height-percent:0" o:hralign="center" o:hrstd="t" o:hr="t" fillcolor="#a0a0a0" stroked="f"/>
+        </w:pict>
+      </w:r>
+    </w:p>
+    <w:p>
+      <w:pPr>
+        <w:pStyle w:val="Heading3"/>
+        <w:rPr>
+          <w:rFonts w:ascii="Times New Roman" w:hAnsi="Times New Roman" w:cs="Times New Roman"/>
+          <w:color w:val="000000"/>
+          <w:sz w:val="24"/>
+          <w:szCs w:val="24"/>
+        </w:rPr>
+      </w:pPr>
+      <w:r>
+        <w:rPr>
+          <w:rStyle w:val="Strong"/>
+          <w:rFonts w:ascii="Times New Roman" w:hAnsi="Times New Roman" w:cs="Times New Roman"/>
+          <w:color w:val="000000"/>
+          <w:sz w:val="24"/>
+          <w:szCs w:val="24"/>
+        </w:rPr>
+        <w:t>Script Locations</w:t>
+      </w:r>
+    </w:p>
+    <w:p>
+      <w:pPr>
+        <w:pStyle w:val="NormalWeb"/>
+        <w:numPr>
+          <w:ilvl w:val="0"/>
+          <w:numId w:val="106"/>
+        </w:numPr>
+        <w:rPr>
+          <w:color w:val="000000"/>
+        </w:rPr>
+      </w:pPr>
+      <w:r>
+        <w:rPr>
+          <w:color w:val="000000"/>
+        </w:rPr>
+        <w:t>Scripts/Scripts_for_Dataset1/</w:t>
+      </w:r>
+      <w:proofErr w:type="spellStart"/>
+      <w:r>
+        <w:rPr>
+          <w:color w:val="000000"/>
+        </w:rPr>
+        <w:t>ARG_scripts</w:t>
+      </w:r>
+      <w:proofErr w:type="spellEnd"/>
+      <w:r>
+        <w:rPr>
+          <w:color w:val="000000"/>
+        </w:rPr>
+        <w:t>/</w:t>
+      </w:r>
+    </w:p>
+    <w:p>
+      <w:pPr>
+        <w:pStyle w:val="NormalWeb"/>
+        <w:numPr>
+          <w:ilvl w:val="0"/>
+          <w:numId w:val="106"/>
+        </w:numPr>
+        <w:rPr>
+          <w:color w:val="000000"/>
+        </w:rPr>
+      </w:pPr>
+      <w:r>
+        <w:rPr>
+          <w:color w:val="000000"/>
+        </w:rPr>
+        <w:t>Scripts/Scripts_for_Dataset1/</w:t>
+      </w:r>
+      <w:proofErr w:type="spellStart"/>
+      <w:r>
+        <w:rPr>
+          <w:color w:val="000000"/>
+        </w:rPr>
+        <w:t>Virulence_factor_scripts</w:t>
+      </w:r>
+      <w:proofErr w:type="spellEnd"/>
+      <w:r>
+        <w:rPr>
+          <w:color w:val="000000"/>
+        </w:rPr>
+        <w:t>/</w:t>
+      </w:r>
+    </w:p>
+    <w:p>
+      <w:pPr>
+        <w:pStyle w:val="NormalWeb"/>
+        <w:numPr>
+          <w:ilvl w:val="0"/>
+          <w:numId w:val="106"/>
+        </w:numPr>
+        <w:rPr>
+          <w:color w:val="000000"/>
+        </w:rPr>
+      </w:pPr>
+      <w:r>
+        <w:rPr>
+          <w:color w:val="000000"/>
+        </w:rPr>
+        <w:t>Scripts/Scripts_for_Dataset2/</w:t>
+      </w:r>
+      <w:proofErr w:type="spellStart"/>
+      <w:r>
+        <w:rPr>
+          <w:color w:val="000000"/>
+        </w:rPr>
+        <w:t>ARG_scripts</w:t>
+      </w:r>
+      <w:proofErr w:type="spellEnd"/>
+      <w:r>
+        <w:rPr>
+          <w:color w:val="000000"/>
+        </w:rPr>
+        <w:t>/</w:t>
+      </w:r>
+    </w:p>
+    <w:p>
+      <w:pPr>
+        <w:pStyle w:val="NormalWeb"/>
+        <w:numPr>
+          <w:ilvl w:val="0"/>
+          <w:numId w:val="106"/>
+        </w:numPr>
+        <w:rPr>
+          <w:color w:val="000000"/>
+        </w:rPr>
+      </w:pPr>
+      <w:r>
+        <w:rPr>
+          <w:color w:val="000000"/>
+        </w:rPr>
+        <w:t>Scripts/Scripts_for_Dataset2/</w:t>
+      </w:r>
+      <w:proofErr w:type="spellStart"/>
+      <w:r>
+        <w:rPr>
+          <w:color w:val="000000"/>
+        </w:rPr>
+        <w:t>Virulence_factor_scripts</w:t>
+      </w:r>
+      <w:proofErr w:type="spellEnd"/>
+      <w:r>
+        <w:rPr>
+          <w:color w:val="000000"/>
+        </w:rPr>
+        <w:t>/</w:t>
+      </w:r>
+    </w:p>
+    <w:p>
+      <w:pPr>
+        <w:pStyle w:val="Heading3"/>
         <w:rPr>
           <w:rFonts w:ascii="Times New Roman" w:eastAsia="Times New Roman" w:hAnsi="Times New Roman" w:cs="Times New Roman"/>
           <w:kern w:val="0"/>
@@ -7183,7 +9087,29 @@
           <w:kern w:val="0"/>
           <w14:ligatures w14:val="none"/>
         </w:rPr>
-        <w:t xml:space="preserve">11. </w:t>
+        <w:t>1</w:t>
+      </w:r>
+      <w:r>
+        <w:rPr>
+          <w:rFonts w:ascii="Times New Roman" w:eastAsia="Times New Roman" w:hAnsi="Times New Roman" w:cs="Times New Roman"/>
+          <w:b/>
+          <w:bCs/>
+          <w:color w:val="000000"/>
+          <w:kern w:val="0"/>
+          <w14:ligatures w14:val="none"/>
+        </w:rPr>
+        <w:t>1</w:t>
+      </w:r>
+      <w:r>
+        <w:rPr>
+          <w:rFonts w:ascii="Times New Roman" w:eastAsia="Times New Roman" w:hAnsi="Times New Roman" w:cs="Times New Roman"/>
+          <w:b/>
+          <w:bCs/>
+          <w:color w:val="000000"/>
+          <w:kern w:val="0"/>
+          <w14:ligatures w14:val="none"/>
+        </w:rPr>
+        <w:t xml:space="preserve">. </w:t>
       </w:r>
       <w:proofErr w:type="spellStart"/>
       <w:r>
@@ -7483,7 +9409,29 @@
           <w:kern w:val="0"/>
           <w14:ligatures w14:val="none"/>
         </w:rPr>
-        <w:t>12. Bowtie2 – Reference Index Construction and Read Alignment</w:t>
+        <w:t>1</w:t>
+      </w:r>
+      <w:r>
+        <w:rPr>
+          <w:rFonts w:ascii="Times New Roman" w:eastAsia="Times New Roman" w:hAnsi="Times New Roman" w:cs="Times New Roman"/>
+          <w:b/>
+          <w:bCs/>
+          <w:color w:val="000000"/>
+          <w:kern w:val="0"/>
+          <w14:ligatures w14:val="none"/>
+        </w:rPr>
+        <w:t>2</w:t>
+      </w:r>
+      <w:r>
+        <w:rPr>
+          <w:rFonts w:ascii="Times New Roman" w:eastAsia="Times New Roman" w:hAnsi="Times New Roman" w:cs="Times New Roman"/>
+          <w:b/>
+          <w:bCs/>
+          <w:color w:val="000000"/>
+          <w:kern w:val="0"/>
+          <w14:ligatures w14:val="none"/>
+        </w:rPr>
+        <w:t>. Bowtie2 – Reference Index Construction and Read Alignment</w:t>
       </w:r>
     </w:p>
     <w:p>
@@ -7505,7 +9453,6 @@
           <w:kern w:val="0"/>
           <w14:ligatures w14:val="none"/>
         </w:rPr>
-        <w:lastRenderedPageBreak/>
         <w:t>Tool version:</w:t>
       </w:r>
       <w:r>
@@ -7672,6 +9619,7 @@
           <w:kern w:val="0"/>
           <w14:ligatures w14:val="none"/>
         </w:rPr>
+        <w:lastRenderedPageBreak/>
         <w:t>ls *_1_</w:t>
       </w:r>
       <w:proofErr w:type="gramStart"/>
@@ -8132,7 +10080,29 @@
           <w:kern w:val="0"/>
           <w14:ligatures w14:val="none"/>
         </w:rPr>
-        <w:t xml:space="preserve">13. </w:t>
+        <w:t>1</w:t>
+      </w:r>
+      <w:r>
+        <w:rPr>
+          <w:rFonts w:ascii="Times New Roman" w:eastAsia="Times New Roman" w:hAnsi="Times New Roman" w:cs="Times New Roman"/>
+          <w:b/>
+          <w:bCs/>
+          <w:color w:val="000000"/>
+          <w:kern w:val="0"/>
+          <w14:ligatures w14:val="none"/>
+        </w:rPr>
+        <w:t>3</w:t>
+      </w:r>
+      <w:r>
+        <w:rPr>
+          <w:rFonts w:ascii="Times New Roman" w:eastAsia="Times New Roman" w:hAnsi="Times New Roman" w:cs="Times New Roman"/>
+          <w:b/>
+          <w:bCs/>
+          <w:color w:val="000000"/>
+          <w:kern w:val="0"/>
+          <w14:ligatures w14:val="none"/>
+        </w:rPr>
+        <w:t xml:space="preserve">. </w:t>
       </w:r>
       <w:proofErr w:type="spellStart"/>
       <w:r>
@@ -8754,9 +10724,8 @@
           <w:kern w:val="0"/>
           <w14:ligatures w14:val="none"/>
         </w:rPr>
-        <w:t xml:space="preserve">14. </w:t>
-      </w:r>
-      <w:proofErr w:type="spellStart"/>
+        <w:t>1</w:t>
+      </w:r>
       <w:r>
         <w:rPr>
           <w:rFonts w:ascii="Times New Roman" w:eastAsia="Times New Roman" w:hAnsi="Times New Roman" w:cs="Times New Roman"/>
@@ -8766,9 +10735,8 @@
           <w:kern w:val="0"/>
           <w14:ligatures w14:val="none"/>
         </w:rPr>
-        <w:t>CoverM</w:t>
-      </w:r>
-      <w:proofErr w:type="spellEnd"/>
+        <w:t>4</w:t>
+      </w:r>
       <w:r>
         <w:rPr>
           <w:rFonts w:ascii="Times New Roman" w:eastAsia="Times New Roman" w:hAnsi="Times New Roman" w:cs="Times New Roman"/>
@@ -8778,6 +10746,30 @@
           <w:kern w:val="0"/>
           <w14:ligatures w14:val="none"/>
         </w:rPr>
+        <w:t xml:space="preserve">. </w:t>
+      </w:r>
+      <w:proofErr w:type="spellStart"/>
+      <w:r>
+        <w:rPr>
+          <w:rFonts w:ascii="Times New Roman" w:eastAsia="Times New Roman" w:hAnsi="Times New Roman" w:cs="Times New Roman"/>
+          <w:b/>
+          <w:bCs/>
+          <w:color w:val="000000"/>
+          <w:kern w:val="0"/>
+          <w14:ligatures w14:val="none"/>
+        </w:rPr>
+        <w:t>CoverM</w:t>
+      </w:r>
+      <w:proofErr w:type="spellEnd"/>
+      <w:r>
+        <w:rPr>
+          <w:rFonts w:ascii="Times New Roman" w:eastAsia="Times New Roman" w:hAnsi="Times New Roman" w:cs="Times New Roman"/>
+          <w:b/>
+          <w:bCs/>
+          <w:color w:val="000000"/>
+          <w:kern w:val="0"/>
+          <w14:ligatures w14:val="none"/>
+        </w:rPr>
         <w:t xml:space="preserve"> – Abundance and Coverage Estimation</w:t>
       </w:r>
     </w:p>
@@ -8854,7 +10846,6 @@
           <w:kern w:val="0"/>
           <w14:ligatures w14:val="none"/>
         </w:rPr>
-        <w:lastRenderedPageBreak/>
         <w:t>a. Genome-level (MAGs)</w:t>
       </w:r>
     </w:p>
@@ -9064,6 +11055,15 @@
           <w14:ligatures w14:val="none"/>
         </w:rPr>
         <w:br/>
+      </w:r>
+      <w:r>
+        <w:rPr>
+          <w:rFonts w:ascii="Times New Roman" w:eastAsia="Times New Roman" w:hAnsi="Times New Roman" w:cs="Times New Roman"/>
+          <w:color w:val="000000"/>
+          <w:kern w:val="0"/>
+          <w14:ligatures w14:val="none"/>
+        </w:rPr>
+        <w:lastRenderedPageBreak/>
         <w:t xml:space="preserve">  -t 40 \</w:t>
       </w:r>
       <w:r>
@@ -9367,6 +11367,155 @@
 <file path=word/numbering.xml><?xml version="1.0" encoding="utf-8"?>
 <w:numbering xmlns:wpc="http://schemas.microsoft.com/office/word/2010/wordprocessingCanvas" xmlns:cx="http://schemas.microsoft.com/office/drawing/2014/chartex" xmlns:cx1="http://schemas.microsoft.com/office/drawing/2015/9/8/chartex" xmlns:cx2="http://schemas.microsoft.com/office/drawing/2015/10/21/chartex" xmlns:cx3="http://schemas.microsoft.com/office/drawing/2016/5/9/chartex" xmlns:cx4="http://schemas.microsoft.com/office/drawing/2016/5/10/chartex" xmlns:cx5="http://schemas.microsoft.com/office/drawing/2016/5/11/chartex" xmlns:cx6="http://schemas.microsoft.com/office/drawing/2016/5/12/chartex" xmlns:cx7="http://schemas.microsoft.com/office/drawing/2016/5/13/chartex" xmlns:cx8="http://schemas.microsoft.com/office/drawing/2016/5/14/chartex" xmlns:mc="http://schemas.openxmlformats.org/markup-compatibility/2006" xmlns:aink="http://schemas.microsoft.com/office/drawing/2016/ink" xmlns:am3d="http://schemas.microsoft.com/office/drawing/2017/model3d" xmlns:o="urn:schemas-microsoft-com:office:office" xmlns:oel="http://schemas.microsoft.com/office/2019/extlst" xmlns:r="http://schemas.openxmlformats.org/officeDocument/2006/relationships" xmlns:m="http://schemas.openxmlformats.org/officeDocument/2006/math" xmlns:v="urn:schemas-microsoft-com:vml" xmlns:wp14="http://schemas.microsoft.com/office/word/2010/wordprocessingDrawing" xmlns:wp="http://schemas.openxmlformats.org/drawingml/2006/wordprocessingDrawing" xmlns:w10="urn:schemas-microsoft-com:office:word" xmlns:w="http://schemas.openxmlformats.org/wordprocessingml/2006/main" xmlns:w14="http://schemas.microsoft.com/office/word/2010/wordml" xmlns:w15="http://schemas.microsoft.com/office/word/2012/wordml" xmlns:w16cex="http://schemas.microsoft.com/office/word/2018/wordml/cex" xmlns:w16cid="http://schemas.microsoft.com/office/word/2016/wordml/cid" xmlns:w16="http://schemas.microsoft.com/office/word/2018/wordml" xmlns:w16du="http://schemas.microsoft.com/office/word/2023/wordml/word16du" xmlns:w16sdtdh="http://schemas.microsoft.com/office/word/2020/wordml/sdtdatahash" xmlns:w16sdtfl="http://schemas.microsoft.com/office/word/2024/wordml/sdtformatlock" xmlns:w16se="http://schemas.microsoft.com/office/word/2015/wordml/symex" xmlns:wpg="http://schemas.microsoft.com/office/word/2010/wordprocessingGroup" xmlns:wpi="http://schemas.microsoft.com/office/word/2010/wordprocessingInk" xmlns:wne="http://schemas.microsoft.com/office/word/2006/wordml" xmlns:wps="http://schemas.microsoft.com/office/word/2010/wordprocessingShape" mc:Ignorable="w14 w15 w16se w16cid w16 w16cex w16sdtdh w16sdtfl w16du wp14">
   <w:abstractNum w:abstractNumId="0" w15:restartNumberingAfterBreak="0">
+    <w:nsid w:val="020948C6"/>
+    <w:multiLevelType w:val="multilevel"/>
+    <w:tmpl w:val="3EE8A61A"/>
+    <w:lvl w:ilvl="0">
+      <w:start w:val="1"/>
+      <w:numFmt w:val="bullet"/>
+      <w:lvlText w:val=""/>
+      <w:lvlJc w:val="left"/>
+      <w:pPr>
+        <w:tabs>
+          <w:tab w:val="num" w:pos="720"/>
+        </w:tabs>
+        <w:ind w:left="720" w:hanging="360"/>
+      </w:pPr>
+      <w:rPr>
+        <w:rFonts w:ascii="Symbol" w:hAnsi="Symbol" w:hint="default"/>
+        <w:sz w:val="20"/>
+      </w:rPr>
+    </w:lvl>
+    <w:lvl w:ilvl="1" w:tentative="1">
+      <w:start w:val="1"/>
+      <w:numFmt w:val="bullet"/>
+      <w:lvlText w:val="o"/>
+      <w:lvlJc w:val="left"/>
+      <w:pPr>
+        <w:tabs>
+          <w:tab w:val="num" w:pos="1440"/>
+        </w:tabs>
+        <w:ind w:left="1440" w:hanging="360"/>
+      </w:pPr>
+      <w:rPr>
+        <w:rFonts w:ascii="Courier New" w:hAnsi="Courier New" w:hint="default"/>
+        <w:sz w:val="20"/>
+      </w:rPr>
+    </w:lvl>
+    <w:lvl w:ilvl="2" w:tentative="1">
+      <w:start w:val="1"/>
+      <w:numFmt w:val="bullet"/>
+      <w:lvlText w:val=""/>
+      <w:lvlJc w:val="left"/>
+      <w:pPr>
+        <w:tabs>
+          <w:tab w:val="num" w:pos="2160"/>
+        </w:tabs>
+        <w:ind w:left="2160" w:hanging="360"/>
+      </w:pPr>
+      <w:rPr>
+        <w:rFonts w:ascii="Wingdings" w:hAnsi="Wingdings" w:hint="default"/>
+        <w:sz w:val="20"/>
+      </w:rPr>
+    </w:lvl>
+    <w:lvl w:ilvl="3" w:tentative="1">
+      <w:start w:val="1"/>
+      <w:numFmt w:val="bullet"/>
+      <w:lvlText w:val=""/>
+      <w:lvlJc w:val="left"/>
+      <w:pPr>
+        <w:tabs>
+          <w:tab w:val="num" w:pos="2880"/>
+        </w:tabs>
+        <w:ind w:left="2880" w:hanging="360"/>
+      </w:pPr>
+      <w:rPr>
+        <w:rFonts w:ascii="Wingdings" w:hAnsi="Wingdings" w:hint="default"/>
+        <w:sz w:val="20"/>
+      </w:rPr>
+    </w:lvl>
+    <w:lvl w:ilvl="4" w:tentative="1">
+      <w:start w:val="1"/>
+      <w:numFmt w:val="bullet"/>
+      <w:lvlText w:val=""/>
+      <w:lvlJc w:val="left"/>
+      <w:pPr>
+        <w:tabs>
+          <w:tab w:val="num" w:pos="3600"/>
+        </w:tabs>
+        <w:ind w:left="3600" w:hanging="360"/>
+      </w:pPr>
+      <w:rPr>
+        <w:rFonts w:ascii="Wingdings" w:hAnsi="Wingdings" w:hint="default"/>
+        <w:sz w:val="20"/>
+      </w:rPr>
+    </w:lvl>
+    <w:lvl w:ilvl="5" w:tentative="1">
+      <w:start w:val="1"/>
+      <w:numFmt w:val="bullet"/>
+      <w:lvlText w:val=""/>
+      <w:lvlJc w:val="left"/>
+      <w:pPr>
+        <w:tabs>
+          <w:tab w:val="num" w:pos="4320"/>
+        </w:tabs>
+        <w:ind w:left="4320" w:hanging="360"/>
+      </w:pPr>
+      <w:rPr>
+        <w:rFonts w:ascii="Wingdings" w:hAnsi="Wingdings" w:hint="default"/>
+        <w:sz w:val="20"/>
+      </w:rPr>
+    </w:lvl>
+    <w:lvl w:ilvl="6" w:tentative="1">
+      <w:start w:val="1"/>
+      <w:numFmt w:val="bullet"/>
+      <w:lvlText w:val=""/>
+      <w:lvlJc w:val="left"/>
+      <w:pPr>
+        <w:tabs>
+          <w:tab w:val="num" w:pos="5040"/>
+        </w:tabs>
+        <w:ind w:left="5040" w:hanging="360"/>
+      </w:pPr>
+      <w:rPr>
+        <w:rFonts w:ascii="Wingdings" w:hAnsi="Wingdings" w:hint="default"/>
+        <w:sz w:val="20"/>
+      </w:rPr>
+    </w:lvl>
+    <w:lvl w:ilvl="7" w:tentative="1">
+      <w:start w:val="1"/>
+      <w:numFmt w:val="bullet"/>
+      <w:lvlText w:val=""/>
+      <w:lvlJc w:val="left"/>
+      <w:pPr>
+        <w:tabs>
+          <w:tab w:val="num" w:pos="5760"/>
+        </w:tabs>
+        <w:ind w:left="5760" w:hanging="360"/>
+      </w:pPr>
+      <w:rPr>
+        <w:rFonts w:ascii="Wingdings" w:hAnsi="Wingdings" w:hint="default"/>
+        <w:sz w:val="20"/>
+      </w:rPr>
+    </w:lvl>
+    <w:lvl w:ilvl="8" w:tentative="1">
+      <w:start w:val="1"/>
+      <w:numFmt w:val="bullet"/>
+      <w:lvlText w:val=""/>
+      <w:lvlJc w:val="left"/>
+      <w:pPr>
+        <w:tabs>
+          <w:tab w:val="num" w:pos="6480"/>
+        </w:tabs>
+        <w:ind w:left="6480" w:hanging="360"/>
+      </w:pPr>
+      <w:rPr>
+        <w:rFonts w:ascii="Wingdings" w:hAnsi="Wingdings" w:hint="default"/>
+        <w:sz w:val="20"/>
+      </w:rPr>
+    </w:lvl>
+  </w:abstractNum>
+  <w:abstractNum w:abstractNumId="1" w15:restartNumberingAfterBreak="0">
     <w:nsid w:val="037B2F69"/>
     <w:multiLevelType w:val="multilevel"/>
     <w:tmpl w:val="126ADE4C"/>
@@ -9515,7 +11664,7 @@
       </w:rPr>
     </w:lvl>
   </w:abstractNum>
-  <w:abstractNum w:abstractNumId="1" w15:restartNumberingAfterBreak="0">
+  <w:abstractNum w:abstractNumId="2" w15:restartNumberingAfterBreak="0">
     <w:nsid w:val="046972CF"/>
     <w:multiLevelType w:val="multilevel"/>
     <w:tmpl w:val="9B4AFCCE"/>
@@ -9664,7 +11813,7 @@
       </w:rPr>
     </w:lvl>
   </w:abstractNum>
-  <w:abstractNum w:abstractNumId="2" w15:restartNumberingAfterBreak="0">
+  <w:abstractNum w:abstractNumId="3" w15:restartNumberingAfterBreak="0">
     <w:nsid w:val="064405EC"/>
     <w:multiLevelType w:val="multilevel"/>
     <w:tmpl w:val="DA9042A4"/>
@@ -9813,7 +11962,7 @@
       </w:rPr>
     </w:lvl>
   </w:abstractNum>
-  <w:abstractNum w:abstractNumId="3" w15:restartNumberingAfterBreak="0">
+  <w:abstractNum w:abstractNumId="4" w15:restartNumberingAfterBreak="0">
     <w:nsid w:val="077A050B"/>
     <w:multiLevelType w:val="multilevel"/>
     <w:tmpl w:val="711841C2"/>
@@ -9962,7 +12111,156 @@
       </w:rPr>
     </w:lvl>
   </w:abstractNum>
-  <w:abstractNum w:abstractNumId="4" w15:restartNumberingAfterBreak="0">
+  <w:abstractNum w:abstractNumId="5" w15:restartNumberingAfterBreak="0">
+    <w:nsid w:val="07B15099"/>
+    <w:multiLevelType w:val="multilevel"/>
+    <w:tmpl w:val="8AD2FD78"/>
+    <w:lvl w:ilvl="0">
+      <w:start w:val="1"/>
+      <w:numFmt w:val="bullet"/>
+      <w:lvlText w:val=""/>
+      <w:lvlJc w:val="left"/>
+      <w:pPr>
+        <w:tabs>
+          <w:tab w:val="num" w:pos="720"/>
+        </w:tabs>
+        <w:ind w:left="720" w:hanging="360"/>
+      </w:pPr>
+      <w:rPr>
+        <w:rFonts w:ascii="Symbol" w:hAnsi="Symbol" w:hint="default"/>
+        <w:sz w:val="20"/>
+      </w:rPr>
+    </w:lvl>
+    <w:lvl w:ilvl="1" w:tentative="1">
+      <w:start w:val="1"/>
+      <w:numFmt w:val="bullet"/>
+      <w:lvlText w:val="o"/>
+      <w:lvlJc w:val="left"/>
+      <w:pPr>
+        <w:tabs>
+          <w:tab w:val="num" w:pos="1440"/>
+        </w:tabs>
+        <w:ind w:left="1440" w:hanging="360"/>
+      </w:pPr>
+      <w:rPr>
+        <w:rFonts w:ascii="Courier New" w:hAnsi="Courier New" w:hint="default"/>
+        <w:sz w:val="20"/>
+      </w:rPr>
+    </w:lvl>
+    <w:lvl w:ilvl="2" w:tentative="1">
+      <w:start w:val="1"/>
+      <w:numFmt w:val="bullet"/>
+      <w:lvlText w:val=""/>
+      <w:lvlJc w:val="left"/>
+      <w:pPr>
+        <w:tabs>
+          <w:tab w:val="num" w:pos="2160"/>
+        </w:tabs>
+        <w:ind w:left="2160" w:hanging="360"/>
+      </w:pPr>
+      <w:rPr>
+        <w:rFonts w:ascii="Wingdings" w:hAnsi="Wingdings" w:hint="default"/>
+        <w:sz w:val="20"/>
+      </w:rPr>
+    </w:lvl>
+    <w:lvl w:ilvl="3" w:tentative="1">
+      <w:start w:val="1"/>
+      <w:numFmt w:val="bullet"/>
+      <w:lvlText w:val=""/>
+      <w:lvlJc w:val="left"/>
+      <w:pPr>
+        <w:tabs>
+          <w:tab w:val="num" w:pos="2880"/>
+        </w:tabs>
+        <w:ind w:left="2880" w:hanging="360"/>
+      </w:pPr>
+      <w:rPr>
+        <w:rFonts w:ascii="Wingdings" w:hAnsi="Wingdings" w:hint="default"/>
+        <w:sz w:val="20"/>
+      </w:rPr>
+    </w:lvl>
+    <w:lvl w:ilvl="4" w:tentative="1">
+      <w:start w:val="1"/>
+      <w:numFmt w:val="bullet"/>
+      <w:lvlText w:val=""/>
+      <w:lvlJc w:val="left"/>
+      <w:pPr>
+        <w:tabs>
+          <w:tab w:val="num" w:pos="3600"/>
+        </w:tabs>
+        <w:ind w:left="3600" w:hanging="360"/>
+      </w:pPr>
+      <w:rPr>
+        <w:rFonts w:ascii="Wingdings" w:hAnsi="Wingdings" w:hint="default"/>
+        <w:sz w:val="20"/>
+      </w:rPr>
+    </w:lvl>
+    <w:lvl w:ilvl="5" w:tentative="1">
+      <w:start w:val="1"/>
+      <w:numFmt w:val="bullet"/>
+      <w:lvlText w:val=""/>
+      <w:lvlJc w:val="left"/>
+      <w:pPr>
+        <w:tabs>
+          <w:tab w:val="num" w:pos="4320"/>
+        </w:tabs>
+        <w:ind w:left="4320" w:hanging="360"/>
+      </w:pPr>
+      <w:rPr>
+        <w:rFonts w:ascii="Wingdings" w:hAnsi="Wingdings" w:hint="default"/>
+        <w:sz w:val="20"/>
+      </w:rPr>
+    </w:lvl>
+    <w:lvl w:ilvl="6" w:tentative="1">
+      <w:start w:val="1"/>
+      <w:numFmt w:val="bullet"/>
+      <w:lvlText w:val=""/>
+      <w:lvlJc w:val="left"/>
+      <w:pPr>
+        <w:tabs>
+          <w:tab w:val="num" w:pos="5040"/>
+        </w:tabs>
+        <w:ind w:left="5040" w:hanging="360"/>
+      </w:pPr>
+      <w:rPr>
+        <w:rFonts w:ascii="Wingdings" w:hAnsi="Wingdings" w:hint="default"/>
+        <w:sz w:val="20"/>
+      </w:rPr>
+    </w:lvl>
+    <w:lvl w:ilvl="7" w:tentative="1">
+      <w:start w:val="1"/>
+      <w:numFmt w:val="bullet"/>
+      <w:lvlText w:val=""/>
+      <w:lvlJc w:val="left"/>
+      <w:pPr>
+        <w:tabs>
+          <w:tab w:val="num" w:pos="5760"/>
+        </w:tabs>
+        <w:ind w:left="5760" w:hanging="360"/>
+      </w:pPr>
+      <w:rPr>
+        <w:rFonts w:ascii="Wingdings" w:hAnsi="Wingdings" w:hint="default"/>
+        <w:sz w:val="20"/>
+      </w:rPr>
+    </w:lvl>
+    <w:lvl w:ilvl="8" w:tentative="1">
+      <w:start w:val="1"/>
+      <w:numFmt w:val="bullet"/>
+      <w:lvlText w:val=""/>
+      <w:lvlJc w:val="left"/>
+      <w:pPr>
+        <w:tabs>
+          <w:tab w:val="num" w:pos="6480"/>
+        </w:tabs>
+        <w:ind w:left="6480" w:hanging="360"/>
+      </w:pPr>
+      <w:rPr>
+        <w:rFonts w:ascii="Wingdings" w:hAnsi="Wingdings" w:hint="default"/>
+        <w:sz w:val="20"/>
+      </w:rPr>
+    </w:lvl>
+  </w:abstractNum>
+  <w:abstractNum w:abstractNumId="6" w15:restartNumberingAfterBreak="0">
     <w:nsid w:val="07C126D4"/>
     <w:multiLevelType w:val="hybridMultilevel"/>
     <w:tmpl w:val="DE4CA348"/>
@@ -10075,7 +12373,7 @@
       </w:rPr>
     </w:lvl>
   </w:abstractNum>
-  <w:abstractNum w:abstractNumId="5" w15:restartNumberingAfterBreak="0">
+  <w:abstractNum w:abstractNumId="7" w15:restartNumberingAfterBreak="0">
     <w:nsid w:val="082772CD"/>
     <w:multiLevelType w:val="multilevel"/>
     <w:tmpl w:val="EA126022"/>
@@ -10224,7 +12522,7 @@
       </w:rPr>
     </w:lvl>
   </w:abstractNum>
-  <w:abstractNum w:abstractNumId="6" w15:restartNumberingAfterBreak="0">
+  <w:abstractNum w:abstractNumId="8" w15:restartNumberingAfterBreak="0">
     <w:nsid w:val="0D576F02"/>
     <w:multiLevelType w:val="multilevel"/>
     <w:tmpl w:val="D2A6CB9A"/>
@@ -10373,7 +12671,7 @@
       </w:rPr>
     </w:lvl>
   </w:abstractNum>
-  <w:abstractNum w:abstractNumId="7" w15:restartNumberingAfterBreak="0">
+  <w:abstractNum w:abstractNumId="9" w15:restartNumberingAfterBreak="0">
     <w:nsid w:val="0E563C9C"/>
     <w:multiLevelType w:val="multilevel"/>
     <w:tmpl w:val="FF02B79E"/>
@@ -10522,7 +12820,7 @@
       </w:rPr>
     </w:lvl>
   </w:abstractNum>
-  <w:abstractNum w:abstractNumId="8" w15:restartNumberingAfterBreak="0">
+  <w:abstractNum w:abstractNumId="10" w15:restartNumberingAfterBreak="0">
     <w:nsid w:val="0F125446"/>
     <w:multiLevelType w:val="multilevel"/>
     <w:tmpl w:val="6F847EB6"/>
@@ -10671,7 +12969,7 @@
       </w:rPr>
     </w:lvl>
   </w:abstractNum>
-  <w:abstractNum w:abstractNumId="9" w15:restartNumberingAfterBreak="0">
+  <w:abstractNum w:abstractNumId="11" w15:restartNumberingAfterBreak="0">
     <w:nsid w:val="0F446609"/>
     <w:multiLevelType w:val="multilevel"/>
     <w:tmpl w:val="4FCA634C"/>
@@ -10820,7 +13118,7 @@
       </w:rPr>
     </w:lvl>
   </w:abstractNum>
-  <w:abstractNum w:abstractNumId="10" w15:restartNumberingAfterBreak="0">
+  <w:abstractNum w:abstractNumId="12" w15:restartNumberingAfterBreak="0">
     <w:nsid w:val="14AE07DB"/>
     <w:multiLevelType w:val="multilevel"/>
     <w:tmpl w:val="1E26F4A4"/>
@@ -10969,7 +13267,7 @@
       </w:rPr>
     </w:lvl>
   </w:abstractNum>
-  <w:abstractNum w:abstractNumId="11" w15:restartNumberingAfterBreak="0">
+  <w:abstractNum w:abstractNumId="13" w15:restartNumberingAfterBreak="0">
     <w:nsid w:val="14C61554"/>
     <w:multiLevelType w:val="multilevel"/>
     <w:tmpl w:val="E3CE0BC6"/>
@@ -11118,7 +13416,7 @@
       </w:rPr>
     </w:lvl>
   </w:abstractNum>
-  <w:abstractNum w:abstractNumId="12" w15:restartNumberingAfterBreak="0">
+  <w:abstractNum w:abstractNumId="14" w15:restartNumberingAfterBreak="0">
     <w:nsid w:val="15B16EB1"/>
     <w:multiLevelType w:val="multilevel"/>
     <w:tmpl w:val="958CC70E"/>
@@ -11267,7 +13565,7 @@
       </w:rPr>
     </w:lvl>
   </w:abstractNum>
-  <w:abstractNum w:abstractNumId="13" w15:restartNumberingAfterBreak="0">
+  <w:abstractNum w:abstractNumId="15" w15:restartNumberingAfterBreak="0">
     <w:nsid w:val="16282586"/>
     <w:multiLevelType w:val="multilevel"/>
     <w:tmpl w:val="69D0AD3C"/>
@@ -11416,7 +13714,156 @@
       </w:rPr>
     </w:lvl>
   </w:abstractNum>
-  <w:abstractNum w:abstractNumId="14" w15:restartNumberingAfterBreak="0">
+  <w:abstractNum w:abstractNumId="16" w15:restartNumberingAfterBreak="0">
+    <w:nsid w:val="16491A0B"/>
+    <w:multiLevelType w:val="multilevel"/>
+    <w:tmpl w:val="9A645760"/>
+    <w:lvl w:ilvl="0">
+      <w:start w:val="1"/>
+      <w:numFmt w:val="bullet"/>
+      <w:lvlText w:val=""/>
+      <w:lvlJc w:val="left"/>
+      <w:pPr>
+        <w:tabs>
+          <w:tab w:val="num" w:pos="720"/>
+        </w:tabs>
+        <w:ind w:left="720" w:hanging="360"/>
+      </w:pPr>
+      <w:rPr>
+        <w:rFonts w:ascii="Symbol" w:hAnsi="Symbol" w:hint="default"/>
+        <w:sz w:val="20"/>
+      </w:rPr>
+    </w:lvl>
+    <w:lvl w:ilvl="1" w:tentative="1">
+      <w:start w:val="1"/>
+      <w:numFmt w:val="bullet"/>
+      <w:lvlText w:val="o"/>
+      <w:lvlJc w:val="left"/>
+      <w:pPr>
+        <w:tabs>
+          <w:tab w:val="num" w:pos="1440"/>
+        </w:tabs>
+        <w:ind w:left="1440" w:hanging="360"/>
+      </w:pPr>
+      <w:rPr>
+        <w:rFonts w:ascii="Courier New" w:hAnsi="Courier New" w:hint="default"/>
+        <w:sz w:val="20"/>
+      </w:rPr>
+    </w:lvl>
+    <w:lvl w:ilvl="2" w:tentative="1">
+      <w:start w:val="1"/>
+      <w:numFmt w:val="bullet"/>
+      <w:lvlText w:val=""/>
+      <w:lvlJc w:val="left"/>
+      <w:pPr>
+        <w:tabs>
+          <w:tab w:val="num" w:pos="2160"/>
+        </w:tabs>
+        <w:ind w:left="2160" w:hanging="360"/>
+      </w:pPr>
+      <w:rPr>
+        <w:rFonts w:ascii="Wingdings" w:hAnsi="Wingdings" w:hint="default"/>
+        <w:sz w:val="20"/>
+      </w:rPr>
+    </w:lvl>
+    <w:lvl w:ilvl="3" w:tentative="1">
+      <w:start w:val="1"/>
+      <w:numFmt w:val="bullet"/>
+      <w:lvlText w:val=""/>
+      <w:lvlJc w:val="left"/>
+      <w:pPr>
+        <w:tabs>
+          <w:tab w:val="num" w:pos="2880"/>
+        </w:tabs>
+        <w:ind w:left="2880" w:hanging="360"/>
+      </w:pPr>
+      <w:rPr>
+        <w:rFonts w:ascii="Wingdings" w:hAnsi="Wingdings" w:hint="default"/>
+        <w:sz w:val="20"/>
+      </w:rPr>
+    </w:lvl>
+    <w:lvl w:ilvl="4" w:tentative="1">
+      <w:start w:val="1"/>
+      <w:numFmt w:val="bullet"/>
+      <w:lvlText w:val=""/>
+      <w:lvlJc w:val="left"/>
+      <w:pPr>
+        <w:tabs>
+          <w:tab w:val="num" w:pos="3600"/>
+        </w:tabs>
+        <w:ind w:left="3600" w:hanging="360"/>
+      </w:pPr>
+      <w:rPr>
+        <w:rFonts w:ascii="Wingdings" w:hAnsi="Wingdings" w:hint="default"/>
+        <w:sz w:val="20"/>
+      </w:rPr>
+    </w:lvl>
+    <w:lvl w:ilvl="5" w:tentative="1">
+      <w:start w:val="1"/>
+      <w:numFmt w:val="bullet"/>
+      <w:lvlText w:val=""/>
+      <w:lvlJc w:val="left"/>
+      <w:pPr>
+        <w:tabs>
+          <w:tab w:val="num" w:pos="4320"/>
+        </w:tabs>
+        <w:ind w:left="4320" w:hanging="360"/>
+      </w:pPr>
+      <w:rPr>
+        <w:rFonts w:ascii="Wingdings" w:hAnsi="Wingdings" w:hint="default"/>
+        <w:sz w:val="20"/>
+      </w:rPr>
+    </w:lvl>
+    <w:lvl w:ilvl="6" w:tentative="1">
+      <w:start w:val="1"/>
+      <w:numFmt w:val="bullet"/>
+      <w:lvlText w:val=""/>
+      <w:lvlJc w:val="left"/>
+      <w:pPr>
+        <w:tabs>
+          <w:tab w:val="num" w:pos="5040"/>
+        </w:tabs>
+        <w:ind w:left="5040" w:hanging="360"/>
+      </w:pPr>
+      <w:rPr>
+        <w:rFonts w:ascii="Wingdings" w:hAnsi="Wingdings" w:hint="default"/>
+        <w:sz w:val="20"/>
+      </w:rPr>
+    </w:lvl>
+    <w:lvl w:ilvl="7" w:tentative="1">
+      <w:start w:val="1"/>
+      <w:numFmt w:val="bullet"/>
+      <w:lvlText w:val=""/>
+      <w:lvlJc w:val="left"/>
+      <w:pPr>
+        <w:tabs>
+          <w:tab w:val="num" w:pos="5760"/>
+        </w:tabs>
+        <w:ind w:left="5760" w:hanging="360"/>
+      </w:pPr>
+      <w:rPr>
+        <w:rFonts w:ascii="Wingdings" w:hAnsi="Wingdings" w:hint="default"/>
+        <w:sz w:val="20"/>
+      </w:rPr>
+    </w:lvl>
+    <w:lvl w:ilvl="8" w:tentative="1">
+      <w:start w:val="1"/>
+      <w:numFmt w:val="bullet"/>
+      <w:lvlText w:val=""/>
+      <w:lvlJc w:val="left"/>
+      <w:pPr>
+        <w:tabs>
+          <w:tab w:val="num" w:pos="6480"/>
+        </w:tabs>
+        <w:ind w:left="6480" w:hanging="360"/>
+      </w:pPr>
+      <w:rPr>
+        <w:rFonts w:ascii="Wingdings" w:hAnsi="Wingdings" w:hint="default"/>
+        <w:sz w:val="20"/>
+      </w:rPr>
+    </w:lvl>
+  </w:abstractNum>
+  <w:abstractNum w:abstractNumId="17" w15:restartNumberingAfterBreak="0">
     <w:nsid w:val="17112091"/>
     <w:multiLevelType w:val="multilevel"/>
     <w:tmpl w:val="2AC64166"/>
@@ -11529,7 +13976,7 @@
       </w:pPr>
     </w:lvl>
   </w:abstractNum>
-  <w:abstractNum w:abstractNumId="15" w15:restartNumberingAfterBreak="0">
+  <w:abstractNum w:abstractNumId="18" w15:restartNumberingAfterBreak="0">
     <w:nsid w:val="17F84C7E"/>
     <w:multiLevelType w:val="multilevel"/>
     <w:tmpl w:val="910A9214"/>
@@ -11678,7 +14125,7 @@
       </w:rPr>
     </w:lvl>
   </w:abstractNum>
-  <w:abstractNum w:abstractNumId="16" w15:restartNumberingAfterBreak="0">
+  <w:abstractNum w:abstractNumId="19" w15:restartNumberingAfterBreak="0">
     <w:nsid w:val="187563B8"/>
     <w:multiLevelType w:val="multilevel"/>
     <w:tmpl w:val="966674C4"/>
@@ -11827,7 +14274,7 @@
       </w:rPr>
     </w:lvl>
   </w:abstractNum>
-  <w:abstractNum w:abstractNumId="17" w15:restartNumberingAfterBreak="0">
+  <w:abstractNum w:abstractNumId="20" w15:restartNumberingAfterBreak="0">
     <w:nsid w:val="1A5A32A4"/>
     <w:multiLevelType w:val="multilevel"/>
     <w:tmpl w:val="03F4121C"/>
@@ -11976,7 +14423,7 @@
       </w:rPr>
     </w:lvl>
   </w:abstractNum>
-  <w:abstractNum w:abstractNumId="18" w15:restartNumberingAfterBreak="0">
+  <w:abstractNum w:abstractNumId="21" w15:restartNumberingAfterBreak="0">
     <w:nsid w:val="1C4F4183"/>
     <w:multiLevelType w:val="multilevel"/>
     <w:tmpl w:val="0ACECC8E"/>
@@ -12125,7 +14572,7 @@
       </w:rPr>
     </w:lvl>
   </w:abstractNum>
-  <w:abstractNum w:abstractNumId="19" w15:restartNumberingAfterBreak="0">
+  <w:abstractNum w:abstractNumId="22" w15:restartNumberingAfterBreak="0">
     <w:nsid w:val="1C7900DE"/>
     <w:multiLevelType w:val="multilevel"/>
     <w:tmpl w:val="CBB6A15C"/>
@@ -12274,7 +14721,7 @@
       </w:rPr>
     </w:lvl>
   </w:abstractNum>
-  <w:abstractNum w:abstractNumId="20" w15:restartNumberingAfterBreak="0">
+  <w:abstractNum w:abstractNumId="23" w15:restartNumberingAfterBreak="0">
     <w:nsid w:val="1C994455"/>
     <w:multiLevelType w:val="multilevel"/>
     <w:tmpl w:val="47B451AA"/>
@@ -12423,7 +14870,7 @@
       </w:rPr>
     </w:lvl>
   </w:abstractNum>
-  <w:abstractNum w:abstractNumId="21" w15:restartNumberingAfterBreak="0">
+  <w:abstractNum w:abstractNumId="24" w15:restartNumberingAfterBreak="0">
     <w:nsid w:val="1F250BD3"/>
     <w:multiLevelType w:val="multilevel"/>
     <w:tmpl w:val="A38CCE86"/>
@@ -12572,7 +15019,7 @@
       </w:rPr>
     </w:lvl>
   </w:abstractNum>
-  <w:abstractNum w:abstractNumId="22" w15:restartNumberingAfterBreak="0">
+  <w:abstractNum w:abstractNumId="25" w15:restartNumberingAfterBreak="0">
     <w:nsid w:val="1F89130C"/>
     <w:multiLevelType w:val="multilevel"/>
     <w:tmpl w:val="B058BD9E"/>
@@ -12721,7 +15168,7 @@
       </w:rPr>
     </w:lvl>
   </w:abstractNum>
-  <w:abstractNum w:abstractNumId="23" w15:restartNumberingAfterBreak="0">
+  <w:abstractNum w:abstractNumId="26" w15:restartNumberingAfterBreak="0">
     <w:nsid w:val="20562893"/>
     <w:multiLevelType w:val="multilevel"/>
     <w:tmpl w:val="A234523A"/>
@@ -12870,7 +15317,7 @@
       </w:rPr>
     </w:lvl>
   </w:abstractNum>
-  <w:abstractNum w:abstractNumId="24" w15:restartNumberingAfterBreak="0">
+  <w:abstractNum w:abstractNumId="27" w15:restartNumberingAfterBreak="0">
     <w:nsid w:val="24522986"/>
     <w:multiLevelType w:val="multilevel"/>
     <w:tmpl w:val="6004E3CA"/>
@@ -12983,7 +15430,7 @@
       </w:pPr>
     </w:lvl>
   </w:abstractNum>
-  <w:abstractNum w:abstractNumId="25" w15:restartNumberingAfterBreak="0">
+  <w:abstractNum w:abstractNumId="28" w15:restartNumberingAfterBreak="0">
     <w:nsid w:val="25321608"/>
     <w:multiLevelType w:val="multilevel"/>
     <w:tmpl w:val="BE9C0E6E"/>
@@ -13132,7 +15579,7 @@
       </w:rPr>
     </w:lvl>
   </w:abstractNum>
-  <w:abstractNum w:abstractNumId="26" w15:restartNumberingAfterBreak="0">
+  <w:abstractNum w:abstractNumId="29" w15:restartNumberingAfterBreak="0">
     <w:nsid w:val="258C2A1C"/>
     <w:multiLevelType w:val="multilevel"/>
     <w:tmpl w:val="468CD034"/>
@@ -13281,7 +15728,7 @@
       </w:rPr>
     </w:lvl>
   </w:abstractNum>
-  <w:abstractNum w:abstractNumId="27" w15:restartNumberingAfterBreak="0">
+  <w:abstractNum w:abstractNumId="30" w15:restartNumberingAfterBreak="0">
     <w:nsid w:val="26CE5614"/>
     <w:multiLevelType w:val="multilevel"/>
     <w:tmpl w:val="EABCB23E"/>
@@ -13430,7 +15877,7 @@
       </w:rPr>
     </w:lvl>
   </w:abstractNum>
-  <w:abstractNum w:abstractNumId="28" w15:restartNumberingAfterBreak="0">
+  <w:abstractNum w:abstractNumId="31" w15:restartNumberingAfterBreak="0">
     <w:nsid w:val="2ABC1B8F"/>
     <w:multiLevelType w:val="multilevel"/>
     <w:tmpl w:val="DE16B6DA"/>
@@ -13579,7 +16026,7 @@
       </w:rPr>
     </w:lvl>
   </w:abstractNum>
-  <w:abstractNum w:abstractNumId="29" w15:restartNumberingAfterBreak="0">
+  <w:abstractNum w:abstractNumId="32" w15:restartNumberingAfterBreak="0">
     <w:nsid w:val="2E3312EF"/>
     <w:multiLevelType w:val="multilevel"/>
     <w:tmpl w:val="2ADA46DA"/>
@@ -13728,7 +16175,7 @@
       </w:rPr>
     </w:lvl>
   </w:abstractNum>
-  <w:abstractNum w:abstractNumId="30" w15:restartNumberingAfterBreak="0">
+  <w:abstractNum w:abstractNumId="33" w15:restartNumberingAfterBreak="0">
     <w:nsid w:val="2F173162"/>
     <w:multiLevelType w:val="multilevel"/>
     <w:tmpl w:val="7C5C54B2"/>
@@ -13877,7 +16324,7 @@
       </w:rPr>
     </w:lvl>
   </w:abstractNum>
-  <w:abstractNum w:abstractNumId="31" w15:restartNumberingAfterBreak="0">
+  <w:abstractNum w:abstractNumId="34" w15:restartNumberingAfterBreak="0">
     <w:nsid w:val="2F4A6A29"/>
     <w:multiLevelType w:val="multilevel"/>
     <w:tmpl w:val="0C2AFEE0"/>
@@ -14026,7 +16473,156 @@
       </w:rPr>
     </w:lvl>
   </w:abstractNum>
-  <w:abstractNum w:abstractNumId="32" w15:restartNumberingAfterBreak="0">
+  <w:abstractNum w:abstractNumId="35" w15:restartNumberingAfterBreak="0">
+    <w:nsid w:val="30A616CE"/>
+    <w:multiLevelType w:val="multilevel"/>
+    <w:tmpl w:val="461E4392"/>
+    <w:lvl w:ilvl="0">
+      <w:start w:val="1"/>
+      <w:numFmt w:val="bullet"/>
+      <w:lvlText w:val=""/>
+      <w:lvlJc w:val="left"/>
+      <w:pPr>
+        <w:tabs>
+          <w:tab w:val="num" w:pos="720"/>
+        </w:tabs>
+        <w:ind w:left="720" w:hanging="360"/>
+      </w:pPr>
+      <w:rPr>
+        <w:rFonts w:ascii="Symbol" w:hAnsi="Symbol" w:hint="default"/>
+        <w:sz w:val="20"/>
+      </w:rPr>
+    </w:lvl>
+    <w:lvl w:ilvl="1" w:tentative="1">
+      <w:start w:val="1"/>
+      <w:numFmt w:val="bullet"/>
+      <w:lvlText w:val="o"/>
+      <w:lvlJc w:val="left"/>
+      <w:pPr>
+        <w:tabs>
+          <w:tab w:val="num" w:pos="1440"/>
+        </w:tabs>
+        <w:ind w:left="1440" w:hanging="360"/>
+      </w:pPr>
+      <w:rPr>
+        <w:rFonts w:ascii="Courier New" w:hAnsi="Courier New" w:hint="default"/>
+        <w:sz w:val="20"/>
+      </w:rPr>
+    </w:lvl>
+    <w:lvl w:ilvl="2" w:tentative="1">
+      <w:start w:val="1"/>
+      <w:numFmt w:val="bullet"/>
+      <w:lvlText w:val=""/>
+      <w:lvlJc w:val="left"/>
+      <w:pPr>
+        <w:tabs>
+          <w:tab w:val="num" w:pos="2160"/>
+        </w:tabs>
+        <w:ind w:left="2160" w:hanging="360"/>
+      </w:pPr>
+      <w:rPr>
+        <w:rFonts w:ascii="Wingdings" w:hAnsi="Wingdings" w:hint="default"/>
+        <w:sz w:val="20"/>
+      </w:rPr>
+    </w:lvl>
+    <w:lvl w:ilvl="3" w:tentative="1">
+      <w:start w:val="1"/>
+      <w:numFmt w:val="bullet"/>
+      <w:lvlText w:val=""/>
+      <w:lvlJc w:val="left"/>
+      <w:pPr>
+        <w:tabs>
+          <w:tab w:val="num" w:pos="2880"/>
+        </w:tabs>
+        <w:ind w:left="2880" w:hanging="360"/>
+      </w:pPr>
+      <w:rPr>
+        <w:rFonts w:ascii="Wingdings" w:hAnsi="Wingdings" w:hint="default"/>
+        <w:sz w:val="20"/>
+      </w:rPr>
+    </w:lvl>
+    <w:lvl w:ilvl="4" w:tentative="1">
+      <w:start w:val="1"/>
+      <w:numFmt w:val="bullet"/>
+      <w:lvlText w:val=""/>
+      <w:lvlJc w:val="left"/>
+      <w:pPr>
+        <w:tabs>
+          <w:tab w:val="num" w:pos="3600"/>
+        </w:tabs>
+        <w:ind w:left="3600" w:hanging="360"/>
+      </w:pPr>
+      <w:rPr>
+        <w:rFonts w:ascii="Wingdings" w:hAnsi="Wingdings" w:hint="default"/>
+        <w:sz w:val="20"/>
+      </w:rPr>
+    </w:lvl>
+    <w:lvl w:ilvl="5" w:tentative="1">
+      <w:start w:val="1"/>
+      <w:numFmt w:val="bullet"/>
+      <w:lvlText w:val=""/>
+      <w:lvlJc w:val="left"/>
+      <w:pPr>
+        <w:tabs>
+          <w:tab w:val="num" w:pos="4320"/>
+        </w:tabs>
+        <w:ind w:left="4320" w:hanging="360"/>
+      </w:pPr>
+      <w:rPr>
+        <w:rFonts w:ascii="Wingdings" w:hAnsi="Wingdings" w:hint="default"/>
+        <w:sz w:val="20"/>
+      </w:rPr>
+    </w:lvl>
+    <w:lvl w:ilvl="6" w:tentative="1">
+      <w:start w:val="1"/>
+      <w:numFmt w:val="bullet"/>
+      <w:lvlText w:val=""/>
+      <w:lvlJc w:val="left"/>
+      <w:pPr>
+        <w:tabs>
+          <w:tab w:val="num" w:pos="5040"/>
+        </w:tabs>
+        <w:ind w:left="5040" w:hanging="360"/>
+      </w:pPr>
+      <w:rPr>
+        <w:rFonts w:ascii="Wingdings" w:hAnsi="Wingdings" w:hint="default"/>
+        <w:sz w:val="20"/>
+      </w:rPr>
+    </w:lvl>
+    <w:lvl w:ilvl="7" w:tentative="1">
+      <w:start w:val="1"/>
+      <w:numFmt w:val="bullet"/>
+      <w:lvlText w:val=""/>
+      <w:lvlJc w:val="left"/>
+      <w:pPr>
+        <w:tabs>
+          <w:tab w:val="num" w:pos="5760"/>
+        </w:tabs>
+        <w:ind w:left="5760" w:hanging="360"/>
+      </w:pPr>
+      <w:rPr>
+        <w:rFonts w:ascii="Wingdings" w:hAnsi="Wingdings" w:hint="default"/>
+        <w:sz w:val="20"/>
+      </w:rPr>
+    </w:lvl>
+    <w:lvl w:ilvl="8" w:tentative="1">
+      <w:start w:val="1"/>
+      <w:numFmt w:val="bullet"/>
+      <w:lvlText w:val=""/>
+      <w:lvlJc w:val="left"/>
+      <w:pPr>
+        <w:tabs>
+          <w:tab w:val="num" w:pos="6480"/>
+        </w:tabs>
+        <w:ind w:left="6480" w:hanging="360"/>
+      </w:pPr>
+      <w:rPr>
+        <w:rFonts w:ascii="Wingdings" w:hAnsi="Wingdings" w:hint="default"/>
+        <w:sz w:val="20"/>
+      </w:rPr>
+    </w:lvl>
+  </w:abstractNum>
+  <w:abstractNum w:abstractNumId="36" w15:restartNumberingAfterBreak="0">
     <w:nsid w:val="31611782"/>
     <w:multiLevelType w:val="multilevel"/>
     <w:tmpl w:val="30EC30D8"/>
@@ -14175,7 +16771,7 @@
       </w:rPr>
     </w:lvl>
   </w:abstractNum>
-  <w:abstractNum w:abstractNumId="33" w15:restartNumberingAfterBreak="0">
+  <w:abstractNum w:abstractNumId="37" w15:restartNumberingAfterBreak="0">
     <w:nsid w:val="33A920F3"/>
     <w:multiLevelType w:val="multilevel"/>
     <w:tmpl w:val="765E4E48"/>
@@ -14324,7 +16920,7 @@
       </w:rPr>
     </w:lvl>
   </w:abstractNum>
-  <w:abstractNum w:abstractNumId="34" w15:restartNumberingAfterBreak="0">
+  <w:abstractNum w:abstractNumId="38" w15:restartNumberingAfterBreak="0">
     <w:nsid w:val="35885DB8"/>
     <w:multiLevelType w:val="multilevel"/>
     <w:tmpl w:val="34668BBE"/>
@@ -14473,7 +17069,7 @@
       </w:rPr>
     </w:lvl>
   </w:abstractNum>
-  <w:abstractNum w:abstractNumId="35" w15:restartNumberingAfterBreak="0">
+  <w:abstractNum w:abstractNumId="39" w15:restartNumberingAfterBreak="0">
     <w:nsid w:val="35C76146"/>
     <w:multiLevelType w:val="multilevel"/>
     <w:tmpl w:val="F1F26612"/>
@@ -14622,7 +17218,7 @@
       </w:rPr>
     </w:lvl>
   </w:abstractNum>
-  <w:abstractNum w:abstractNumId="36" w15:restartNumberingAfterBreak="0">
+  <w:abstractNum w:abstractNumId="40" w15:restartNumberingAfterBreak="0">
     <w:nsid w:val="370170C4"/>
     <w:multiLevelType w:val="multilevel"/>
     <w:tmpl w:val="A7FE3054"/>
@@ -14771,7 +17367,156 @@
       </w:rPr>
     </w:lvl>
   </w:abstractNum>
-  <w:abstractNum w:abstractNumId="37" w15:restartNumberingAfterBreak="0">
+  <w:abstractNum w:abstractNumId="41" w15:restartNumberingAfterBreak="0">
+    <w:nsid w:val="37FB5A57"/>
+    <w:multiLevelType w:val="multilevel"/>
+    <w:tmpl w:val="1260680A"/>
+    <w:lvl w:ilvl="0">
+      <w:start w:val="1"/>
+      <w:numFmt w:val="bullet"/>
+      <w:lvlText w:val=""/>
+      <w:lvlJc w:val="left"/>
+      <w:pPr>
+        <w:tabs>
+          <w:tab w:val="num" w:pos="720"/>
+        </w:tabs>
+        <w:ind w:left="720" w:hanging="360"/>
+      </w:pPr>
+      <w:rPr>
+        <w:rFonts w:ascii="Symbol" w:hAnsi="Symbol" w:hint="default"/>
+        <w:sz w:val="20"/>
+      </w:rPr>
+    </w:lvl>
+    <w:lvl w:ilvl="1" w:tentative="1">
+      <w:start w:val="1"/>
+      <w:numFmt w:val="bullet"/>
+      <w:lvlText w:val="o"/>
+      <w:lvlJc w:val="left"/>
+      <w:pPr>
+        <w:tabs>
+          <w:tab w:val="num" w:pos="1440"/>
+        </w:tabs>
+        <w:ind w:left="1440" w:hanging="360"/>
+      </w:pPr>
+      <w:rPr>
+        <w:rFonts w:ascii="Courier New" w:hAnsi="Courier New" w:hint="default"/>
+        <w:sz w:val="20"/>
+      </w:rPr>
+    </w:lvl>
+    <w:lvl w:ilvl="2" w:tentative="1">
+      <w:start w:val="1"/>
+      <w:numFmt w:val="bullet"/>
+      <w:lvlText w:val=""/>
+      <w:lvlJc w:val="left"/>
+      <w:pPr>
+        <w:tabs>
+          <w:tab w:val="num" w:pos="2160"/>
+        </w:tabs>
+        <w:ind w:left="2160" w:hanging="360"/>
+      </w:pPr>
+      <w:rPr>
+        <w:rFonts w:ascii="Wingdings" w:hAnsi="Wingdings" w:hint="default"/>
+        <w:sz w:val="20"/>
+      </w:rPr>
+    </w:lvl>
+    <w:lvl w:ilvl="3" w:tentative="1">
+      <w:start w:val="1"/>
+      <w:numFmt w:val="bullet"/>
+      <w:lvlText w:val=""/>
+      <w:lvlJc w:val="left"/>
+      <w:pPr>
+        <w:tabs>
+          <w:tab w:val="num" w:pos="2880"/>
+        </w:tabs>
+        <w:ind w:left="2880" w:hanging="360"/>
+      </w:pPr>
+      <w:rPr>
+        <w:rFonts w:ascii="Wingdings" w:hAnsi="Wingdings" w:hint="default"/>
+        <w:sz w:val="20"/>
+      </w:rPr>
+    </w:lvl>
+    <w:lvl w:ilvl="4" w:tentative="1">
+      <w:start w:val="1"/>
+      <w:numFmt w:val="bullet"/>
+      <w:lvlText w:val=""/>
+      <w:lvlJc w:val="left"/>
+      <w:pPr>
+        <w:tabs>
+          <w:tab w:val="num" w:pos="3600"/>
+        </w:tabs>
+        <w:ind w:left="3600" w:hanging="360"/>
+      </w:pPr>
+      <w:rPr>
+        <w:rFonts w:ascii="Wingdings" w:hAnsi="Wingdings" w:hint="default"/>
+        <w:sz w:val="20"/>
+      </w:rPr>
+    </w:lvl>
+    <w:lvl w:ilvl="5" w:tentative="1">
+      <w:start w:val="1"/>
+      <w:numFmt w:val="bullet"/>
+      <w:lvlText w:val=""/>
+      <w:lvlJc w:val="left"/>
+      <w:pPr>
+        <w:tabs>
+          <w:tab w:val="num" w:pos="4320"/>
+        </w:tabs>
+        <w:ind w:left="4320" w:hanging="360"/>
+      </w:pPr>
+      <w:rPr>
+        <w:rFonts w:ascii="Wingdings" w:hAnsi="Wingdings" w:hint="default"/>
+        <w:sz w:val="20"/>
+      </w:rPr>
+    </w:lvl>
+    <w:lvl w:ilvl="6" w:tentative="1">
+      <w:start w:val="1"/>
+      <w:numFmt w:val="bullet"/>
+      <w:lvlText w:val=""/>
+      <w:lvlJc w:val="left"/>
+      <w:pPr>
+        <w:tabs>
+          <w:tab w:val="num" w:pos="5040"/>
+        </w:tabs>
+        <w:ind w:left="5040" w:hanging="360"/>
+      </w:pPr>
+      <w:rPr>
+        <w:rFonts w:ascii="Wingdings" w:hAnsi="Wingdings" w:hint="default"/>
+        <w:sz w:val="20"/>
+      </w:rPr>
+    </w:lvl>
+    <w:lvl w:ilvl="7" w:tentative="1">
+      <w:start w:val="1"/>
+      <w:numFmt w:val="bullet"/>
+      <w:lvlText w:val=""/>
+      <w:lvlJc w:val="left"/>
+      <w:pPr>
+        <w:tabs>
+          <w:tab w:val="num" w:pos="5760"/>
+        </w:tabs>
+        <w:ind w:left="5760" w:hanging="360"/>
+      </w:pPr>
+      <w:rPr>
+        <w:rFonts w:ascii="Wingdings" w:hAnsi="Wingdings" w:hint="default"/>
+        <w:sz w:val="20"/>
+      </w:rPr>
+    </w:lvl>
+    <w:lvl w:ilvl="8" w:tentative="1">
+      <w:start w:val="1"/>
+      <w:numFmt w:val="bullet"/>
+      <w:lvlText w:val=""/>
+      <w:lvlJc w:val="left"/>
+      <w:pPr>
+        <w:tabs>
+          <w:tab w:val="num" w:pos="6480"/>
+        </w:tabs>
+        <w:ind w:left="6480" w:hanging="360"/>
+      </w:pPr>
+      <w:rPr>
+        <w:rFonts w:ascii="Wingdings" w:hAnsi="Wingdings" w:hint="default"/>
+        <w:sz w:val="20"/>
+      </w:rPr>
+    </w:lvl>
+  </w:abstractNum>
+  <w:abstractNum w:abstractNumId="42" w15:restartNumberingAfterBreak="0">
     <w:nsid w:val="39111077"/>
     <w:multiLevelType w:val="multilevel"/>
     <w:tmpl w:val="A436545C"/>
@@ -14916,7 +17661,7 @@
       </w:rPr>
     </w:lvl>
   </w:abstractNum>
-  <w:abstractNum w:abstractNumId="38" w15:restartNumberingAfterBreak="0">
+  <w:abstractNum w:abstractNumId="43" w15:restartNumberingAfterBreak="0">
     <w:nsid w:val="398322EA"/>
     <w:multiLevelType w:val="multilevel"/>
     <w:tmpl w:val="5238A430"/>
@@ -15065,7 +17810,7 @@
       </w:rPr>
     </w:lvl>
   </w:abstractNum>
-  <w:abstractNum w:abstractNumId="39" w15:restartNumberingAfterBreak="0">
+  <w:abstractNum w:abstractNumId="44" w15:restartNumberingAfterBreak="0">
     <w:nsid w:val="398A2C08"/>
     <w:multiLevelType w:val="multilevel"/>
     <w:tmpl w:val="C76E58E2"/>
@@ -15178,7 +17923,7 @@
       </w:pPr>
     </w:lvl>
   </w:abstractNum>
-  <w:abstractNum w:abstractNumId="40" w15:restartNumberingAfterBreak="0">
+  <w:abstractNum w:abstractNumId="45" w15:restartNumberingAfterBreak="0">
     <w:nsid w:val="3B3D456E"/>
     <w:multiLevelType w:val="multilevel"/>
     <w:tmpl w:val="C020105A"/>
@@ -15327,7 +18072,454 @@
       </w:rPr>
     </w:lvl>
   </w:abstractNum>
-  <w:abstractNum w:abstractNumId="41" w15:restartNumberingAfterBreak="0">
+  <w:abstractNum w:abstractNumId="46" w15:restartNumberingAfterBreak="0">
+    <w:nsid w:val="3B4B662E"/>
+    <w:multiLevelType w:val="multilevel"/>
+    <w:tmpl w:val="A51233C2"/>
+    <w:lvl w:ilvl="0">
+      <w:start w:val="1"/>
+      <w:numFmt w:val="bullet"/>
+      <w:lvlText w:val=""/>
+      <w:lvlJc w:val="left"/>
+      <w:pPr>
+        <w:tabs>
+          <w:tab w:val="num" w:pos="720"/>
+        </w:tabs>
+        <w:ind w:left="720" w:hanging="360"/>
+      </w:pPr>
+      <w:rPr>
+        <w:rFonts w:ascii="Symbol" w:hAnsi="Symbol" w:hint="default"/>
+        <w:sz w:val="20"/>
+      </w:rPr>
+    </w:lvl>
+    <w:lvl w:ilvl="1">
+      <w:start w:val="1"/>
+      <w:numFmt w:val="bullet"/>
+      <w:lvlText w:val="o"/>
+      <w:lvlJc w:val="left"/>
+      <w:pPr>
+        <w:tabs>
+          <w:tab w:val="num" w:pos="1440"/>
+        </w:tabs>
+        <w:ind w:left="1440" w:hanging="360"/>
+      </w:pPr>
+      <w:rPr>
+        <w:rFonts w:ascii="Courier New" w:hAnsi="Courier New" w:hint="default"/>
+        <w:sz w:val="20"/>
+      </w:rPr>
+    </w:lvl>
+    <w:lvl w:ilvl="2" w:tentative="1">
+      <w:start w:val="1"/>
+      <w:numFmt w:val="bullet"/>
+      <w:lvlText w:val=""/>
+      <w:lvlJc w:val="left"/>
+      <w:pPr>
+        <w:tabs>
+          <w:tab w:val="num" w:pos="2160"/>
+        </w:tabs>
+        <w:ind w:left="2160" w:hanging="360"/>
+      </w:pPr>
+      <w:rPr>
+        <w:rFonts w:ascii="Wingdings" w:hAnsi="Wingdings" w:hint="default"/>
+        <w:sz w:val="20"/>
+      </w:rPr>
+    </w:lvl>
+    <w:lvl w:ilvl="3" w:tentative="1">
+      <w:start w:val="1"/>
+      <w:numFmt w:val="bullet"/>
+      <w:lvlText w:val=""/>
+      <w:lvlJc w:val="left"/>
+      <w:pPr>
+        <w:tabs>
+          <w:tab w:val="num" w:pos="2880"/>
+        </w:tabs>
+        <w:ind w:left="2880" w:hanging="360"/>
+      </w:pPr>
+      <w:rPr>
+        <w:rFonts w:ascii="Wingdings" w:hAnsi="Wingdings" w:hint="default"/>
+        <w:sz w:val="20"/>
+      </w:rPr>
+    </w:lvl>
+    <w:lvl w:ilvl="4" w:tentative="1">
+      <w:start w:val="1"/>
+      <w:numFmt w:val="bullet"/>
+      <w:lvlText w:val=""/>
+      <w:lvlJc w:val="left"/>
+      <w:pPr>
+        <w:tabs>
+          <w:tab w:val="num" w:pos="3600"/>
+        </w:tabs>
+        <w:ind w:left="3600" w:hanging="360"/>
+      </w:pPr>
+      <w:rPr>
+        <w:rFonts w:ascii="Wingdings" w:hAnsi="Wingdings" w:hint="default"/>
+        <w:sz w:val="20"/>
+      </w:rPr>
+    </w:lvl>
+    <w:lvl w:ilvl="5" w:tentative="1">
+      <w:start w:val="1"/>
+      <w:numFmt w:val="bullet"/>
+      <w:lvlText w:val=""/>
+      <w:lvlJc w:val="left"/>
+      <w:pPr>
+        <w:tabs>
+          <w:tab w:val="num" w:pos="4320"/>
+        </w:tabs>
+        <w:ind w:left="4320" w:hanging="360"/>
+      </w:pPr>
+      <w:rPr>
+        <w:rFonts w:ascii="Wingdings" w:hAnsi="Wingdings" w:hint="default"/>
+        <w:sz w:val="20"/>
+      </w:rPr>
+    </w:lvl>
+    <w:lvl w:ilvl="6" w:tentative="1">
+      <w:start w:val="1"/>
+      <w:numFmt w:val="bullet"/>
+      <w:lvlText w:val=""/>
+      <w:lvlJc w:val="left"/>
+      <w:pPr>
+        <w:tabs>
+          <w:tab w:val="num" w:pos="5040"/>
+        </w:tabs>
+        <w:ind w:left="5040" w:hanging="360"/>
+      </w:pPr>
+      <w:rPr>
+        <w:rFonts w:ascii="Wingdings" w:hAnsi="Wingdings" w:hint="default"/>
+        <w:sz w:val="20"/>
+      </w:rPr>
+    </w:lvl>
+    <w:lvl w:ilvl="7" w:tentative="1">
+      <w:start w:val="1"/>
+      <w:numFmt w:val="bullet"/>
+      <w:lvlText w:val=""/>
+      <w:lvlJc w:val="left"/>
+      <w:pPr>
+        <w:tabs>
+          <w:tab w:val="num" w:pos="5760"/>
+        </w:tabs>
+        <w:ind w:left="5760" w:hanging="360"/>
+      </w:pPr>
+      <w:rPr>
+        <w:rFonts w:ascii="Wingdings" w:hAnsi="Wingdings" w:hint="default"/>
+        <w:sz w:val="20"/>
+      </w:rPr>
+    </w:lvl>
+    <w:lvl w:ilvl="8" w:tentative="1">
+      <w:start w:val="1"/>
+      <w:numFmt w:val="bullet"/>
+      <w:lvlText w:val=""/>
+      <w:lvlJc w:val="left"/>
+      <w:pPr>
+        <w:tabs>
+          <w:tab w:val="num" w:pos="6480"/>
+        </w:tabs>
+        <w:ind w:left="6480" w:hanging="360"/>
+      </w:pPr>
+      <w:rPr>
+        <w:rFonts w:ascii="Wingdings" w:hAnsi="Wingdings" w:hint="default"/>
+        <w:sz w:val="20"/>
+      </w:rPr>
+    </w:lvl>
+  </w:abstractNum>
+  <w:abstractNum w:abstractNumId="47" w15:restartNumberingAfterBreak="0">
+    <w:nsid w:val="402332B4"/>
+    <w:multiLevelType w:val="multilevel"/>
+    <w:tmpl w:val="9E3A8574"/>
+    <w:lvl w:ilvl="0">
+      <w:start w:val="1"/>
+      <w:numFmt w:val="bullet"/>
+      <w:lvlText w:val=""/>
+      <w:lvlJc w:val="left"/>
+      <w:pPr>
+        <w:tabs>
+          <w:tab w:val="num" w:pos="720"/>
+        </w:tabs>
+        <w:ind w:left="720" w:hanging="360"/>
+      </w:pPr>
+      <w:rPr>
+        <w:rFonts w:ascii="Symbol" w:hAnsi="Symbol" w:hint="default"/>
+        <w:sz w:val="20"/>
+      </w:rPr>
+    </w:lvl>
+    <w:lvl w:ilvl="1" w:tentative="1">
+      <w:start w:val="1"/>
+      <w:numFmt w:val="bullet"/>
+      <w:lvlText w:val="o"/>
+      <w:lvlJc w:val="left"/>
+      <w:pPr>
+        <w:tabs>
+          <w:tab w:val="num" w:pos="1440"/>
+        </w:tabs>
+        <w:ind w:left="1440" w:hanging="360"/>
+      </w:pPr>
+      <w:rPr>
+        <w:rFonts w:ascii="Courier New" w:hAnsi="Courier New" w:hint="default"/>
+        <w:sz w:val="20"/>
+      </w:rPr>
+    </w:lvl>
+    <w:lvl w:ilvl="2" w:tentative="1">
+      <w:start w:val="1"/>
+      <w:numFmt w:val="bullet"/>
+      <w:lvlText w:val=""/>
+      <w:lvlJc w:val="left"/>
+      <w:pPr>
+        <w:tabs>
+          <w:tab w:val="num" w:pos="2160"/>
+        </w:tabs>
+        <w:ind w:left="2160" w:hanging="360"/>
+      </w:pPr>
+      <w:rPr>
+        <w:rFonts w:ascii="Wingdings" w:hAnsi="Wingdings" w:hint="default"/>
+        <w:sz w:val="20"/>
+      </w:rPr>
+    </w:lvl>
+    <w:lvl w:ilvl="3" w:tentative="1">
+      <w:start w:val="1"/>
+      <w:numFmt w:val="bullet"/>
+      <w:lvlText w:val=""/>
+      <w:lvlJc w:val="left"/>
+      <w:pPr>
+        <w:tabs>
+          <w:tab w:val="num" w:pos="2880"/>
+        </w:tabs>
+        <w:ind w:left="2880" w:hanging="360"/>
+      </w:pPr>
+      <w:rPr>
+        <w:rFonts w:ascii="Wingdings" w:hAnsi="Wingdings" w:hint="default"/>
+        <w:sz w:val="20"/>
+      </w:rPr>
+    </w:lvl>
+    <w:lvl w:ilvl="4" w:tentative="1">
+      <w:start w:val="1"/>
+      <w:numFmt w:val="bullet"/>
+      <w:lvlText w:val=""/>
+      <w:lvlJc w:val="left"/>
+      <w:pPr>
+        <w:tabs>
+          <w:tab w:val="num" w:pos="3600"/>
+        </w:tabs>
+        <w:ind w:left="3600" w:hanging="360"/>
+      </w:pPr>
+      <w:rPr>
+        <w:rFonts w:ascii="Wingdings" w:hAnsi="Wingdings" w:hint="default"/>
+        <w:sz w:val="20"/>
+      </w:rPr>
+    </w:lvl>
+    <w:lvl w:ilvl="5" w:tentative="1">
+      <w:start w:val="1"/>
+      <w:numFmt w:val="bullet"/>
+      <w:lvlText w:val=""/>
+      <w:lvlJc w:val="left"/>
+      <w:pPr>
+        <w:tabs>
+          <w:tab w:val="num" w:pos="4320"/>
+        </w:tabs>
+        <w:ind w:left="4320" w:hanging="360"/>
+      </w:pPr>
+      <w:rPr>
+        <w:rFonts w:ascii="Wingdings" w:hAnsi="Wingdings" w:hint="default"/>
+        <w:sz w:val="20"/>
+      </w:rPr>
+    </w:lvl>
+    <w:lvl w:ilvl="6" w:tentative="1">
+      <w:start w:val="1"/>
+      <w:numFmt w:val="bullet"/>
+      <w:lvlText w:val=""/>
+      <w:lvlJc w:val="left"/>
+      <w:pPr>
+        <w:tabs>
+          <w:tab w:val="num" w:pos="5040"/>
+        </w:tabs>
+        <w:ind w:left="5040" w:hanging="360"/>
+      </w:pPr>
+      <w:rPr>
+        <w:rFonts w:ascii="Wingdings" w:hAnsi="Wingdings" w:hint="default"/>
+        <w:sz w:val="20"/>
+      </w:rPr>
+    </w:lvl>
+    <w:lvl w:ilvl="7" w:tentative="1">
+      <w:start w:val="1"/>
+      <w:numFmt w:val="bullet"/>
+      <w:lvlText w:val=""/>
+      <w:lvlJc w:val="left"/>
+      <w:pPr>
+        <w:tabs>
+          <w:tab w:val="num" w:pos="5760"/>
+        </w:tabs>
+        <w:ind w:left="5760" w:hanging="360"/>
+      </w:pPr>
+      <w:rPr>
+        <w:rFonts w:ascii="Wingdings" w:hAnsi="Wingdings" w:hint="default"/>
+        <w:sz w:val="20"/>
+      </w:rPr>
+    </w:lvl>
+    <w:lvl w:ilvl="8" w:tentative="1">
+      <w:start w:val="1"/>
+      <w:numFmt w:val="bullet"/>
+      <w:lvlText w:val=""/>
+      <w:lvlJc w:val="left"/>
+      <w:pPr>
+        <w:tabs>
+          <w:tab w:val="num" w:pos="6480"/>
+        </w:tabs>
+        <w:ind w:left="6480" w:hanging="360"/>
+      </w:pPr>
+      <w:rPr>
+        <w:rFonts w:ascii="Wingdings" w:hAnsi="Wingdings" w:hint="default"/>
+        <w:sz w:val="20"/>
+      </w:rPr>
+    </w:lvl>
+  </w:abstractNum>
+  <w:abstractNum w:abstractNumId="48" w15:restartNumberingAfterBreak="0">
+    <w:nsid w:val="40397CB1"/>
+    <w:multiLevelType w:val="multilevel"/>
+    <w:tmpl w:val="C848216A"/>
+    <w:lvl w:ilvl="0">
+      <w:start w:val="1"/>
+      <w:numFmt w:val="bullet"/>
+      <w:lvlText w:val=""/>
+      <w:lvlJc w:val="left"/>
+      <w:pPr>
+        <w:tabs>
+          <w:tab w:val="num" w:pos="720"/>
+        </w:tabs>
+        <w:ind w:left="720" w:hanging="360"/>
+      </w:pPr>
+      <w:rPr>
+        <w:rFonts w:ascii="Symbol" w:hAnsi="Symbol" w:hint="default"/>
+        <w:sz w:val="20"/>
+      </w:rPr>
+    </w:lvl>
+    <w:lvl w:ilvl="1" w:tentative="1">
+      <w:start w:val="1"/>
+      <w:numFmt w:val="bullet"/>
+      <w:lvlText w:val="o"/>
+      <w:lvlJc w:val="left"/>
+      <w:pPr>
+        <w:tabs>
+          <w:tab w:val="num" w:pos="1440"/>
+        </w:tabs>
+        <w:ind w:left="1440" w:hanging="360"/>
+      </w:pPr>
+      <w:rPr>
+        <w:rFonts w:ascii="Courier New" w:hAnsi="Courier New" w:hint="default"/>
+        <w:sz w:val="20"/>
+      </w:rPr>
+    </w:lvl>
+    <w:lvl w:ilvl="2" w:tentative="1">
+      <w:start w:val="1"/>
+      <w:numFmt w:val="bullet"/>
+      <w:lvlText w:val=""/>
+      <w:lvlJc w:val="left"/>
+      <w:pPr>
+        <w:tabs>
+          <w:tab w:val="num" w:pos="2160"/>
+        </w:tabs>
+        <w:ind w:left="2160" w:hanging="360"/>
+      </w:pPr>
+      <w:rPr>
+        <w:rFonts w:ascii="Wingdings" w:hAnsi="Wingdings" w:hint="default"/>
+        <w:sz w:val="20"/>
+      </w:rPr>
+    </w:lvl>
+    <w:lvl w:ilvl="3" w:tentative="1">
+      <w:start w:val="1"/>
+      <w:numFmt w:val="bullet"/>
+      <w:lvlText w:val=""/>
+      <w:lvlJc w:val="left"/>
+      <w:pPr>
+        <w:tabs>
+          <w:tab w:val="num" w:pos="2880"/>
+        </w:tabs>
+        <w:ind w:left="2880" w:hanging="360"/>
+      </w:pPr>
+      <w:rPr>
+        <w:rFonts w:ascii="Wingdings" w:hAnsi="Wingdings" w:hint="default"/>
+        <w:sz w:val="20"/>
+      </w:rPr>
+    </w:lvl>
+    <w:lvl w:ilvl="4" w:tentative="1">
+      <w:start w:val="1"/>
+      <w:numFmt w:val="bullet"/>
+      <w:lvlText w:val=""/>
+      <w:lvlJc w:val="left"/>
+      <w:pPr>
+        <w:tabs>
+          <w:tab w:val="num" w:pos="3600"/>
+        </w:tabs>
+        <w:ind w:left="3600" w:hanging="360"/>
+      </w:pPr>
+      <w:rPr>
+        <w:rFonts w:ascii="Wingdings" w:hAnsi="Wingdings" w:hint="default"/>
+        <w:sz w:val="20"/>
+      </w:rPr>
+    </w:lvl>
+    <w:lvl w:ilvl="5" w:tentative="1">
+      <w:start w:val="1"/>
+      <w:numFmt w:val="bullet"/>
+      <w:lvlText w:val=""/>
+      <w:lvlJc w:val="left"/>
+      <w:pPr>
+        <w:tabs>
+          <w:tab w:val="num" w:pos="4320"/>
+        </w:tabs>
+        <w:ind w:left="4320" w:hanging="360"/>
+      </w:pPr>
+      <w:rPr>
+        <w:rFonts w:ascii="Wingdings" w:hAnsi="Wingdings" w:hint="default"/>
+        <w:sz w:val="20"/>
+      </w:rPr>
+    </w:lvl>
+    <w:lvl w:ilvl="6" w:tentative="1">
+      <w:start w:val="1"/>
+      <w:numFmt w:val="bullet"/>
+      <w:lvlText w:val=""/>
+      <w:lvlJc w:val="left"/>
+      <w:pPr>
+        <w:tabs>
+          <w:tab w:val="num" w:pos="5040"/>
+        </w:tabs>
+        <w:ind w:left="5040" w:hanging="360"/>
+      </w:pPr>
+      <w:rPr>
+        <w:rFonts w:ascii="Wingdings" w:hAnsi="Wingdings" w:hint="default"/>
+        <w:sz w:val="20"/>
+      </w:rPr>
+    </w:lvl>
+    <w:lvl w:ilvl="7" w:tentative="1">
+      <w:start w:val="1"/>
+      <w:numFmt w:val="bullet"/>
+      <w:lvlText w:val=""/>
+      <w:lvlJc w:val="left"/>
+      <w:pPr>
+        <w:tabs>
+          <w:tab w:val="num" w:pos="5760"/>
+        </w:tabs>
+        <w:ind w:left="5760" w:hanging="360"/>
+      </w:pPr>
+      <w:rPr>
+        <w:rFonts w:ascii="Wingdings" w:hAnsi="Wingdings" w:hint="default"/>
+        <w:sz w:val="20"/>
+      </w:rPr>
+    </w:lvl>
+    <w:lvl w:ilvl="8" w:tentative="1">
+      <w:start w:val="1"/>
+      <w:numFmt w:val="bullet"/>
+      <w:lvlText w:val=""/>
+      <w:lvlJc w:val="left"/>
+      <w:pPr>
+        <w:tabs>
+          <w:tab w:val="num" w:pos="6480"/>
+        </w:tabs>
+        <w:ind w:left="6480" w:hanging="360"/>
+      </w:pPr>
+      <w:rPr>
+        <w:rFonts w:ascii="Wingdings" w:hAnsi="Wingdings" w:hint="default"/>
+        <w:sz w:val="20"/>
+      </w:rPr>
+    </w:lvl>
+  </w:abstractNum>
+  <w:abstractNum w:abstractNumId="49" w15:restartNumberingAfterBreak="0">
     <w:nsid w:val="42F20A49"/>
     <w:multiLevelType w:val="multilevel"/>
     <w:tmpl w:val="62B894D8"/>
@@ -15476,7 +18668,7 @@
       </w:rPr>
     </w:lvl>
   </w:abstractNum>
-  <w:abstractNum w:abstractNumId="42" w15:restartNumberingAfterBreak="0">
+  <w:abstractNum w:abstractNumId="50" w15:restartNumberingAfterBreak="0">
     <w:nsid w:val="43D2204F"/>
     <w:multiLevelType w:val="multilevel"/>
     <w:tmpl w:val="67A2330C"/>
@@ -15589,7 +18781,7 @@
       </w:pPr>
     </w:lvl>
   </w:abstractNum>
-  <w:abstractNum w:abstractNumId="43" w15:restartNumberingAfterBreak="0">
+  <w:abstractNum w:abstractNumId="51" w15:restartNumberingAfterBreak="0">
     <w:nsid w:val="44A94842"/>
     <w:multiLevelType w:val="multilevel"/>
     <w:tmpl w:val="890066AA"/>
@@ -15738,7 +18930,7 @@
       </w:rPr>
     </w:lvl>
   </w:abstractNum>
-  <w:abstractNum w:abstractNumId="44" w15:restartNumberingAfterBreak="0">
+  <w:abstractNum w:abstractNumId="52" w15:restartNumberingAfterBreak="0">
     <w:nsid w:val="4538495C"/>
     <w:multiLevelType w:val="multilevel"/>
     <w:tmpl w:val="1688C794"/>
@@ -15887,7 +19079,7 @@
       </w:rPr>
     </w:lvl>
   </w:abstractNum>
-  <w:abstractNum w:abstractNumId="45" w15:restartNumberingAfterBreak="0">
+  <w:abstractNum w:abstractNumId="53" w15:restartNumberingAfterBreak="0">
     <w:nsid w:val="459A60BB"/>
     <w:multiLevelType w:val="multilevel"/>
     <w:tmpl w:val="5AAA8A46"/>
@@ -16036,7 +19228,7 @@
       </w:rPr>
     </w:lvl>
   </w:abstractNum>
-  <w:abstractNum w:abstractNumId="46" w15:restartNumberingAfterBreak="0">
+  <w:abstractNum w:abstractNumId="54" w15:restartNumberingAfterBreak="0">
     <w:nsid w:val="46027850"/>
     <w:multiLevelType w:val="multilevel"/>
     <w:tmpl w:val="F474AF9A"/>
@@ -16185,7 +19377,156 @@
       </w:rPr>
     </w:lvl>
   </w:abstractNum>
-  <w:abstractNum w:abstractNumId="47" w15:restartNumberingAfterBreak="0">
+  <w:abstractNum w:abstractNumId="55" w15:restartNumberingAfterBreak="0">
+    <w:nsid w:val="46DD60A2"/>
+    <w:multiLevelType w:val="multilevel"/>
+    <w:tmpl w:val="C68EC8A8"/>
+    <w:lvl w:ilvl="0">
+      <w:start w:val="1"/>
+      <w:numFmt w:val="bullet"/>
+      <w:lvlText w:val=""/>
+      <w:lvlJc w:val="left"/>
+      <w:pPr>
+        <w:tabs>
+          <w:tab w:val="num" w:pos="720"/>
+        </w:tabs>
+        <w:ind w:left="720" w:hanging="360"/>
+      </w:pPr>
+      <w:rPr>
+        <w:rFonts w:ascii="Symbol" w:hAnsi="Symbol" w:hint="default"/>
+        <w:sz w:val="20"/>
+      </w:rPr>
+    </w:lvl>
+    <w:lvl w:ilvl="1" w:tentative="1">
+      <w:start w:val="1"/>
+      <w:numFmt w:val="bullet"/>
+      <w:lvlText w:val="o"/>
+      <w:lvlJc w:val="left"/>
+      <w:pPr>
+        <w:tabs>
+          <w:tab w:val="num" w:pos="1440"/>
+        </w:tabs>
+        <w:ind w:left="1440" w:hanging="360"/>
+      </w:pPr>
+      <w:rPr>
+        <w:rFonts w:ascii="Courier New" w:hAnsi="Courier New" w:hint="default"/>
+        <w:sz w:val="20"/>
+      </w:rPr>
+    </w:lvl>
+    <w:lvl w:ilvl="2" w:tentative="1">
+      <w:start w:val="1"/>
+      <w:numFmt w:val="bullet"/>
+      <w:lvlText w:val=""/>
+      <w:lvlJc w:val="left"/>
+      <w:pPr>
+        <w:tabs>
+          <w:tab w:val="num" w:pos="2160"/>
+        </w:tabs>
+        <w:ind w:left="2160" w:hanging="360"/>
+      </w:pPr>
+      <w:rPr>
+        <w:rFonts w:ascii="Wingdings" w:hAnsi="Wingdings" w:hint="default"/>
+        <w:sz w:val="20"/>
+      </w:rPr>
+    </w:lvl>
+    <w:lvl w:ilvl="3" w:tentative="1">
+      <w:start w:val="1"/>
+      <w:numFmt w:val="bullet"/>
+      <w:lvlText w:val=""/>
+      <w:lvlJc w:val="left"/>
+      <w:pPr>
+        <w:tabs>
+          <w:tab w:val="num" w:pos="2880"/>
+        </w:tabs>
+        <w:ind w:left="2880" w:hanging="360"/>
+      </w:pPr>
+      <w:rPr>
+        <w:rFonts w:ascii="Wingdings" w:hAnsi="Wingdings" w:hint="default"/>
+        <w:sz w:val="20"/>
+      </w:rPr>
+    </w:lvl>
+    <w:lvl w:ilvl="4" w:tentative="1">
+      <w:start w:val="1"/>
+      <w:numFmt w:val="bullet"/>
+      <w:lvlText w:val=""/>
+      <w:lvlJc w:val="left"/>
+      <w:pPr>
+        <w:tabs>
+          <w:tab w:val="num" w:pos="3600"/>
+        </w:tabs>
+        <w:ind w:left="3600" w:hanging="360"/>
+      </w:pPr>
+      <w:rPr>
+        <w:rFonts w:ascii="Wingdings" w:hAnsi="Wingdings" w:hint="default"/>
+        <w:sz w:val="20"/>
+      </w:rPr>
+    </w:lvl>
+    <w:lvl w:ilvl="5" w:tentative="1">
+      <w:start w:val="1"/>
+      <w:numFmt w:val="bullet"/>
+      <w:lvlText w:val=""/>
+      <w:lvlJc w:val="left"/>
+      <w:pPr>
+        <w:tabs>
+          <w:tab w:val="num" w:pos="4320"/>
+        </w:tabs>
+        <w:ind w:left="4320" w:hanging="360"/>
+      </w:pPr>
+      <w:rPr>
+        <w:rFonts w:ascii="Wingdings" w:hAnsi="Wingdings" w:hint="default"/>
+        <w:sz w:val="20"/>
+      </w:rPr>
+    </w:lvl>
+    <w:lvl w:ilvl="6" w:tentative="1">
+      <w:start w:val="1"/>
+      <w:numFmt w:val="bullet"/>
+      <w:lvlText w:val=""/>
+      <w:lvlJc w:val="left"/>
+      <w:pPr>
+        <w:tabs>
+          <w:tab w:val="num" w:pos="5040"/>
+        </w:tabs>
+        <w:ind w:left="5040" w:hanging="360"/>
+      </w:pPr>
+      <w:rPr>
+        <w:rFonts w:ascii="Wingdings" w:hAnsi="Wingdings" w:hint="default"/>
+        <w:sz w:val="20"/>
+      </w:rPr>
+    </w:lvl>
+    <w:lvl w:ilvl="7" w:tentative="1">
+      <w:start w:val="1"/>
+      <w:numFmt w:val="bullet"/>
+      <w:lvlText w:val=""/>
+      <w:lvlJc w:val="left"/>
+      <w:pPr>
+        <w:tabs>
+          <w:tab w:val="num" w:pos="5760"/>
+        </w:tabs>
+        <w:ind w:left="5760" w:hanging="360"/>
+      </w:pPr>
+      <w:rPr>
+        <w:rFonts w:ascii="Wingdings" w:hAnsi="Wingdings" w:hint="default"/>
+        <w:sz w:val="20"/>
+      </w:rPr>
+    </w:lvl>
+    <w:lvl w:ilvl="8" w:tentative="1">
+      <w:start w:val="1"/>
+      <w:numFmt w:val="bullet"/>
+      <w:lvlText w:val=""/>
+      <w:lvlJc w:val="left"/>
+      <w:pPr>
+        <w:tabs>
+          <w:tab w:val="num" w:pos="6480"/>
+        </w:tabs>
+        <w:ind w:left="6480" w:hanging="360"/>
+      </w:pPr>
+      <w:rPr>
+        <w:rFonts w:ascii="Wingdings" w:hAnsi="Wingdings" w:hint="default"/>
+        <w:sz w:val="20"/>
+      </w:rPr>
+    </w:lvl>
+  </w:abstractNum>
+  <w:abstractNum w:abstractNumId="56" w15:restartNumberingAfterBreak="0">
     <w:nsid w:val="477C2775"/>
     <w:multiLevelType w:val="multilevel"/>
     <w:tmpl w:val="C5140E2A"/>
@@ -16334,7 +19675,7 @@
       </w:rPr>
     </w:lvl>
   </w:abstractNum>
-  <w:abstractNum w:abstractNumId="48" w15:restartNumberingAfterBreak="0">
+  <w:abstractNum w:abstractNumId="57" w15:restartNumberingAfterBreak="0">
     <w:nsid w:val="47F37F4C"/>
     <w:multiLevelType w:val="multilevel"/>
     <w:tmpl w:val="9B42A3E8"/>
@@ -16483,7 +19824,7 @@
       </w:rPr>
     </w:lvl>
   </w:abstractNum>
-  <w:abstractNum w:abstractNumId="49" w15:restartNumberingAfterBreak="0">
+  <w:abstractNum w:abstractNumId="58" w15:restartNumberingAfterBreak="0">
     <w:nsid w:val="4BA404EF"/>
     <w:multiLevelType w:val="multilevel"/>
     <w:tmpl w:val="E8C45C0A"/>
@@ -16632,7 +19973,305 @@
       </w:rPr>
     </w:lvl>
   </w:abstractNum>
-  <w:abstractNum w:abstractNumId="50" w15:restartNumberingAfterBreak="0">
+  <w:abstractNum w:abstractNumId="59" w15:restartNumberingAfterBreak="0">
+    <w:nsid w:val="4C786C32"/>
+    <w:multiLevelType w:val="multilevel"/>
+    <w:tmpl w:val="37BECE2C"/>
+    <w:lvl w:ilvl="0">
+      <w:start w:val="1"/>
+      <w:numFmt w:val="bullet"/>
+      <w:lvlText w:val=""/>
+      <w:lvlJc w:val="left"/>
+      <w:pPr>
+        <w:tabs>
+          <w:tab w:val="num" w:pos="720"/>
+        </w:tabs>
+        <w:ind w:left="720" w:hanging="360"/>
+      </w:pPr>
+      <w:rPr>
+        <w:rFonts w:ascii="Symbol" w:hAnsi="Symbol" w:hint="default"/>
+        <w:sz w:val="20"/>
+      </w:rPr>
+    </w:lvl>
+    <w:lvl w:ilvl="1" w:tentative="1">
+      <w:start w:val="1"/>
+      <w:numFmt w:val="bullet"/>
+      <w:lvlText w:val="o"/>
+      <w:lvlJc w:val="left"/>
+      <w:pPr>
+        <w:tabs>
+          <w:tab w:val="num" w:pos="1440"/>
+        </w:tabs>
+        <w:ind w:left="1440" w:hanging="360"/>
+      </w:pPr>
+      <w:rPr>
+        <w:rFonts w:ascii="Courier New" w:hAnsi="Courier New" w:hint="default"/>
+        <w:sz w:val="20"/>
+      </w:rPr>
+    </w:lvl>
+    <w:lvl w:ilvl="2" w:tentative="1">
+      <w:start w:val="1"/>
+      <w:numFmt w:val="bullet"/>
+      <w:lvlText w:val=""/>
+      <w:lvlJc w:val="left"/>
+      <w:pPr>
+        <w:tabs>
+          <w:tab w:val="num" w:pos="2160"/>
+        </w:tabs>
+        <w:ind w:left="2160" w:hanging="360"/>
+      </w:pPr>
+      <w:rPr>
+        <w:rFonts w:ascii="Wingdings" w:hAnsi="Wingdings" w:hint="default"/>
+        <w:sz w:val="20"/>
+      </w:rPr>
+    </w:lvl>
+    <w:lvl w:ilvl="3" w:tentative="1">
+      <w:start w:val="1"/>
+      <w:numFmt w:val="bullet"/>
+      <w:lvlText w:val=""/>
+      <w:lvlJc w:val="left"/>
+      <w:pPr>
+        <w:tabs>
+          <w:tab w:val="num" w:pos="2880"/>
+        </w:tabs>
+        <w:ind w:left="2880" w:hanging="360"/>
+      </w:pPr>
+      <w:rPr>
+        <w:rFonts w:ascii="Wingdings" w:hAnsi="Wingdings" w:hint="default"/>
+        <w:sz w:val="20"/>
+      </w:rPr>
+    </w:lvl>
+    <w:lvl w:ilvl="4" w:tentative="1">
+      <w:start w:val="1"/>
+      <w:numFmt w:val="bullet"/>
+      <w:lvlText w:val=""/>
+      <w:lvlJc w:val="left"/>
+      <w:pPr>
+        <w:tabs>
+          <w:tab w:val="num" w:pos="3600"/>
+        </w:tabs>
+        <w:ind w:left="3600" w:hanging="360"/>
+      </w:pPr>
+      <w:rPr>
+        <w:rFonts w:ascii="Wingdings" w:hAnsi="Wingdings" w:hint="default"/>
+        <w:sz w:val="20"/>
+      </w:rPr>
+    </w:lvl>
+    <w:lvl w:ilvl="5" w:tentative="1">
+      <w:start w:val="1"/>
+      <w:numFmt w:val="bullet"/>
+      <w:lvlText w:val=""/>
+      <w:lvlJc w:val="left"/>
+      <w:pPr>
+        <w:tabs>
+          <w:tab w:val="num" w:pos="4320"/>
+        </w:tabs>
+        <w:ind w:left="4320" w:hanging="360"/>
+      </w:pPr>
+      <w:rPr>
+        <w:rFonts w:ascii="Wingdings" w:hAnsi="Wingdings" w:hint="default"/>
+        <w:sz w:val="20"/>
+      </w:rPr>
+    </w:lvl>
+    <w:lvl w:ilvl="6" w:tentative="1">
+      <w:start w:val="1"/>
+      <w:numFmt w:val="bullet"/>
+      <w:lvlText w:val=""/>
+      <w:lvlJc w:val="left"/>
+      <w:pPr>
+        <w:tabs>
+          <w:tab w:val="num" w:pos="5040"/>
+        </w:tabs>
+        <w:ind w:left="5040" w:hanging="360"/>
+      </w:pPr>
+      <w:rPr>
+        <w:rFonts w:ascii="Wingdings" w:hAnsi="Wingdings" w:hint="default"/>
+        <w:sz w:val="20"/>
+      </w:rPr>
+    </w:lvl>
+    <w:lvl w:ilvl="7" w:tentative="1">
+      <w:start w:val="1"/>
+      <w:numFmt w:val="bullet"/>
+      <w:lvlText w:val=""/>
+      <w:lvlJc w:val="left"/>
+      <w:pPr>
+        <w:tabs>
+          <w:tab w:val="num" w:pos="5760"/>
+        </w:tabs>
+        <w:ind w:left="5760" w:hanging="360"/>
+      </w:pPr>
+      <w:rPr>
+        <w:rFonts w:ascii="Wingdings" w:hAnsi="Wingdings" w:hint="default"/>
+        <w:sz w:val="20"/>
+      </w:rPr>
+    </w:lvl>
+    <w:lvl w:ilvl="8" w:tentative="1">
+      <w:start w:val="1"/>
+      <w:numFmt w:val="bullet"/>
+      <w:lvlText w:val=""/>
+      <w:lvlJc w:val="left"/>
+      <w:pPr>
+        <w:tabs>
+          <w:tab w:val="num" w:pos="6480"/>
+        </w:tabs>
+        <w:ind w:left="6480" w:hanging="360"/>
+      </w:pPr>
+      <w:rPr>
+        <w:rFonts w:ascii="Wingdings" w:hAnsi="Wingdings" w:hint="default"/>
+        <w:sz w:val="20"/>
+      </w:rPr>
+    </w:lvl>
+  </w:abstractNum>
+  <w:abstractNum w:abstractNumId="60" w15:restartNumberingAfterBreak="0">
+    <w:nsid w:val="4C812A1A"/>
+    <w:multiLevelType w:val="multilevel"/>
+    <w:tmpl w:val="EAD46328"/>
+    <w:lvl w:ilvl="0">
+      <w:start w:val="1"/>
+      <w:numFmt w:val="bullet"/>
+      <w:lvlText w:val=""/>
+      <w:lvlJc w:val="left"/>
+      <w:pPr>
+        <w:tabs>
+          <w:tab w:val="num" w:pos="720"/>
+        </w:tabs>
+        <w:ind w:left="720" w:hanging="360"/>
+      </w:pPr>
+      <w:rPr>
+        <w:rFonts w:ascii="Symbol" w:hAnsi="Symbol" w:hint="default"/>
+        <w:sz w:val="20"/>
+      </w:rPr>
+    </w:lvl>
+    <w:lvl w:ilvl="1" w:tentative="1">
+      <w:start w:val="1"/>
+      <w:numFmt w:val="bullet"/>
+      <w:lvlText w:val="o"/>
+      <w:lvlJc w:val="left"/>
+      <w:pPr>
+        <w:tabs>
+          <w:tab w:val="num" w:pos="1440"/>
+        </w:tabs>
+        <w:ind w:left="1440" w:hanging="360"/>
+      </w:pPr>
+      <w:rPr>
+        <w:rFonts w:ascii="Courier New" w:hAnsi="Courier New" w:hint="default"/>
+        <w:sz w:val="20"/>
+      </w:rPr>
+    </w:lvl>
+    <w:lvl w:ilvl="2" w:tentative="1">
+      <w:start w:val="1"/>
+      <w:numFmt w:val="bullet"/>
+      <w:lvlText w:val=""/>
+      <w:lvlJc w:val="left"/>
+      <w:pPr>
+        <w:tabs>
+          <w:tab w:val="num" w:pos="2160"/>
+        </w:tabs>
+        <w:ind w:left="2160" w:hanging="360"/>
+      </w:pPr>
+      <w:rPr>
+        <w:rFonts w:ascii="Wingdings" w:hAnsi="Wingdings" w:hint="default"/>
+        <w:sz w:val="20"/>
+      </w:rPr>
+    </w:lvl>
+    <w:lvl w:ilvl="3" w:tentative="1">
+      <w:start w:val="1"/>
+      <w:numFmt w:val="bullet"/>
+      <w:lvlText w:val=""/>
+      <w:lvlJc w:val="left"/>
+      <w:pPr>
+        <w:tabs>
+          <w:tab w:val="num" w:pos="2880"/>
+        </w:tabs>
+        <w:ind w:left="2880" w:hanging="360"/>
+      </w:pPr>
+      <w:rPr>
+        <w:rFonts w:ascii="Wingdings" w:hAnsi="Wingdings" w:hint="default"/>
+        <w:sz w:val="20"/>
+      </w:rPr>
+    </w:lvl>
+    <w:lvl w:ilvl="4" w:tentative="1">
+      <w:start w:val="1"/>
+      <w:numFmt w:val="bullet"/>
+      <w:lvlText w:val=""/>
+      <w:lvlJc w:val="left"/>
+      <w:pPr>
+        <w:tabs>
+          <w:tab w:val="num" w:pos="3600"/>
+        </w:tabs>
+        <w:ind w:left="3600" w:hanging="360"/>
+      </w:pPr>
+      <w:rPr>
+        <w:rFonts w:ascii="Wingdings" w:hAnsi="Wingdings" w:hint="default"/>
+        <w:sz w:val="20"/>
+      </w:rPr>
+    </w:lvl>
+    <w:lvl w:ilvl="5" w:tentative="1">
+      <w:start w:val="1"/>
+      <w:numFmt w:val="bullet"/>
+      <w:lvlText w:val=""/>
+      <w:lvlJc w:val="left"/>
+      <w:pPr>
+        <w:tabs>
+          <w:tab w:val="num" w:pos="4320"/>
+        </w:tabs>
+        <w:ind w:left="4320" w:hanging="360"/>
+      </w:pPr>
+      <w:rPr>
+        <w:rFonts w:ascii="Wingdings" w:hAnsi="Wingdings" w:hint="default"/>
+        <w:sz w:val="20"/>
+      </w:rPr>
+    </w:lvl>
+    <w:lvl w:ilvl="6" w:tentative="1">
+      <w:start w:val="1"/>
+      <w:numFmt w:val="bullet"/>
+      <w:lvlText w:val=""/>
+      <w:lvlJc w:val="left"/>
+      <w:pPr>
+        <w:tabs>
+          <w:tab w:val="num" w:pos="5040"/>
+        </w:tabs>
+        <w:ind w:left="5040" w:hanging="360"/>
+      </w:pPr>
+      <w:rPr>
+        <w:rFonts w:ascii="Wingdings" w:hAnsi="Wingdings" w:hint="default"/>
+        <w:sz w:val="20"/>
+      </w:rPr>
+    </w:lvl>
+    <w:lvl w:ilvl="7" w:tentative="1">
+      <w:start w:val="1"/>
+      <w:numFmt w:val="bullet"/>
+      <w:lvlText w:val=""/>
+      <w:lvlJc w:val="left"/>
+      <w:pPr>
+        <w:tabs>
+          <w:tab w:val="num" w:pos="5760"/>
+        </w:tabs>
+        <w:ind w:left="5760" w:hanging="360"/>
+      </w:pPr>
+      <w:rPr>
+        <w:rFonts w:ascii="Wingdings" w:hAnsi="Wingdings" w:hint="default"/>
+        <w:sz w:val="20"/>
+      </w:rPr>
+    </w:lvl>
+    <w:lvl w:ilvl="8" w:tentative="1">
+      <w:start w:val="1"/>
+      <w:numFmt w:val="bullet"/>
+      <w:lvlText w:val=""/>
+      <w:lvlJc w:val="left"/>
+      <w:pPr>
+        <w:tabs>
+          <w:tab w:val="num" w:pos="6480"/>
+        </w:tabs>
+        <w:ind w:left="6480" w:hanging="360"/>
+      </w:pPr>
+      <w:rPr>
+        <w:rFonts w:ascii="Wingdings" w:hAnsi="Wingdings" w:hint="default"/>
+        <w:sz w:val="20"/>
+      </w:rPr>
+    </w:lvl>
+  </w:abstractNum>
+  <w:abstractNum w:abstractNumId="61" w15:restartNumberingAfterBreak="0">
     <w:nsid w:val="4CA934B2"/>
     <w:multiLevelType w:val="multilevel"/>
     <w:tmpl w:val="784ED558"/>
@@ -16781,7 +20420,7 @@
       </w:rPr>
     </w:lvl>
   </w:abstractNum>
-  <w:abstractNum w:abstractNumId="51" w15:restartNumberingAfterBreak="0">
+  <w:abstractNum w:abstractNumId="62" w15:restartNumberingAfterBreak="0">
     <w:nsid w:val="4DE04FCA"/>
     <w:multiLevelType w:val="multilevel"/>
     <w:tmpl w:val="96443654"/>
@@ -16930,7 +20569,7 @@
       </w:rPr>
     </w:lvl>
   </w:abstractNum>
-  <w:abstractNum w:abstractNumId="52" w15:restartNumberingAfterBreak="0">
+  <w:abstractNum w:abstractNumId="63" w15:restartNumberingAfterBreak="0">
     <w:nsid w:val="4EF845C4"/>
     <w:multiLevelType w:val="multilevel"/>
     <w:tmpl w:val="89760F00"/>
@@ -17079,7 +20718,7 @@
       </w:rPr>
     </w:lvl>
   </w:abstractNum>
-  <w:abstractNum w:abstractNumId="53" w15:restartNumberingAfterBreak="0">
+  <w:abstractNum w:abstractNumId="64" w15:restartNumberingAfterBreak="0">
     <w:nsid w:val="4F4E2D5F"/>
     <w:multiLevelType w:val="multilevel"/>
     <w:tmpl w:val="7F6E07A6"/>
@@ -17228,7 +20867,7 @@
       </w:rPr>
     </w:lvl>
   </w:abstractNum>
-  <w:abstractNum w:abstractNumId="54" w15:restartNumberingAfterBreak="0">
+  <w:abstractNum w:abstractNumId="65" w15:restartNumberingAfterBreak="0">
     <w:nsid w:val="4F511A34"/>
     <w:multiLevelType w:val="multilevel"/>
     <w:tmpl w:val="EB6AEE3E"/>
@@ -17377,7 +21016,7 @@
       </w:rPr>
     </w:lvl>
   </w:abstractNum>
-  <w:abstractNum w:abstractNumId="55" w15:restartNumberingAfterBreak="0">
+  <w:abstractNum w:abstractNumId="66" w15:restartNumberingAfterBreak="0">
     <w:nsid w:val="4F5B2C82"/>
     <w:multiLevelType w:val="multilevel"/>
     <w:tmpl w:val="4824E5E4"/>
@@ -17526,7 +21165,7 @@
       </w:rPr>
     </w:lvl>
   </w:abstractNum>
-  <w:abstractNum w:abstractNumId="56" w15:restartNumberingAfterBreak="0">
+  <w:abstractNum w:abstractNumId="67" w15:restartNumberingAfterBreak="0">
     <w:nsid w:val="50614C71"/>
     <w:multiLevelType w:val="multilevel"/>
     <w:tmpl w:val="B3C2B58C"/>
@@ -17675,7 +21314,7 @@
       </w:rPr>
     </w:lvl>
   </w:abstractNum>
-  <w:abstractNum w:abstractNumId="57" w15:restartNumberingAfterBreak="0">
+  <w:abstractNum w:abstractNumId="68" w15:restartNumberingAfterBreak="0">
     <w:nsid w:val="50FD2FFC"/>
     <w:multiLevelType w:val="multilevel"/>
     <w:tmpl w:val="31CCE488"/>
@@ -17824,7 +21463,7 @@
       </w:rPr>
     </w:lvl>
   </w:abstractNum>
-  <w:abstractNum w:abstractNumId="58" w15:restartNumberingAfterBreak="0">
+  <w:abstractNum w:abstractNumId="69" w15:restartNumberingAfterBreak="0">
     <w:nsid w:val="520E218C"/>
     <w:multiLevelType w:val="multilevel"/>
     <w:tmpl w:val="72164BF6"/>
@@ -17973,7 +21612,603 @@
       </w:rPr>
     </w:lvl>
   </w:abstractNum>
-  <w:abstractNum w:abstractNumId="59" w15:restartNumberingAfterBreak="0">
+  <w:abstractNum w:abstractNumId="70" w15:restartNumberingAfterBreak="0">
+    <w:nsid w:val="523F08FA"/>
+    <w:multiLevelType w:val="multilevel"/>
+    <w:tmpl w:val="2236E7FA"/>
+    <w:lvl w:ilvl="0">
+      <w:start w:val="1"/>
+      <w:numFmt w:val="bullet"/>
+      <w:lvlText w:val=""/>
+      <w:lvlJc w:val="left"/>
+      <w:pPr>
+        <w:tabs>
+          <w:tab w:val="num" w:pos="720"/>
+        </w:tabs>
+        <w:ind w:left="720" w:hanging="360"/>
+      </w:pPr>
+      <w:rPr>
+        <w:rFonts w:ascii="Symbol" w:hAnsi="Symbol" w:hint="default"/>
+        <w:sz w:val="20"/>
+      </w:rPr>
+    </w:lvl>
+    <w:lvl w:ilvl="1" w:tentative="1">
+      <w:start w:val="1"/>
+      <w:numFmt w:val="bullet"/>
+      <w:lvlText w:val="o"/>
+      <w:lvlJc w:val="left"/>
+      <w:pPr>
+        <w:tabs>
+          <w:tab w:val="num" w:pos="1440"/>
+        </w:tabs>
+        <w:ind w:left="1440" w:hanging="360"/>
+      </w:pPr>
+      <w:rPr>
+        <w:rFonts w:ascii="Courier New" w:hAnsi="Courier New" w:hint="default"/>
+        <w:sz w:val="20"/>
+      </w:rPr>
+    </w:lvl>
+    <w:lvl w:ilvl="2" w:tentative="1">
+      <w:start w:val="1"/>
+      <w:numFmt w:val="bullet"/>
+      <w:lvlText w:val=""/>
+      <w:lvlJc w:val="left"/>
+      <w:pPr>
+        <w:tabs>
+          <w:tab w:val="num" w:pos="2160"/>
+        </w:tabs>
+        <w:ind w:left="2160" w:hanging="360"/>
+      </w:pPr>
+      <w:rPr>
+        <w:rFonts w:ascii="Wingdings" w:hAnsi="Wingdings" w:hint="default"/>
+        <w:sz w:val="20"/>
+      </w:rPr>
+    </w:lvl>
+    <w:lvl w:ilvl="3" w:tentative="1">
+      <w:start w:val="1"/>
+      <w:numFmt w:val="bullet"/>
+      <w:lvlText w:val=""/>
+      <w:lvlJc w:val="left"/>
+      <w:pPr>
+        <w:tabs>
+          <w:tab w:val="num" w:pos="2880"/>
+        </w:tabs>
+        <w:ind w:left="2880" w:hanging="360"/>
+      </w:pPr>
+      <w:rPr>
+        <w:rFonts w:ascii="Wingdings" w:hAnsi="Wingdings" w:hint="default"/>
+        <w:sz w:val="20"/>
+      </w:rPr>
+    </w:lvl>
+    <w:lvl w:ilvl="4" w:tentative="1">
+      <w:start w:val="1"/>
+      <w:numFmt w:val="bullet"/>
+      <w:lvlText w:val=""/>
+      <w:lvlJc w:val="left"/>
+      <w:pPr>
+        <w:tabs>
+          <w:tab w:val="num" w:pos="3600"/>
+        </w:tabs>
+        <w:ind w:left="3600" w:hanging="360"/>
+      </w:pPr>
+      <w:rPr>
+        <w:rFonts w:ascii="Wingdings" w:hAnsi="Wingdings" w:hint="default"/>
+        <w:sz w:val="20"/>
+      </w:rPr>
+    </w:lvl>
+    <w:lvl w:ilvl="5" w:tentative="1">
+      <w:start w:val="1"/>
+      <w:numFmt w:val="bullet"/>
+      <w:lvlText w:val=""/>
+      <w:lvlJc w:val="left"/>
+      <w:pPr>
+        <w:tabs>
+          <w:tab w:val="num" w:pos="4320"/>
+        </w:tabs>
+        <w:ind w:left="4320" w:hanging="360"/>
+      </w:pPr>
+      <w:rPr>
+        <w:rFonts w:ascii="Wingdings" w:hAnsi="Wingdings" w:hint="default"/>
+        <w:sz w:val="20"/>
+      </w:rPr>
+    </w:lvl>
+    <w:lvl w:ilvl="6" w:tentative="1">
+      <w:start w:val="1"/>
+      <w:numFmt w:val="bullet"/>
+      <w:lvlText w:val=""/>
+      <w:lvlJc w:val="left"/>
+      <w:pPr>
+        <w:tabs>
+          <w:tab w:val="num" w:pos="5040"/>
+        </w:tabs>
+        <w:ind w:left="5040" w:hanging="360"/>
+      </w:pPr>
+      <w:rPr>
+        <w:rFonts w:ascii="Wingdings" w:hAnsi="Wingdings" w:hint="default"/>
+        <w:sz w:val="20"/>
+      </w:rPr>
+    </w:lvl>
+    <w:lvl w:ilvl="7" w:tentative="1">
+      <w:start w:val="1"/>
+      <w:numFmt w:val="bullet"/>
+      <w:lvlText w:val=""/>
+      <w:lvlJc w:val="left"/>
+      <w:pPr>
+        <w:tabs>
+          <w:tab w:val="num" w:pos="5760"/>
+        </w:tabs>
+        <w:ind w:left="5760" w:hanging="360"/>
+      </w:pPr>
+      <w:rPr>
+        <w:rFonts w:ascii="Wingdings" w:hAnsi="Wingdings" w:hint="default"/>
+        <w:sz w:val="20"/>
+      </w:rPr>
+    </w:lvl>
+    <w:lvl w:ilvl="8" w:tentative="1">
+      <w:start w:val="1"/>
+      <w:numFmt w:val="bullet"/>
+      <w:lvlText w:val=""/>
+      <w:lvlJc w:val="left"/>
+      <w:pPr>
+        <w:tabs>
+          <w:tab w:val="num" w:pos="6480"/>
+        </w:tabs>
+        <w:ind w:left="6480" w:hanging="360"/>
+      </w:pPr>
+      <w:rPr>
+        <w:rFonts w:ascii="Wingdings" w:hAnsi="Wingdings" w:hint="default"/>
+        <w:sz w:val="20"/>
+      </w:rPr>
+    </w:lvl>
+  </w:abstractNum>
+  <w:abstractNum w:abstractNumId="71" w15:restartNumberingAfterBreak="0">
+    <w:nsid w:val="52E30C14"/>
+    <w:multiLevelType w:val="multilevel"/>
+    <w:tmpl w:val="375C303E"/>
+    <w:lvl w:ilvl="0">
+      <w:start w:val="1"/>
+      <w:numFmt w:val="bullet"/>
+      <w:lvlText w:val=""/>
+      <w:lvlJc w:val="left"/>
+      <w:pPr>
+        <w:tabs>
+          <w:tab w:val="num" w:pos="720"/>
+        </w:tabs>
+        <w:ind w:left="720" w:hanging="360"/>
+      </w:pPr>
+      <w:rPr>
+        <w:rFonts w:ascii="Symbol" w:hAnsi="Symbol" w:hint="default"/>
+        <w:sz w:val="20"/>
+      </w:rPr>
+    </w:lvl>
+    <w:lvl w:ilvl="1" w:tentative="1">
+      <w:start w:val="1"/>
+      <w:numFmt w:val="bullet"/>
+      <w:lvlText w:val="o"/>
+      <w:lvlJc w:val="left"/>
+      <w:pPr>
+        <w:tabs>
+          <w:tab w:val="num" w:pos="1440"/>
+        </w:tabs>
+        <w:ind w:left="1440" w:hanging="360"/>
+      </w:pPr>
+      <w:rPr>
+        <w:rFonts w:ascii="Courier New" w:hAnsi="Courier New" w:hint="default"/>
+        <w:sz w:val="20"/>
+      </w:rPr>
+    </w:lvl>
+    <w:lvl w:ilvl="2" w:tentative="1">
+      <w:start w:val="1"/>
+      <w:numFmt w:val="bullet"/>
+      <w:lvlText w:val=""/>
+      <w:lvlJc w:val="left"/>
+      <w:pPr>
+        <w:tabs>
+          <w:tab w:val="num" w:pos="2160"/>
+        </w:tabs>
+        <w:ind w:left="2160" w:hanging="360"/>
+      </w:pPr>
+      <w:rPr>
+        <w:rFonts w:ascii="Wingdings" w:hAnsi="Wingdings" w:hint="default"/>
+        <w:sz w:val="20"/>
+      </w:rPr>
+    </w:lvl>
+    <w:lvl w:ilvl="3" w:tentative="1">
+      <w:start w:val="1"/>
+      <w:numFmt w:val="bullet"/>
+      <w:lvlText w:val=""/>
+      <w:lvlJc w:val="left"/>
+      <w:pPr>
+        <w:tabs>
+          <w:tab w:val="num" w:pos="2880"/>
+        </w:tabs>
+        <w:ind w:left="2880" w:hanging="360"/>
+      </w:pPr>
+      <w:rPr>
+        <w:rFonts w:ascii="Wingdings" w:hAnsi="Wingdings" w:hint="default"/>
+        <w:sz w:val="20"/>
+      </w:rPr>
+    </w:lvl>
+    <w:lvl w:ilvl="4" w:tentative="1">
+      <w:start w:val="1"/>
+      <w:numFmt w:val="bullet"/>
+      <w:lvlText w:val=""/>
+      <w:lvlJc w:val="left"/>
+      <w:pPr>
+        <w:tabs>
+          <w:tab w:val="num" w:pos="3600"/>
+        </w:tabs>
+        <w:ind w:left="3600" w:hanging="360"/>
+      </w:pPr>
+      <w:rPr>
+        <w:rFonts w:ascii="Wingdings" w:hAnsi="Wingdings" w:hint="default"/>
+        <w:sz w:val="20"/>
+      </w:rPr>
+    </w:lvl>
+    <w:lvl w:ilvl="5" w:tentative="1">
+      <w:start w:val="1"/>
+      <w:numFmt w:val="bullet"/>
+      <w:lvlText w:val=""/>
+      <w:lvlJc w:val="left"/>
+      <w:pPr>
+        <w:tabs>
+          <w:tab w:val="num" w:pos="4320"/>
+        </w:tabs>
+        <w:ind w:left="4320" w:hanging="360"/>
+      </w:pPr>
+      <w:rPr>
+        <w:rFonts w:ascii="Wingdings" w:hAnsi="Wingdings" w:hint="default"/>
+        <w:sz w:val="20"/>
+      </w:rPr>
+    </w:lvl>
+    <w:lvl w:ilvl="6" w:tentative="1">
+      <w:start w:val="1"/>
+      <w:numFmt w:val="bullet"/>
+      <w:lvlText w:val=""/>
+      <w:lvlJc w:val="left"/>
+      <w:pPr>
+        <w:tabs>
+          <w:tab w:val="num" w:pos="5040"/>
+        </w:tabs>
+        <w:ind w:left="5040" w:hanging="360"/>
+      </w:pPr>
+      <w:rPr>
+        <w:rFonts w:ascii="Wingdings" w:hAnsi="Wingdings" w:hint="default"/>
+        <w:sz w:val="20"/>
+      </w:rPr>
+    </w:lvl>
+    <w:lvl w:ilvl="7" w:tentative="1">
+      <w:start w:val="1"/>
+      <w:numFmt w:val="bullet"/>
+      <w:lvlText w:val=""/>
+      <w:lvlJc w:val="left"/>
+      <w:pPr>
+        <w:tabs>
+          <w:tab w:val="num" w:pos="5760"/>
+        </w:tabs>
+        <w:ind w:left="5760" w:hanging="360"/>
+      </w:pPr>
+      <w:rPr>
+        <w:rFonts w:ascii="Wingdings" w:hAnsi="Wingdings" w:hint="default"/>
+        <w:sz w:val="20"/>
+      </w:rPr>
+    </w:lvl>
+    <w:lvl w:ilvl="8" w:tentative="1">
+      <w:start w:val="1"/>
+      <w:numFmt w:val="bullet"/>
+      <w:lvlText w:val=""/>
+      <w:lvlJc w:val="left"/>
+      <w:pPr>
+        <w:tabs>
+          <w:tab w:val="num" w:pos="6480"/>
+        </w:tabs>
+        <w:ind w:left="6480" w:hanging="360"/>
+      </w:pPr>
+      <w:rPr>
+        <w:rFonts w:ascii="Wingdings" w:hAnsi="Wingdings" w:hint="default"/>
+        <w:sz w:val="20"/>
+      </w:rPr>
+    </w:lvl>
+  </w:abstractNum>
+  <w:abstractNum w:abstractNumId="72" w15:restartNumberingAfterBreak="0">
+    <w:nsid w:val="565B283F"/>
+    <w:multiLevelType w:val="multilevel"/>
+    <w:tmpl w:val="855CC2BA"/>
+    <w:lvl w:ilvl="0">
+      <w:start w:val="1"/>
+      <w:numFmt w:val="bullet"/>
+      <w:lvlText w:val=""/>
+      <w:lvlJc w:val="left"/>
+      <w:pPr>
+        <w:tabs>
+          <w:tab w:val="num" w:pos="720"/>
+        </w:tabs>
+        <w:ind w:left="720" w:hanging="360"/>
+      </w:pPr>
+      <w:rPr>
+        <w:rFonts w:ascii="Symbol" w:hAnsi="Symbol" w:hint="default"/>
+        <w:sz w:val="20"/>
+      </w:rPr>
+    </w:lvl>
+    <w:lvl w:ilvl="1" w:tentative="1">
+      <w:start w:val="1"/>
+      <w:numFmt w:val="bullet"/>
+      <w:lvlText w:val="o"/>
+      <w:lvlJc w:val="left"/>
+      <w:pPr>
+        <w:tabs>
+          <w:tab w:val="num" w:pos="1440"/>
+        </w:tabs>
+        <w:ind w:left="1440" w:hanging="360"/>
+      </w:pPr>
+      <w:rPr>
+        <w:rFonts w:ascii="Courier New" w:hAnsi="Courier New" w:hint="default"/>
+        <w:sz w:val="20"/>
+      </w:rPr>
+    </w:lvl>
+    <w:lvl w:ilvl="2" w:tentative="1">
+      <w:start w:val="1"/>
+      <w:numFmt w:val="bullet"/>
+      <w:lvlText w:val=""/>
+      <w:lvlJc w:val="left"/>
+      <w:pPr>
+        <w:tabs>
+          <w:tab w:val="num" w:pos="2160"/>
+        </w:tabs>
+        <w:ind w:left="2160" w:hanging="360"/>
+      </w:pPr>
+      <w:rPr>
+        <w:rFonts w:ascii="Wingdings" w:hAnsi="Wingdings" w:hint="default"/>
+        <w:sz w:val="20"/>
+      </w:rPr>
+    </w:lvl>
+    <w:lvl w:ilvl="3" w:tentative="1">
+      <w:start w:val="1"/>
+      <w:numFmt w:val="bullet"/>
+      <w:lvlText w:val=""/>
+      <w:lvlJc w:val="left"/>
+      <w:pPr>
+        <w:tabs>
+          <w:tab w:val="num" w:pos="2880"/>
+        </w:tabs>
+        <w:ind w:left="2880" w:hanging="360"/>
+      </w:pPr>
+      <w:rPr>
+        <w:rFonts w:ascii="Wingdings" w:hAnsi="Wingdings" w:hint="default"/>
+        <w:sz w:val="20"/>
+      </w:rPr>
+    </w:lvl>
+    <w:lvl w:ilvl="4" w:tentative="1">
+      <w:start w:val="1"/>
+      <w:numFmt w:val="bullet"/>
+      <w:lvlText w:val=""/>
+      <w:lvlJc w:val="left"/>
+      <w:pPr>
+        <w:tabs>
+          <w:tab w:val="num" w:pos="3600"/>
+        </w:tabs>
+        <w:ind w:left="3600" w:hanging="360"/>
+      </w:pPr>
+      <w:rPr>
+        <w:rFonts w:ascii="Wingdings" w:hAnsi="Wingdings" w:hint="default"/>
+        <w:sz w:val="20"/>
+      </w:rPr>
+    </w:lvl>
+    <w:lvl w:ilvl="5" w:tentative="1">
+      <w:start w:val="1"/>
+      <w:numFmt w:val="bullet"/>
+      <w:lvlText w:val=""/>
+      <w:lvlJc w:val="left"/>
+      <w:pPr>
+        <w:tabs>
+          <w:tab w:val="num" w:pos="4320"/>
+        </w:tabs>
+        <w:ind w:left="4320" w:hanging="360"/>
+      </w:pPr>
+      <w:rPr>
+        <w:rFonts w:ascii="Wingdings" w:hAnsi="Wingdings" w:hint="default"/>
+        <w:sz w:val="20"/>
+      </w:rPr>
+    </w:lvl>
+    <w:lvl w:ilvl="6" w:tentative="1">
+      <w:start w:val="1"/>
+      <w:numFmt w:val="bullet"/>
+      <w:lvlText w:val=""/>
+      <w:lvlJc w:val="left"/>
+      <w:pPr>
+        <w:tabs>
+          <w:tab w:val="num" w:pos="5040"/>
+        </w:tabs>
+        <w:ind w:left="5040" w:hanging="360"/>
+      </w:pPr>
+      <w:rPr>
+        <w:rFonts w:ascii="Wingdings" w:hAnsi="Wingdings" w:hint="default"/>
+        <w:sz w:val="20"/>
+      </w:rPr>
+    </w:lvl>
+    <w:lvl w:ilvl="7" w:tentative="1">
+      <w:start w:val="1"/>
+      <w:numFmt w:val="bullet"/>
+      <w:lvlText w:val=""/>
+      <w:lvlJc w:val="left"/>
+      <w:pPr>
+        <w:tabs>
+          <w:tab w:val="num" w:pos="5760"/>
+        </w:tabs>
+        <w:ind w:left="5760" w:hanging="360"/>
+      </w:pPr>
+      <w:rPr>
+        <w:rFonts w:ascii="Wingdings" w:hAnsi="Wingdings" w:hint="default"/>
+        <w:sz w:val="20"/>
+      </w:rPr>
+    </w:lvl>
+    <w:lvl w:ilvl="8" w:tentative="1">
+      <w:start w:val="1"/>
+      <w:numFmt w:val="bullet"/>
+      <w:lvlText w:val=""/>
+      <w:lvlJc w:val="left"/>
+      <w:pPr>
+        <w:tabs>
+          <w:tab w:val="num" w:pos="6480"/>
+        </w:tabs>
+        <w:ind w:left="6480" w:hanging="360"/>
+      </w:pPr>
+      <w:rPr>
+        <w:rFonts w:ascii="Wingdings" w:hAnsi="Wingdings" w:hint="default"/>
+        <w:sz w:val="20"/>
+      </w:rPr>
+    </w:lvl>
+  </w:abstractNum>
+  <w:abstractNum w:abstractNumId="73" w15:restartNumberingAfterBreak="0">
+    <w:nsid w:val="5BA92480"/>
+    <w:multiLevelType w:val="multilevel"/>
+    <w:tmpl w:val="E4D415EC"/>
+    <w:lvl w:ilvl="0">
+      <w:start w:val="1"/>
+      <w:numFmt w:val="bullet"/>
+      <w:lvlText w:val=""/>
+      <w:lvlJc w:val="left"/>
+      <w:pPr>
+        <w:tabs>
+          <w:tab w:val="num" w:pos="720"/>
+        </w:tabs>
+        <w:ind w:left="720" w:hanging="360"/>
+      </w:pPr>
+      <w:rPr>
+        <w:rFonts w:ascii="Symbol" w:hAnsi="Symbol" w:hint="default"/>
+        <w:sz w:val="20"/>
+      </w:rPr>
+    </w:lvl>
+    <w:lvl w:ilvl="1">
+      <w:start w:val="1"/>
+      <w:numFmt w:val="bullet"/>
+      <w:lvlText w:val="o"/>
+      <w:lvlJc w:val="left"/>
+      <w:pPr>
+        <w:tabs>
+          <w:tab w:val="num" w:pos="1440"/>
+        </w:tabs>
+        <w:ind w:left="1440" w:hanging="360"/>
+      </w:pPr>
+      <w:rPr>
+        <w:rFonts w:ascii="Courier New" w:hAnsi="Courier New" w:hint="default"/>
+        <w:sz w:val="20"/>
+      </w:rPr>
+    </w:lvl>
+    <w:lvl w:ilvl="2" w:tentative="1">
+      <w:start w:val="1"/>
+      <w:numFmt w:val="bullet"/>
+      <w:lvlText w:val=""/>
+      <w:lvlJc w:val="left"/>
+      <w:pPr>
+        <w:tabs>
+          <w:tab w:val="num" w:pos="2160"/>
+        </w:tabs>
+        <w:ind w:left="2160" w:hanging="360"/>
+      </w:pPr>
+      <w:rPr>
+        <w:rFonts w:ascii="Wingdings" w:hAnsi="Wingdings" w:hint="default"/>
+        <w:sz w:val="20"/>
+      </w:rPr>
+    </w:lvl>
+    <w:lvl w:ilvl="3" w:tentative="1">
+      <w:start w:val="1"/>
+      <w:numFmt w:val="bullet"/>
+      <w:lvlText w:val=""/>
+      <w:lvlJc w:val="left"/>
+      <w:pPr>
+        <w:tabs>
+          <w:tab w:val="num" w:pos="2880"/>
+        </w:tabs>
+        <w:ind w:left="2880" w:hanging="360"/>
+      </w:pPr>
+      <w:rPr>
+        <w:rFonts w:ascii="Wingdings" w:hAnsi="Wingdings" w:hint="default"/>
+        <w:sz w:val="20"/>
+      </w:rPr>
+    </w:lvl>
+    <w:lvl w:ilvl="4" w:tentative="1">
+      <w:start w:val="1"/>
+      <w:numFmt w:val="bullet"/>
+      <w:lvlText w:val=""/>
+      <w:lvlJc w:val="left"/>
+      <w:pPr>
+        <w:tabs>
+          <w:tab w:val="num" w:pos="3600"/>
+        </w:tabs>
+        <w:ind w:left="3600" w:hanging="360"/>
+      </w:pPr>
+      <w:rPr>
+        <w:rFonts w:ascii="Wingdings" w:hAnsi="Wingdings" w:hint="default"/>
+        <w:sz w:val="20"/>
+      </w:rPr>
+    </w:lvl>
+    <w:lvl w:ilvl="5" w:tentative="1">
+      <w:start w:val="1"/>
+      <w:numFmt w:val="bullet"/>
+      <w:lvlText w:val=""/>
+      <w:lvlJc w:val="left"/>
+      <w:pPr>
+        <w:tabs>
+          <w:tab w:val="num" w:pos="4320"/>
+        </w:tabs>
+        <w:ind w:left="4320" w:hanging="360"/>
+      </w:pPr>
+      <w:rPr>
+        <w:rFonts w:ascii="Wingdings" w:hAnsi="Wingdings" w:hint="default"/>
+        <w:sz w:val="20"/>
+      </w:rPr>
+    </w:lvl>
+    <w:lvl w:ilvl="6" w:tentative="1">
+      <w:start w:val="1"/>
+      <w:numFmt w:val="bullet"/>
+      <w:lvlText w:val=""/>
+      <w:lvlJc w:val="left"/>
+      <w:pPr>
+        <w:tabs>
+          <w:tab w:val="num" w:pos="5040"/>
+        </w:tabs>
+        <w:ind w:left="5040" w:hanging="360"/>
+      </w:pPr>
+      <w:rPr>
+        <w:rFonts w:ascii="Wingdings" w:hAnsi="Wingdings" w:hint="default"/>
+        <w:sz w:val="20"/>
+      </w:rPr>
+    </w:lvl>
+    <w:lvl w:ilvl="7" w:tentative="1">
+      <w:start w:val="1"/>
+      <w:numFmt w:val="bullet"/>
+      <w:lvlText w:val=""/>
+      <w:lvlJc w:val="left"/>
+      <w:pPr>
+        <w:tabs>
+          <w:tab w:val="num" w:pos="5760"/>
+        </w:tabs>
+        <w:ind w:left="5760" w:hanging="360"/>
+      </w:pPr>
+      <w:rPr>
+        <w:rFonts w:ascii="Wingdings" w:hAnsi="Wingdings" w:hint="default"/>
+        <w:sz w:val="20"/>
+      </w:rPr>
+    </w:lvl>
+    <w:lvl w:ilvl="8" w:tentative="1">
+      <w:start w:val="1"/>
+      <w:numFmt w:val="bullet"/>
+      <w:lvlText w:val=""/>
+      <w:lvlJc w:val="left"/>
+      <w:pPr>
+        <w:tabs>
+          <w:tab w:val="num" w:pos="6480"/>
+        </w:tabs>
+        <w:ind w:left="6480" w:hanging="360"/>
+      </w:pPr>
+      <w:rPr>
+        <w:rFonts w:ascii="Wingdings" w:hAnsi="Wingdings" w:hint="default"/>
+        <w:sz w:val="20"/>
+      </w:rPr>
+    </w:lvl>
+  </w:abstractNum>
+  <w:abstractNum w:abstractNumId="74" w15:restartNumberingAfterBreak="0">
     <w:nsid w:val="5BB7427F"/>
     <w:multiLevelType w:val="multilevel"/>
     <w:tmpl w:val="63E845DE"/>
@@ -18122,7 +22357,7 @@
       </w:rPr>
     </w:lvl>
   </w:abstractNum>
-  <w:abstractNum w:abstractNumId="60" w15:restartNumberingAfterBreak="0">
+  <w:abstractNum w:abstractNumId="75" w15:restartNumberingAfterBreak="0">
     <w:nsid w:val="5BFA519C"/>
     <w:multiLevelType w:val="multilevel"/>
     <w:tmpl w:val="204447B8"/>
@@ -18271,7 +22506,156 @@
       </w:rPr>
     </w:lvl>
   </w:abstractNum>
-  <w:abstractNum w:abstractNumId="61" w15:restartNumberingAfterBreak="0">
+  <w:abstractNum w:abstractNumId="76" w15:restartNumberingAfterBreak="0">
+    <w:nsid w:val="5C95028A"/>
+    <w:multiLevelType w:val="multilevel"/>
+    <w:tmpl w:val="2B90A4A8"/>
+    <w:lvl w:ilvl="0">
+      <w:start w:val="1"/>
+      <w:numFmt w:val="bullet"/>
+      <w:lvlText w:val=""/>
+      <w:lvlJc w:val="left"/>
+      <w:pPr>
+        <w:tabs>
+          <w:tab w:val="num" w:pos="720"/>
+        </w:tabs>
+        <w:ind w:left="720" w:hanging="360"/>
+      </w:pPr>
+      <w:rPr>
+        <w:rFonts w:ascii="Symbol" w:hAnsi="Symbol" w:hint="default"/>
+        <w:sz w:val="20"/>
+      </w:rPr>
+    </w:lvl>
+    <w:lvl w:ilvl="1" w:tentative="1">
+      <w:start w:val="1"/>
+      <w:numFmt w:val="bullet"/>
+      <w:lvlText w:val="o"/>
+      <w:lvlJc w:val="left"/>
+      <w:pPr>
+        <w:tabs>
+          <w:tab w:val="num" w:pos="1440"/>
+        </w:tabs>
+        <w:ind w:left="1440" w:hanging="360"/>
+      </w:pPr>
+      <w:rPr>
+        <w:rFonts w:ascii="Courier New" w:hAnsi="Courier New" w:hint="default"/>
+        <w:sz w:val="20"/>
+      </w:rPr>
+    </w:lvl>
+    <w:lvl w:ilvl="2" w:tentative="1">
+      <w:start w:val="1"/>
+      <w:numFmt w:val="bullet"/>
+      <w:lvlText w:val=""/>
+      <w:lvlJc w:val="left"/>
+      <w:pPr>
+        <w:tabs>
+          <w:tab w:val="num" w:pos="2160"/>
+        </w:tabs>
+        <w:ind w:left="2160" w:hanging="360"/>
+      </w:pPr>
+      <w:rPr>
+        <w:rFonts w:ascii="Wingdings" w:hAnsi="Wingdings" w:hint="default"/>
+        <w:sz w:val="20"/>
+      </w:rPr>
+    </w:lvl>
+    <w:lvl w:ilvl="3" w:tentative="1">
+      <w:start w:val="1"/>
+      <w:numFmt w:val="bullet"/>
+      <w:lvlText w:val=""/>
+      <w:lvlJc w:val="left"/>
+      <w:pPr>
+        <w:tabs>
+          <w:tab w:val="num" w:pos="2880"/>
+        </w:tabs>
+        <w:ind w:left="2880" w:hanging="360"/>
+      </w:pPr>
+      <w:rPr>
+        <w:rFonts w:ascii="Wingdings" w:hAnsi="Wingdings" w:hint="default"/>
+        <w:sz w:val="20"/>
+      </w:rPr>
+    </w:lvl>
+    <w:lvl w:ilvl="4" w:tentative="1">
+      <w:start w:val="1"/>
+      <w:numFmt w:val="bullet"/>
+      <w:lvlText w:val=""/>
+      <w:lvlJc w:val="left"/>
+      <w:pPr>
+        <w:tabs>
+          <w:tab w:val="num" w:pos="3600"/>
+        </w:tabs>
+        <w:ind w:left="3600" w:hanging="360"/>
+      </w:pPr>
+      <w:rPr>
+        <w:rFonts w:ascii="Wingdings" w:hAnsi="Wingdings" w:hint="default"/>
+        <w:sz w:val="20"/>
+      </w:rPr>
+    </w:lvl>
+    <w:lvl w:ilvl="5" w:tentative="1">
+      <w:start w:val="1"/>
+      <w:numFmt w:val="bullet"/>
+      <w:lvlText w:val=""/>
+      <w:lvlJc w:val="left"/>
+      <w:pPr>
+        <w:tabs>
+          <w:tab w:val="num" w:pos="4320"/>
+        </w:tabs>
+        <w:ind w:left="4320" w:hanging="360"/>
+      </w:pPr>
+      <w:rPr>
+        <w:rFonts w:ascii="Wingdings" w:hAnsi="Wingdings" w:hint="default"/>
+        <w:sz w:val="20"/>
+      </w:rPr>
+    </w:lvl>
+    <w:lvl w:ilvl="6" w:tentative="1">
+      <w:start w:val="1"/>
+      <w:numFmt w:val="bullet"/>
+      <w:lvlText w:val=""/>
+      <w:lvlJc w:val="left"/>
+      <w:pPr>
+        <w:tabs>
+          <w:tab w:val="num" w:pos="5040"/>
+        </w:tabs>
+        <w:ind w:left="5040" w:hanging="360"/>
+      </w:pPr>
+      <w:rPr>
+        <w:rFonts w:ascii="Wingdings" w:hAnsi="Wingdings" w:hint="default"/>
+        <w:sz w:val="20"/>
+      </w:rPr>
+    </w:lvl>
+    <w:lvl w:ilvl="7" w:tentative="1">
+      <w:start w:val="1"/>
+      <w:numFmt w:val="bullet"/>
+      <w:lvlText w:val=""/>
+      <w:lvlJc w:val="left"/>
+      <w:pPr>
+        <w:tabs>
+          <w:tab w:val="num" w:pos="5760"/>
+        </w:tabs>
+        <w:ind w:left="5760" w:hanging="360"/>
+      </w:pPr>
+      <w:rPr>
+        <w:rFonts w:ascii="Wingdings" w:hAnsi="Wingdings" w:hint="default"/>
+        <w:sz w:val="20"/>
+      </w:rPr>
+    </w:lvl>
+    <w:lvl w:ilvl="8" w:tentative="1">
+      <w:start w:val="1"/>
+      <w:numFmt w:val="bullet"/>
+      <w:lvlText w:val=""/>
+      <w:lvlJc w:val="left"/>
+      <w:pPr>
+        <w:tabs>
+          <w:tab w:val="num" w:pos="6480"/>
+        </w:tabs>
+        <w:ind w:left="6480" w:hanging="360"/>
+      </w:pPr>
+      <w:rPr>
+        <w:rFonts w:ascii="Wingdings" w:hAnsi="Wingdings" w:hint="default"/>
+        <w:sz w:val="20"/>
+      </w:rPr>
+    </w:lvl>
+  </w:abstractNum>
+  <w:abstractNum w:abstractNumId="77" w15:restartNumberingAfterBreak="0">
     <w:nsid w:val="5F394CA0"/>
     <w:multiLevelType w:val="multilevel"/>
     <w:tmpl w:val="A15CF7C0"/>
@@ -18420,7 +22804,7 @@
       </w:rPr>
     </w:lvl>
   </w:abstractNum>
-  <w:abstractNum w:abstractNumId="62" w15:restartNumberingAfterBreak="0">
+  <w:abstractNum w:abstractNumId="78" w15:restartNumberingAfterBreak="0">
     <w:nsid w:val="5FAC193F"/>
     <w:multiLevelType w:val="multilevel"/>
     <w:tmpl w:val="7C68052C"/>
@@ -18569,7 +22953,7 @@
       </w:rPr>
     </w:lvl>
   </w:abstractNum>
-  <w:abstractNum w:abstractNumId="63" w15:restartNumberingAfterBreak="0">
+  <w:abstractNum w:abstractNumId="79" w15:restartNumberingAfterBreak="0">
     <w:nsid w:val="612B762A"/>
     <w:multiLevelType w:val="multilevel"/>
     <w:tmpl w:val="E9E22972"/>
@@ -18718,7 +23102,7 @@
       </w:rPr>
     </w:lvl>
   </w:abstractNum>
-  <w:abstractNum w:abstractNumId="64" w15:restartNumberingAfterBreak="0">
+  <w:abstractNum w:abstractNumId="80" w15:restartNumberingAfterBreak="0">
     <w:nsid w:val="614B4976"/>
     <w:multiLevelType w:val="multilevel"/>
     <w:tmpl w:val="DDDE0F00"/>
@@ -18867,7 +23251,7 @@
       </w:rPr>
     </w:lvl>
   </w:abstractNum>
-  <w:abstractNum w:abstractNumId="65" w15:restartNumberingAfterBreak="0">
+  <w:abstractNum w:abstractNumId="81" w15:restartNumberingAfterBreak="0">
     <w:nsid w:val="628A08AB"/>
     <w:multiLevelType w:val="hybridMultilevel"/>
     <w:tmpl w:val="8228B7FA"/>
@@ -18980,7 +23364,156 @@
       </w:rPr>
     </w:lvl>
   </w:abstractNum>
-  <w:abstractNum w:abstractNumId="66" w15:restartNumberingAfterBreak="0">
+  <w:abstractNum w:abstractNumId="82" w15:restartNumberingAfterBreak="0">
+    <w:nsid w:val="62D6703B"/>
+    <w:multiLevelType w:val="multilevel"/>
+    <w:tmpl w:val="999673B2"/>
+    <w:lvl w:ilvl="0">
+      <w:start w:val="1"/>
+      <w:numFmt w:val="bullet"/>
+      <w:lvlText w:val=""/>
+      <w:lvlJc w:val="left"/>
+      <w:pPr>
+        <w:tabs>
+          <w:tab w:val="num" w:pos="720"/>
+        </w:tabs>
+        <w:ind w:left="720" w:hanging="360"/>
+      </w:pPr>
+      <w:rPr>
+        <w:rFonts w:ascii="Symbol" w:hAnsi="Symbol" w:hint="default"/>
+        <w:sz w:val="20"/>
+      </w:rPr>
+    </w:lvl>
+    <w:lvl w:ilvl="1" w:tentative="1">
+      <w:start w:val="1"/>
+      <w:numFmt w:val="bullet"/>
+      <w:lvlText w:val="o"/>
+      <w:lvlJc w:val="left"/>
+      <w:pPr>
+        <w:tabs>
+          <w:tab w:val="num" w:pos="1440"/>
+        </w:tabs>
+        <w:ind w:left="1440" w:hanging="360"/>
+      </w:pPr>
+      <w:rPr>
+        <w:rFonts w:ascii="Courier New" w:hAnsi="Courier New" w:hint="default"/>
+        <w:sz w:val="20"/>
+      </w:rPr>
+    </w:lvl>
+    <w:lvl w:ilvl="2" w:tentative="1">
+      <w:start w:val="1"/>
+      <w:numFmt w:val="bullet"/>
+      <w:lvlText w:val=""/>
+      <w:lvlJc w:val="left"/>
+      <w:pPr>
+        <w:tabs>
+          <w:tab w:val="num" w:pos="2160"/>
+        </w:tabs>
+        <w:ind w:left="2160" w:hanging="360"/>
+      </w:pPr>
+      <w:rPr>
+        <w:rFonts w:ascii="Wingdings" w:hAnsi="Wingdings" w:hint="default"/>
+        <w:sz w:val="20"/>
+      </w:rPr>
+    </w:lvl>
+    <w:lvl w:ilvl="3" w:tentative="1">
+      <w:start w:val="1"/>
+      <w:numFmt w:val="bullet"/>
+      <w:lvlText w:val=""/>
+      <w:lvlJc w:val="left"/>
+      <w:pPr>
+        <w:tabs>
+          <w:tab w:val="num" w:pos="2880"/>
+        </w:tabs>
+        <w:ind w:left="2880" w:hanging="360"/>
+      </w:pPr>
+      <w:rPr>
+        <w:rFonts w:ascii="Wingdings" w:hAnsi="Wingdings" w:hint="default"/>
+        <w:sz w:val="20"/>
+      </w:rPr>
+    </w:lvl>
+    <w:lvl w:ilvl="4" w:tentative="1">
+      <w:start w:val="1"/>
+      <w:numFmt w:val="bullet"/>
+      <w:lvlText w:val=""/>
+      <w:lvlJc w:val="left"/>
+      <w:pPr>
+        <w:tabs>
+          <w:tab w:val="num" w:pos="3600"/>
+        </w:tabs>
+        <w:ind w:left="3600" w:hanging="360"/>
+      </w:pPr>
+      <w:rPr>
+        <w:rFonts w:ascii="Wingdings" w:hAnsi="Wingdings" w:hint="default"/>
+        <w:sz w:val="20"/>
+      </w:rPr>
+    </w:lvl>
+    <w:lvl w:ilvl="5" w:tentative="1">
+      <w:start w:val="1"/>
+      <w:numFmt w:val="bullet"/>
+      <w:lvlText w:val=""/>
+      <w:lvlJc w:val="left"/>
+      <w:pPr>
+        <w:tabs>
+          <w:tab w:val="num" w:pos="4320"/>
+        </w:tabs>
+        <w:ind w:left="4320" w:hanging="360"/>
+      </w:pPr>
+      <w:rPr>
+        <w:rFonts w:ascii="Wingdings" w:hAnsi="Wingdings" w:hint="default"/>
+        <w:sz w:val="20"/>
+      </w:rPr>
+    </w:lvl>
+    <w:lvl w:ilvl="6" w:tentative="1">
+      <w:start w:val="1"/>
+      <w:numFmt w:val="bullet"/>
+      <w:lvlText w:val=""/>
+      <w:lvlJc w:val="left"/>
+      <w:pPr>
+        <w:tabs>
+          <w:tab w:val="num" w:pos="5040"/>
+        </w:tabs>
+        <w:ind w:left="5040" w:hanging="360"/>
+      </w:pPr>
+      <w:rPr>
+        <w:rFonts w:ascii="Wingdings" w:hAnsi="Wingdings" w:hint="default"/>
+        <w:sz w:val="20"/>
+      </w:rPr>
+    </w:lvl>
+    <w:lvl w:ilvl="7" w:tentative="1">
+      <w:start w:val="1"/>
+      <w:numFmt w:val="bullet"/>
+      <w:lvlText w:val=""/>
+      <w:lvlJc w:val="left"/>
+      <w:pPr>
+        <w:tabs>
+          <w:tab w:val="num" w:pos="5760"/>
+        </w:tabs>
+        <w:ind w:left="5760" w:hanging="360"/>
+      </w:pPr>
+      <w:rPr>
+        <w:rFonts w:ascii="Wingdings" w:hAnsi="Wingdings" w:hint="default"/>
+        <w:sz w:val="20"/>
+      </w:rPr>
+    </w:lvl>
+    <w:lvl w:ilvl="8" w:tentative="1">
+      <w:start w:val="1"/>
+      <w:numFmt w:val="bullet"/>
+      <w:lvlText w:val=""/>
+      <w:lvlJc w:val="left"/>
+      <w:pPr>
+        <w:tabs>
+          <w:tab w:val="num" w:pos="6480"/>
+        </w:tabs>
+        <w:ind w:left="6480" w:hanging="360"/>
+      </w:pPr>
+      <w:rPr>
+        <w:rFonts w:ascii="Wingdings" w:hAnsi="Wingdings" w:hint="default"/>
+        <w:sz w:val="20"/>
+      </w:rPr>
+    </w:lvl>
+  </w:abstractNum>
+  <w:abstractNum w:abstractNumId="83" w15:restartNumberingAfterBreak="0">
     <w:nsid w:val="633F2B8D"/>
     <w:multiLevelType w:val="multilevel"/>
     <w:tmpl w:val="E9260D7E"/>
@@ -19129,7 +23662,7 @@
       </w:rPr>
     </w:lvl>
   </w:abstractNum>
-  <w:abstractNum w:abstractNumId="67" w15:restartNumberingAfterBreak="0">
+  <w:abstractNum w:abstractNumId="84" w15:restartNumberingAfterBreak="0">
     <w:nsid w:val="66005C4B"/>
     <w:multiLevelType w:val="multilevel"/>
     <w:tmpl w:val="C12EB330"/>
@@ -19278,7 +23811,7 @@
       </w:rPr>
     </w:lvl>
   </w:abstractNum>
-  <w:abstractNum w:abstractNumId="68" w15:restartNumberingAfterBreak="0">
+  <w:abstractNum w:abstractNumId="85" w15:restartNumberingAfterBreak="0">
     <w:nsid w:val="666C7E36"/>
     <w:multiLevelType w:val="multilevel"/>
     <w:tmpl w:val="83F27100"/>
@@ -19427,7 +23960,120 @@
       </w:rPr>
     </w:lvl>
   </w:abstractNum>
-  <w:abstractNum w:abstractNumId="69" w15:restartNumberingAfterBreak="0">
+  <w:abstractNum w:abstractNumId="86" w15:restartNumberingAfterBreak="0">
+    <w:nsid w:val="67CA776C"/>
+    <w:multiLevelType w:val="hybridMultilevel"/>
+    <w:tmpl w:val="11D6B4B8"/>
+    <w:lvl w:ilvl="0" w:tplc="04090001">
+      <w:start w:val="1"/>
+      <w:numFmt w:val="bullet"/>
+      <w:lvlText w:val=""/>
+      <w:lvlJc w:val="left"/>
+      <w:pPr>
+        <w:ind w:left="720" w:hanging="360"/>
+      </w:pPr>
+      <w:rPr>
+        <w:rFonts w:ascii="Symbol" w:hAnsi="Symbol" w:hint="default"/>
+      </w:rPr>
+    </w:lvl>
+    <w:lvl w:ilvl="1" w:tplc="04090003" w:tentative="1">
+      <w:start w:val="1"/>
+      <w:numFmt w:val="bullet"/>
+      <w:lvlText w:val="o"/>
+      <w:lvlJc w:val="left"/>
+      <w:pPr>
+        <w:ind w:left="1440" w:hanging="360"/>
+      </w:pPr>
+      <w:rPr>
+        <w:rFonts w:ascii="Courier New" w:hAnsi="Courier New" w:cs="Courier New" w:hint="default"/>
+      </w:rPr>
+    </w:lvl>
+    <w:lvl w:ilvl="2" w:tplc="04090005" w:tentative="1">
+      <w:start w:val="1"/>
+      <w:numFmt w:val="bullet"/>
+      <w:lvlText w:val=""/>
+      <w:lvlJc w:val="left"/>
+      <w:pPr>
+        <w:ind w:left="2160" w:hanging="360"/>
+      </w:pPr>
+      <w:rPr>
+        <w:rFonts w:ascii="Wingdings" w:hAnsi="Wingdings" w:hint="default"/>
+      </w:rPr>
+    </w:lvl>
+    <w:lvl w:ilvl="3" w:tplc="04090001" w:tentative="1">
+      <w:start w:val="1"/>
+      <w:numFmt w:val="bullet"/>
+      <w:lvlText w:val=""/>
+      <w:lvlJc w:val="left"/>
+      <w:pPr>
+        <w:ind w:left="2880" w:hanging="360"/>
+      </w:pPr>
+      <w:rPr>
+        <w:rFonts w:ascii="Symbol" w:hAnsi="Symbol" w:hint="default"/>
+      </w:rPr>
+    </w:lvl>
+    <w:lvl w:ilvl="4" w:tplc="04090003" w:tentative="1">
+      <w:start w:val="1"/>
+      <w:numFmt w:val="bullet"/>
+      <w:lvlText w:val="o"/>
+      <w:lvlJc w:val="left"/>
+      <w:pPr>
+        <w:ind w:left="3600" w:hanging="360"/>
+      </w:pPr>
+      <w:rPr>
+        <w:rFonts w:ascii="Courier New" w:hAnsi="Courier New" w:cs="Courier New" w:hint="default"/>
+      </w:rPr>
+    </w:lvl>
+    <w:lvl w:ilvl="5" w:tplc="04090005" w:tentative="1">
+      <w:start w:val="1"/>
+      <w:numFmt w:val="bullet"/>
+      <w:lvlText w:val=""/>
+      <w:lvlJc w:val="left"/>
+      <w:pPr>
+        <w:ind w:left="4320" w:hanging="360"/>
+      </w:pPr>
+      <w:rPr>
+        <w:rFonts w:ascii="Wingdings" w:hAnsi="Wingdings" w:hint="default"/>
+      </w:rPr>
+    </w:lvl>
+    <w:lvl w:ilvl="6" w:tplc="04090001" w:tentative="1">
+      <w:start w:val="1"/>
+      <w:numFmt w:val="bullet"/>
+      <w:lvlText w:val=""/>
+      <w:lvlJc w:val="left"/>
+      <w:pPr>
+        <w:ind w:left="5040" w:hanging="360"/>
+      </w:pPr>
+      <w:rPr>
+        <w:rFonts w:ascii="Symbol" w:hAnsi="Symbol" w:hint="default"/>
+      </w:rPr>
+    </w:lvl>
+    <w:lvl w:ilvl="7" w:tplc="04090003" w:tentative="1">
+      <w:start w:val="1"/>
+      <w:numFmt w:val="bullet"/>
+      <w:lvlText w:val="o"/>
+      <w:lvlJc w:val="left"/>
+      <w:pPr>
+        <w:ind w:left="5760" w:hanging="360"/>
+      </w:pPr>
+      <w:rPr>
+        <w:rFonts w:ascii="Courier New" w:hAnsi="Courier New" w:cs="Courier New" w:hint="default"/>
+      </w:rPr>
+    </w:lvl>
+    <w:lvl w:ilvl="8" w:tplc="04090005" w:tentative="1">
+      <w:start w:val="1"/>
+      <w:numFmt w:val="bullet"/>
+      <w:lvlText w:val=""/>
+      <w:lvlJc w:val="left"/>
+      <w:pPr>
+        <w:ind w:left="6480" w:hanging="360"/>
+      </w:pPr>
+      <w:rPr>
+        <w:rFonts w:ascii="Wingdings" w:hAnsi="Wingdings" w:hint="default"/>
+      </w:rPr>
+    </w:lvl>
+  </w:abstractNum>
+  <w:abstractNum w:abstractNumId="87" w15:restartNumberingAfterBreak="0">
     <w:nsid w:val="6829298D"/>
     <w:multiLevelType w:val="multilevel"/>
     <w:tmpl w:val="627247E8"/>
@@ -19576,7 +24222,7 @@
       </w:rPr>
     </w:lvl>
   </w:abstractNum>
-  <w:abstractNum w:abstractNumId="70" w15:restartNumberingAfterBreak="0">
+  <w:abstractNum w:abstractNumId="88" w15:restartNumberingAfterBreak="0">
     <w:nsid w:val="69B75981"/>
     <w:multiLevelType w:val="multilevel"/>
     <w:tmpl w:val="DC9258DC"/>
@@ -19725,7 +24371,7 @@
       </w:rPr>
     </w:lvl>
   </w:abstractNum>
-  <w:abstractNum w:abstractNumId="71" w15:restartNumberingAfterBreak="0">
+  <w:abstractNum w:abstractNumId="89" w15:restartNumberingAfterBreak="0">
     <w:nsid w:val="69FD6560"/>
     <w:multiLevelType w:val="multilevel"/>
     <w:tmpl w:val="C66A4358"/>
@@ -19874,7 +24520,7 @@
       </w:rPr>
     </w:lvl>
   </w:abstractNum>
-  <w:abstractNum w:abstractNumId="72" w15:restartNumberingAfterBreak="0">
+  <w:abstractNum w:abstractNumId="90" w15:restartNumberingAfterBreak="0">
     <w:nsid w:val="70401A0D"/>
     <w:multiLevelType w:val="multilevel"/>
     <w:tmpl w:val="54D8551C"/>
@@ -20023,7 +24669,156 @@
       </w:rPr>
     </w:lvl>
   </w:abstractNum>
-  <w:abstractNum w:abstractNumId="73" w15:restartNumberingAfterBreak="0">
+  <w:abstractNum w:abstractNumId="91" w15:restartNumberingAfterBreak="0">
+    <w:nsid w:val="71337BDA"/>
+    <w:multiLevelType w:val="multilevel"/>
+    <w:tmpl w:val="40DCBE8A"/>
+    <w:lvl w:ilvl="0">
+      <w:start w:val="1"/>
+      <w:numFmt w:val="bullet"/>
+      <w:lvlText w:val=""/>
+      <w:lvlJc w:val="left"/>
+      <w:pPr>
+        <w:tabs>
+          <w:tab w:val="num" w:pos="720"/>
+        </w:tabs>
+        <w:ind w:left="720" w:hanging="360"/>
+      </w:pPr>
+      <w:rPr>
+        <w:rFonts w:ascii="Symbol" w:hAnsi="Symbol" w:hint="default"/>
+        <w:sz w:val="20"/>
+      </w:rPr>
+    </w:lvl>
+    <w:lvl w:ilvl="1" w:tentative="1">
+      <w:start w:val="1"/>
+      <w:numFmt w:val="bullet"/>
+      <w:lvlText w:val="o"/>
+      <w:lvlJc w:val="left"/>
+      <w:pPr>
+        <w:tabs>
+          <w:tab w:val="num" w:pos="1440"/>
+        </w:tabs>
+        <w:ind w:left="1440" w:hanging="360"/>
+      </w:pPr>
+      <w:rPr>
+        <w:rFonts w:ascii="Courier New" w:hAnsi="Courier New" w:hint="default"/>
+        <w:sz w:val="20"/>
+      </w:rPr>
+    </w:lvl>
+    <w:lvl w:ilvl="2" w:tentative="1">
+      <w:start w:val="1"/>
+      <w:numFmt w:val="bullet"/>
+      <w:lvlText w:val=""/>
+      <w:lvlJc w:val="left"/>
+      <w:pPr>
+        <w:tabs>
+          <w:tab w:val="num" w:pos="2160"/>
+        </w:tabs>
+        <w:ind w:left="2160" w:hanging="360"/>
+      </w:pPr>
+      <w:rPr>
+        <w:rFonts w:ascii="Wingdings" w:hAnsi="Wingdings" w:hint="default"/>
+        <w:sz w:val="20"/>
+      </w:rPr>
+    </w:lvl>
+    <w:lvl w:ilvl="3" w:tentative="1">
+      <w:start w:val="1"/>
+      <w:numFmt w:val="bullet"/>
+      <w:lvlText w:val=""/>
+      <w:lvlJc w:val="left"/>
+      <w:pPr>
+        <w:tabs>
+          <w:tab w:val="num" w:pos="2880"/>
+        </w:tabs>
+        <w:ind w:left="2880" w:hanging="360"/>
+      </w:pPr>
+      <w:rPr>
+        <w:rFonts w:ascii="Wingdings" w:hAnsi="Wingdings" w:hint="default"/>
+        <w:sz w:val="20"/>
+      </w:rPr>
+    </w:lvl>
+    <w:lvl w:ilvl="4" w:tentative="1">
+      <w:start w:val="1"/>
+      <w:numFmt w:val="bullet"/>
+      <w:lvlText w:val=""/>
+      <w:lvlJc w:val="left"/>
+      <w:pPr>
+        <w:tabs>
+          <w:tab w:val="num" w:pos="3600"/>
+        </w:tabs>
+        <w:ind w:left="3600" w:hanging="360"/>
+      </w:pPr>
+      <w:rPr>
+        <w:rFonts w:ascii="Wingdings" w:hAnsi="Wingdings" w:hint="default"/>
+        <w:sz w:val="20"/>
+      </w:rPr>
+    </w:lvl>
+    <w:lvl w:ilvl="5" w:tentative="1">
+      <w:start w:val="1"/>
+      <w:numFmt w:val="bullet"/>
+      <w:lvlText w:val=""/>
+      <w:lvlJc w:val="left"/>
+      <w:pPr>
+        <w:tabs>
+          <w:tab w:val="num" w:pos="4320"/>
+        </w:tabs>
+        <w:ind w:left="4320" w:hanging="360"/>
+      </w:pPr>
+      <w:rPr>
+        <w:rFonts w:ascii="Wingdings" w:hAnsi="Wingdings" w:hint="default"/>
+        <w:sz w:val="20"/>
+      </w:rPr>
+    </w:lvl>
+    <w:lvl w:ilvl="6" w:tentative="1">
+      <w:start w:val="1"/>
+      <w:numFmt w:val="bullet"/>
+      <w:lvlText w:val=""/>
+      <w:lvlJc w:val="left"/>
+      <w:pPr>
+        <w:tabs>
+          <w:tab w:val="num" w:pos="5040"/>
+        </w:tabs>
+        <w:ind w:left="5040" w:hanging="360"/>
+      </w:pPr>
+      <w:rPr>
+        <w:rFonts w:ascii="Wingdings" w:hAnsi="Wingdings" w:hint="default"/>
+        <w:sz w:val="20"/>
+      </w:rPr>
+    </w:lvl>
+    <w:lvl w:ilvl="7" w:tentative="1">
+      <w:start w:val="1"/>
+      <w:numFmt w:val="bullet"/>
+      <w:lvlText w:val=""/>
+      <w:lvlJc w:val="left"/>
+      <w:pPr>
+        <w:tabs>
+          <w:tab w:val="num" w:pos="5760"/>
+        </w:tabs>
+        <w:ind w:left="5760" w:hanging="360"/>
+      </w:pPr>
+      <w:rPr>
+        <w:rFonts w:ascii="Wingdings" w:hAnsi="Wingdings" w:hint="default"/>
+        <w:sz w:val="20"/>
+      </w:rPr>
+    </w:lvl>
+    <w:lvl w:ilvl="8" w:tentative="1">
+      <w:start w:val="1"/>
+      <w:numFmt w:val="bullet"/>
+      <w:lvlText w:val=""/>
+      <w:lvlJc w:val="left"/>
+      <w:pPr>
+        <w:tabs>
+          <w:tab w:val="num" w:pos="6480"/>
+        </w:tabs>
+        <w:ind w:left="6480" w:hanging="360"/>
+      </w:pPr>
+      <w:rPr>
+        <w:rFonts w:ascii="Wingdings" w:hAnsi="Wingdings" w:hint="default"/>
+        <w:sz w:val="20"/>
+      </w:rPr>
+    </w:lvl>
+  </w:abstractNum>
+  <w:abstractNum w:abstractNumId="92" w15:restartNumberingAfterBreak="0">
     <w:nsid w:val="728243A5"/>
     <w:multiLevelType w:val="multilevel"/>
     <w:tmpl w:val="A5124244"/>
@@ -20172,7 +24967,7 @@
       </w:rPr>
     </w:lvl>
   </w:abstractNum>
-  <w:abstractNum w:abstractNumId="74" w15:restartNumberingAfterBreak="0">
+  <w:abstractNum w:abstractNumId="93" w15:restartNumberingAfterBreak="0">
     <w:nsid w:val="744A7A1C"/>
     <w:multiLevelType w:val="multilevel"/>
     <w:tmpl w:val="A2B462E0"/>
@@ -20321,7 +25116,156 @@
       </w:rPr>
     </w:lvl>
   </w:abstractNum>
-  <w:abstractNum w:abstractNumId="75" w15:restartNumberingAfterBreak="0">
+  <w:abstractNum w:abstractNumId="94" w15:restartNumberingAfterBreak="0">
+    <w:nsid w:val="760E3CBE"/>
+    <w:multiLevelType w:val="multilevel"/>
+    <w:tmpl w:val="FADA48FC"/>
+    <w:lvl w:ilvl="0">
+      <w:start w:val="1"/>
+      <w:numFmt w:val="bullet"/>
+      <w:lvlText w:val=""/>
+      <w:lvlJc w:val="left"/>
+      <w:pPr>
+        <w:tabs>
+          <w:tab w:val="num" w:pos="720"/>
+        </w:tabs>
+        <w:ind w:left="720" w:hanging="360"/>
+      </w:pPr>
+      <w:rPr>
+        <w:rFonts w:ascii="Symbol" w:hAnsi="Symbol" w:hint="default"/>
+        <w:sz w:val="20"/>
+      </w:rPr>
+    </w:lvl>
+    <w:lvl w:ilvl="1" w:tentative="1">
+      <w:start w:val="1"/>
+      <w:numFmt w:val="bullet"/>
+      <w:lvlText w:val="o"/>
+      <w:lvlJc w:val="left"/>
+      <w:pPr>
+        <w:tabs>
+          <w:tab w:val="num" w:pos="1440"/>
+        </w:tabs>
+        <w:ind w:left="1440" w:hanging="360"/>
+      </w:pPr>
+      <w:rPr>
+        <w:rFonts w:ascii="Courier New" w:hAnsi="Courier New" w:hint="default"/>
+        <w:sz w:val="20"/>
+      </w:rPr>
+    </w:lvl>
+    <w:lvl w:ilvl="2" w:tentative="1">
+      <w:start w:val="1"/>
+      <w:numFmt w:val="bullet"/>
+      <w:lvlText w:val=""/>
+      <w:lvlJc w:val="left"/>
+      <w:pPr>
+        <w:tabs>
+          <w:tab w:val="num" w:pos="2160"/>
+        </w:tabs>
+        <w:ind w:left="2160" w:hanging="360"/>
+      </w:pPr>
+      <w:rPr>
+        <w:rFonts w:ascii="Wingdings" w:hAnsi="Wingdings" w:hint="default"/>
+        <w:sz w:val="20"/>
+      </w:rPr>
+    </w:lvl>
+    <w:lvl w:ilvl="3" w:tentative="1">
+      <w:start w:val="1"/>
+      <w:numFmt w:val="bullet"/>
+      <w:lvlText w:val=""/>
+      <w:lvlJc w:val="left"/>
+      <w:pPr>
+        <w:tabs>
+          <w:tab w:val="num" w:pos="2880"/>
+        </w:tabs>
+        <w:ind w:left="2880" w:hanging="360"/>
+      </w:pPr>
+      <w:rPr>
+        <w:rFonts w:ascii="Wingdings" w:hAnsi="Wingdings" w:hint="default"/>
+        <w:sz w:val="20"/>
+      </w:rPr>
+    </w:lvl>
+    <w:lvl w:ilvl="4" w:tentative="1">
+      <w:start w:val="1"/>
+      <w:numFmt w:val="bullet"/>
+      <w:lvlText w:val=""/>
+      <w:lvlJc w:val="left"/>
+      <w:pPr>
+        <w:tabs>
+          <w:tab w:val="num" w:pos="3600"/>
+        </w:tabs>
+        <w:ind w:left="3600" w:hanging="360"/>
+      </w:pPr>
+      <w:rPr>
+        <w:rFonts w:ascii="Wingdings" w:hAnsi="Wingdings" w:hint="default"/>
+        <w:sz w:val="20"/>
+      </w:rPr>
+    </w:lvl>
+    <w:lvl w:ilvl="5" w:tentative="1">
+      <w:start w:val="1"/>
+      <w:numFmt w:val="bullet"/>
+      <w:lvlText w:val=""/>
+      <w:lvlJc w:val="left"/>
+      <w:pPr>
+        <w:tabs>
+          <w:tab w:val="num" w:pos="4320"/>
+        </w:tabs>
+        <w:ind w:left="4320" w:hanging="360"/>
+      </w:pPr>
+      <w:rPr>
+        <w:rFonts w:ascii="Wingdings" w:hAnsi="Wingdings" w:hint="default"/>
+        <w:sz w:val="20"/>
+      </w:rPr>
+    </w:lvl>
+    <w:lvl w:ilvl="6" w:tentative="1">
+      <w:start w:val="1"/>
+      <w:numFmt w:val="bullet"/>
+      <w:lvlText w:val=""/>
+      <w:lvlJc w:val="left"/>
+      <w:pPr>
+        <w:tabs>
+          <w:tab w:val="num" w:pos="5040"/>
+        </w:tabs>
+        <w:ind w:left="5040" w:hanging="360"/>
+      </w:pPr>
+      <w:rPr>
+        <w:rFonts w:ascii="Wingdings" w:hAnsi="Wingdings" w:hint="default"/>
+        <w:sz w:val="20"/>
+      </w:rPr>
+    </w:lvl>
+    <w:lvl w:ilvl="7" w:tentative="1">
+      <w:start w:val="1"/>
+      <w:numFmt w:val="bullet"/>
+      <w:lvlText w:val=""/>
+      <w:lvlJc w:val="left"/>
+      <w:pPr>
+        <w:tabs>
+          <w:tab w:val="num" w:pos="5760"/>
+        </w:tabs>
+        <w:ind w:left="5760" w:hanging="360"/>
+      </w:pPr>
+      <w:rPr>
+        <w:rFonts w:ascii="Wingdings" w:hAnsi="Wingdings" w:hint="default"/>
+        <w:sz w:val="20"/>
+      </w:rPr>
+    </w:lvl>
+    <w:lvl w:ilvl="8" w:tentative="1">
+      <w:start w:val="1"/>
+      <w:numFmt w:val="bullet"/>
+      <w:lvlText w:val=""/>
+      <w:lvlJc w:val="left"/>
+      <w:pPr>
+        <w:tabs>
+          <w:tab w:val="num" w:pos="6480"/>
+        </w:tabs>
+        <w:ind w:left="6480" w:hanging="360"/>
+      </w:pPr>
+      <w:rPr>
+        <w:rFonts w:ascii="Wingdings" w:hAnsi="Wingdings" w:hint="default"/>
+        <w:sz w:val="20"/>
+      </w:rPr>
+    </w:lvl>
+  </w:abstractNum>
+  <w:abstractNum w:abstractNumId="95" w15:restartNumberingAfterBreak="0">
     <w:nsid w:val="76421F9E"/>
     <w:multiLevelType w:val="multilevel"/>
     <w:tmpl w:val="31B8CCFE"/>
@@ -20470,7 +25414,7 @@
       </w:rPr>
     </w:lvl>
   </w:abstractNum>
-  <w:abstractNum w:abstractNumId="76" w15:restartNumberingAfterBreak="0">
+  <w:abstractNum w:abstractNumId="96" w15:restartNumberingAfterBreak="0">
     <w:nsid w:val="76711487"/>
     <w:multiLevelType w:val="multilevel"/>
     <w:tmpl w:val="44C005D0"/>
@@ -20619,7 +25563,7 @@
       </w:rPr>
     </w:lvl>
   </w:abstractNum>
-  <w:abstractNum w:abstractNumId="77" w15:restartNumberingAfterBreak="0">
+  <w:abstractNum w:abstractNumId="97" w15:restartNumberingAfterBreak="0">
     <w:nsid w:val="76A97D8F"/>
     <w:multiLevelType w:val="multilevel"/>
     <w:tmpl w:val="36944A10"/>
@@ -20768,7 +25712,156 @@
       </w:rPr>
     </w:lvl>
   </w:abstractNum>
-  <w:abstractNum w:abstractNumId="78" w15:restartNumberingAfterBreak="0">
+  <w:abstractNum w:abstractNumId="98" w15:restartNumberingAfterBreak="0">
+    <w:nsid w:val="770710BC"/>
+    <w:multiLevelType w:val="multilevel"/>
+    <w:tmpl w:val="4C68B3AE"/>
+    <w:lvl w:ilvl="0">
+      <w:start w:val="1"/>
+      <w:numFmt w:val="bullet"/>
+      <w:lvlText w:val=""/>
+      <w:lvlJc w:val="left"/>
+      <w:pPr>
+        <w:tabs>
+          <w:tab w:val="num" w:pos="720"/>
+        </w:tabs>
+        <w:ind w:left="720" w:hanging="360"/>
+      </w:pPr>
+      <w:rPr>
+        <w:rFonts w:ascii="Symbol" w:hAnsi="Symbol" w:hint="default"/>
+        <w:sz w:val="20"/>
+      </w:rPr>
+    </w:lvl>
+    <w:lvl w:ilvl="1" w:tentative="1">
+      <w:start w:val="1"/>
+      <w:numFmt w:val="bullet"/>
+      <w:lvlText w:val="o"/>
+      <w:lvlJc w:val="left"/>
+      <w:pPr>
+        <w:tabs>
+          <w:tab w:val="num" w:pos="1440"/>
+        </w:tabs>
+        <w:ind w:left="1440" w:hanging="360"/>
+      </w:pPr>
+      <w:rPr>
+        <w:rFonts w:ascii="Courier New" w:hAnsi="Courier New" w:hint="default"/>
+        <w:sz w:val="20"/>
+      </w:rPr>
+    </w:lvl>
+    <w:lvl w:ilvl="2" w:tentative="1">
+      <w:start w:val="1"/>
+      <w:numFmt w:val="bullet"/>
+      <w:lvlText w:val=""/>
+      <w:lvlJc w:val="left"/>
+      <w:pPr>
+        <w:tabs>
+          <w:tab w:val="num" w:pos="2160"/>
+        </w:tabs>
+        <w:ind w:left="2160" w:hanging="360"/>
+      </w:pPr>
+      <w:rPr>
+        <w:rFonts w:ascii="Wingdings" w:hAnsi="Wingdings" w:hint="default"/>
+        <w:sz w:val="20"/>
+      </w:rPr>
+    </w:lvl>
+    <w:lvl w:ilvl="3" w:tentative="1">
+      <w:start w:val="1"/>
+      <w:numFmt w:val="bullet"/>
+      <w:lvlText w:val=""/>
+      <w:lvlJc w:val="left"/>
+      <w:pPr>
+        <w:tabs>
+          <w:tab w:val="num" w:pos="2880"/>
+        </w:tabs>
+        <w:ind w:left="2880" w:hanging="360"/>
+      </w:pPr>
+      <w:rPr>
+        <w:rFonts w:ascii="Wingdings" w:hAnsi="Wingdings" w:hint="default"/>
+        <w:sz w:val="20"/>
+      </w:rPr>
+    </w:lvl>
+    <w:lvl w:ilvl="4" w:tentative="1">
+      <w:start w:val="1"/>
+      <w:numFmt w:val="bullet"/>
+      <w:lvlText w:val=""/>
+      <w:lvlJc w:val="left"/>
+      <w:pPr>
+        <w:tabs>
+          <w:tab w:val="num" w:pos="3600"/>
+        </w:tabs>
+        <w:ind w:left="3600" w:hanging="360"/>
+      </w:pPr>
+      <w:rPr>
+        <w:rFonts w:ascii="Wingdings" w:hAnsi="Wingdings" w:hint="default"/>
+        <w:sz w:val="20"/>
+      </w:rPr>
+    </w:lvl>
+    <w:lvl w:ilvl="5" w:tentative="1">
+      <w:start w:val="1"/>
+      <w:numFmt w:val="bullet"/>
+      <w:lvlText w:val=""/>
+      <w:lvlJc w:val="left"/>
+      <w:pPr>
+        <w:tabs>
+          <w:tab w:val="num" w:pos="4320"/>
+        </w:tabs>
+        <w:ind w:left="4320" w:hanging="360"/>
+      </w:pPr>
+      <w:rPr>
+        <w:rFonts w:ascii="Wingdings" w:hAnsi="Wingdings" w:hint="default"/>
+        <w:sz w:val="20"/>
+      </w:rPr>
+    </w:lvl>
+    <w:lvl w:ilvl="6" w:tentative="1">
+      <w:start w:val="1"/>
+      <w:numFmt w:val="bullet"/>
+      <w:lvlText w:val=""/>
+      <w:lvlJc w:val="left"/>
+      <w:pPr>
+        <w:tabs>
+          <w:tab w:val="num" w:pos="5040"/>
+        </w:tabs>
+        <w:ind w:left="5040" w:hanging="360"/>
+      </w:pPr>
+      <w:rPr>
+        <w:rFonts w:ascii="Wingdings" w:hAnsi="Wingdings" w:hint="default"/>
+        <w:sz w:val="20"/>
+      </w:rPr>
+    </w:lvl>
+    <w:lvl w:ilvl="7" w:tentative="1">
+      <w:start w:val="1"/>
+      <w:numFmt w:val="bullet"/>
+      <w:lvlText w:val=""/>
+      <w:lvlJc w:val="left"/>
+      <w:pPr>
+        <w:tabs>
+          <w:tab w:val="num" w:pos="5760"/>
+        </w:tabs>
+        <w:ind w:left="5760" w:hanging="360"/>
+      </w:pPr>
+      <w:rPr>
+        <w:rFonts w:ascii="Wingdings" w:hAnsi="Wingdings" w:hint="default"/>
+        <w:sz w:val="20"/>
+      </w:rPr>
+    </w:lvl>
+    <w:lvl w:ilvl="8" w:tentative="1">
+      <w:start w:val="1"/>
+      <w:numFmt w:val="bullet"/>
+      <w:lvlText w:val=""/>
+      <w:lvlJc w:val="left"/>
+      <w:pPr>
+        <w:tabs>
+          <w:tab w:val="num" w:pos="6480"/>
+        </w:tabs>
+        <w:ind w:left="6480" w:hanging="360"/>
+      </w:pPr>
+      <w:rPr>
+        <w:rFonts w:ascii="Wingdings" w:hAnsi="Wingdings" w:hint="default"/>
+        <w:sz w:val="20"/>
+      </w:rPr>
+    </w:lvl>
+  </w:abstractNum>
+  <w:abstractNum w:abstractNumId="99" w15:restartNumberingAfterBreak="0">
     <w:nsid w:val="771378A5"/>
     <w:multiLevelType w:val="multilevel"/>
     <w:tmpl w:val="3C1EC466"/>
@@ -20917,7 +26010,7 @@
       </w:rPr>
     </w:lvl>
   </w:abstractNum>
-  <w:abstractNum w:abstractNumId="79" w15:restartNumberingAfterBreak="0">
+  <w:abstractNum w:abstractNumId="100" w15:restartNumberingAfterBreak="0">
     <w:nsid w:val="799B7D1D"/>
     <w:multiLevelType w:val="multilevel"/>
     <w:tmpl w:val="47804BC8"/>
@@ -21062,7 +26155,7 @@
       </w:rPr>
     </w:lvl>
   </w:abstractNum>
-  <w:abstractNum w:abstractNumId="80" w15:restartNumberingAfterBreak="0">
+  <w:abstractNum w:abstractNumId="101" w15:restartNumberingAfterBreak="0">
     <w:nsid w:val="7A974799"/>
     <w:multiLevelType w:val="multilevel"/>
     <w:tmpl w:val="1CFC4B40"/>
@@ -21211,7 +26304,7 @@
       </w:rPr>
     </w:lvl>
   </w:abstractNum>
-  <w:abstractNum w:abstractNumId="81" w15:restartNumberingAfterBreak="0">
+  <w:abstractNum w:abstractNumId="102" w15:restartNumberingAfterBreak="0">
     <w:nsid w:val="7ABB3D23"/>
     <w:multiLevelType w:val="multilevel"/>
     <w:tmpl w:val="556EF2B2"/>
@@ -21360,7 +26453,7 @@
       </w:rPr>
     </w:lvl>
   </w:abstractNum>
-  <w:abstractNum w:abstractNumId="82" w15:restartNumberingAfterBreak="0">
+  <w:abstractNum w:abstractNumId="103" w15:restartNumberingAfterBreak="0">
     <w:nsid w:val="7D0E53B0"/>
     <w:multiLevelType w:val="multilevel"/>
     <w:tmpl w:val="7F52DCB2"/>
@@ -21509,7 +26602,7 @@
       </w:rPr>
     </w:lvl>
   </w:abstractNum>
-  <w:abstractNum w:abstractNumId="83" w15:restartNumberingAfterBreak="0">
+  <w:abstractNum w:abstractNumId="104" w15:restartNumberingAfterBreak="0">
     <w:nsid w:val="7E3F05C9"/>
     <w:multiLevelType w:val="multilevel"/>
     <w:tmpl w:val="29DC3BF8"/>
@@ -21658,257 +26751,472 @@
       </w:rPr>
     </w:lvl>
   </w:abstractNum>
+  <w:abstractNum w:abstractNumId="105" w15:restartNumberingAfterBreak="0">
+    <w:nsid w:val="7F861102"/>
+    <w:multiLevelType w:val="multilevel"/>
+    <w:tmpl w:val="3FC4B738"/>
+    <w:lvl w:ilvl="0">
+      <w:start w:val="1"/>
+      <w:numFmt w:val="bullet"/>
+      <w:lvlText w:val=""/>
+      <w:lvlJc w:val="left"/>
+      <w:pPr>
+        <w:tabs>
+          <w:tab w:val="num" w:pos="720"/>
+        </w:tabs>
+        <w:ind w:left="720" w:hanging="360"/>
+      </w:pPr>
+      <w:rPr>
+        <w:rFonts w:ascii="Symbol" w:hAnsi="Symbol" w:hint="default"/>
+        <w:sz w:val="20"/>
+      </w:rPr>
+    </w:lvl>
+    <w:lvl w:ilvl="1" w:tentative="1">
+      <w:start w:val="1"/>
+      <w:numFmt w:val="bullet"/>
+      <w:lvlText w:val="o"/>
+      <w:lvlJc w:val="left"/>
+      <w:pPr>
+        <w:tabs>
+          <w:tab w:val="num" w:pos="1440"/>
+        </w:tabs>
+        <w:ind w:left="1440" w:hanging="360"/>
+      </w:pPr>
+      <w:rPr>
+        <w:rFonts w:ascii="Courier New" w:hAnsi="Courier New" w:hint="default"/>
+        <w:sz w:val="20"/>
+      </w:rPr>
+    </w:lvl>
+    <w:lvl w:ilvl="2" w:tentative="1">
+      <w:start w:val="1"/>
+      <w:numFmt w:val="bullet"/>
+      <w:lvlText w:val=""/>
+      <w:lvlJc w:val="left"/>
+      <w:pPr>
+        <w:tabs>
+          <w:tab w:val="num" w:pos="2160"/>
+        </w:tabs>
+        <w:ind w:left="2160" w:hanging="360"/>
+      </w:pPr>
+      <w:rPr>
+        <w:rFonts w:ascii="Wingdings" w:hAnsi="Wingdings" w:hint="default"/>
+        <w:sz w:val="20"/>
+      </w:rPr>
+    </w:lvl>
+    <w:lvl w:ilvl="3" w:tentative="1">
+      <w:start w:val="1"/>
+      <w:numFmt w:val="bullet"/>
+      <w:lvlText w:val=""/>
+      <w:lvlJc w:val="left"/>
+      <w:pPr>
+        <w:tabs>
+          <w:tab w:val="num" w:pos="2880"/>
+        </w:tabs>
+        <w:ind w:left="2880" w:hanging="360"/>
+      </w:pPr>
+      <w:rPr>
+        <w:rFonts w:ascii="Wingdings" w:hAnsi="Wingdings" w:hint="default"/>
+        <w:sz w:val="20"/>
+      </w:rPr>
+    </w:lvl>
+    <w:lvl w:ilvl="4" w:tentative="1">
+      <w:start w:val="1"/>
+      <w:numFmt w:val="bullet"/>
+      <w:lvlText w:val=""/>
+      <w:lvlJc w:val="left"/>
+      <w:pPr>
+        <w:tabs>
+          <w:tab w:val="num" w:pos="3600"/>
+        </w:tabs>
+        <w:ind w:left="3600" w:hanging="360"/>
+      </w:pPr>
+      <w:rPr>
+        <w:rFonts w:ascii="Wingdings" w:hAnsi="Wingdings" w:hint="default"/>
+        <w:sz w:val="20"/>
+      </w:rPr>
+    </w:lvl>
+    <w:lvl w:ilvl="5" w:tentative="1">
+      <w:start w:val="1"/>
+      <w:numFmt w:val="bullet"/>
+      <w:lvlText w:val=""/>
+      <w:lvlJc w:val="left"/>
+      <w:pPr>
+        <w:tabs>
+          <w:tab w:val="num" w:pos="4320"/>
+        </w:tabs>
+        <w:ind w:left="4320" w:hanging="360"/>
+      </w:pPr>
+      <w:rPr>
+        <w:rFonts w:ascii="Wingdings" w:hAnsi="Wingdings" w:hint="default"/>
+        <w:sz w:val="20"/>
+      </w:rPr>
+    </w:lvl>
+    <w:lvl w:ilvl="6" w:tentative="1">
+      <w:start w:val="1"/>
+      <w:numFmt w:val="bullet"/>
+      <w:lvlText w:val=""/>
+      <w:lvlJc w:val="left"/>
+      <w:pPr>
+        <w:tabs>
+          <w:tab w:val="num" w:pos="5040"/>
+        </w:tabs>
+        <w:ind w:left="5040" w:hanging="360"/>
+      </w:pPr>
+      <w:rPr>
+        <w:rFonts w:ascii="Wingdings" w:hAnsi="Wingdings" w:hint="default"/>
+        <w:sz w:val="20"/>
+      </w:rPr>
+    </w:lvl>
+    <w:lvl w:ilvl="7" w:tentative="1">
+      <w:start w:val="1"/>
+      <w:numFmt w:val="bullet"/>
+      <w:lvlText w:val=""/>
+      <w:lvlJc w:val="left"/>
+      <w:pPr>
+        <w:tabs>
+          <w:tab w:val="num" w:pos="5760"/>
+        </w:tabs>
+        <w:ind w:left="5760" w:hanging="360"/>
+      </w:pPr>
+      <w:rPr>
+        <w:rFonts w:ascii="Wingdings" w:hAnsi="Wingdings" w:hint="default"/>
+        <w:sz w:val="20"/>
+      </w:rPr>
+    </w:lvl>
+    <w:lvl w:ilvl="8" w:tentative="1">
+      <w:start w:val="1"/>
+      <w:numFmt w:val="bullet"/>
+      <w:lvlText w:val=""/>
+      <w:lvlJc w:val="left"/>
+      <w:pPr>
+        <w:tabs>
+          <w:tab w:val="num" w:pos="6480"/>
+        </w:tabs>
+        <w:ind w:left="6480" w:hanging="360"/>
+      </w:pPr>
+      <w:rPr>
+        <w:rFonts w:ascii="Wingdings" w:hAnsi="Wingdings" w:hint="default"/>
+        <w:sz w:val="20"/>
+      </w:rPr>
+    </w:lvl>
+  </w:abstractNum>
   <w:num w:numId="1" w16cid:durableId="1362516124">
+    <w:abstractNumId w:val="45"/>
+  </w:num>
+  <w:num w:numId="2" w16cid:durableId="772822503">
+    <w:abstractNumId w:val="36"/>
+  </w:num>
+  <w:num w:numId="3" w16cid:durableId="990251721">
+    <w:abstractNumId w:val="88"/>
+  </w:num>
+  <w:num w:numId="4" w16cid:durableId="1459449907">
+    <w:abstractNumId w:val="74"/>
+  </w:num>
+  <w:num w:numId="5" w16cid:durableId="1843617842">
+    <w:abstractNumId w:val="89"/>
+  </w:num>
+  <w:num w:numId="6" w16cid:durableId="480003908">
+    <w:abstractNumId w:val="31"/>
+  </w:num>
+  <w:num w:numId="7" w16cid:durableId="552228817">
+    <w:abstractNumId w:val="100"/>
+  </w:num>
+  <w:num w:numId="8" w16cid:durableId="1151408186">
+    <w:abstractNumId w:val="90"/>
+  </w:num>
+  <w:num w:numId="9" w16cid:durableId="1965505279">
+    <w:abstractNumId w:val="21"/>
+  </w:num>
+  <w:num w:numId="10" w16cid:durableId="1919945445">
+    <w:abstractNumId w:val="87"/>
+  </w:num>
+  <w:num w:numId="11" w16cid:durableId="986323994">
+    <w:abstractNumId w:val="23"/>
+  </w:num>
+  <w:num w:numId="12" w16cid:durableId="1402485412">
+    <w:abstractNumId w:val="49"/>
+  </w:num>
+  <w:num w:numId="13" w16cid:durableId="1030447254">
+    <w:abstractNumId w:val="58"/>
+  </w:num>
+  <w:num w:numId="14" w16cid:durableId="1841195767">
+    <w:abstractNumId w:val="29"/>
+  </w:num>
+  <w:num w:numId="15" w16cid:durableId="1974292735">
+    <w:abstractNumId w:val="64"/>
+  </w:num>
+  <w:num w:numId="16" w16cid:durableId="572589804">
+    <w:abstractNumId w:val="43"/>
+  </w:num>
+  <w:num w:numId="17" w16cid:durableId="558781078">
+    <w:abstractNumId w:val="44"/>
+  </w:num>
+  <w:num w:numId="18" w16cid:durableId="484052070">
+    <w:abstractNumId w:val="17"/>
+  </w:num>
+  <w:num w:numId="19" w16cid:durableId="1406292971">
+    <w:abstractNumId w:val="50"/>
+  </w:num>
+  <w:num w:numId="20" w16cid:durableId="1210071358">
+    <w:abstractNumId w:val="38"/>
+  </w:num>
+  <w:num w:numId="21" w16cid:durableId="1357737403">
+    <w:abstractNumId w:val="97"/>
+  </w:num>
+  <w:num w:numId="22" w16cid:durableId="741802636">
+    <w:abstractNumId w:val="81"/>
+  </w:num>
+  <w:num w:numId="23" w16cid:durableId="2077046464">
+    <w:abstractNumId w:val="25"/>
+  </w:num>
+  <w:num w:numId="24" w16cid:durableId="61417638">
+    <w:abstractNumId w:val="20"/>
+  </w:num>
+  <w:num w:numId="25" w16cid:durableId="946621495">
+    <w:abstractNumId w:val="18"/>
+  </w:num>
+  <w:num w:numId="26" w16cid:durableId="856430922">
+    <w:abstractNumId w:val="7"/>
+  </w:num>
+  <w:num w:numId="27" w16cid:durableId="1615819733">
+    <w:abstractNumId w:val="78"/>
+  </w:num>
+  <w:num w:numId="28" w16cid:durableId="1925605348">
+    <w:abstractNumId w:val="12"/>
+  </w:num>
+  <w:num w:numId="29" w16cid:durableId="687365126">
+    <w:abstractNumId w:val="67"/>
+  </w:num>
+  <w:num w:numId="30" w16cid:durableId="1720594931">
+    <w:abstractNumId w:val="1"/>
+  </w:num>
+  <w:num w:numId="31" w16cid:durableId="1238898262">
+    <w:abstractNumId w:val="93"/>
+  </w:num>
+  <w:num w:numId="32" w16cid:durableId="1115947299">
+    <w:abstractNumId w:val="8"/>
+  </w:num>
+  <w:num w:numId="33" w16cid:durableId="1319502210">
+    <w:abstractNumId w:val="85"/>
+  </w:num>
+  <w:num w:numId="34" w16cid:durableId="1312521977">
+    <w:abstractNumId w:val="9"/>
+  </w:num>
+  <w:num w:numId="35" w16cid:durableId="1650591645">
+    <w:abstractNumId w:val="95"/>
+  </w:num>
+  <w:num w:numId="36" w16cid:durableId="1094941076">
+    <w:abstractNumId w:val="62"/>
+  </w:num>
+  <w:num w:numId="37" w16cid:durableId="1807772263">
+    <w:abstractNumId w:val="28"/>
+  </w:num>
+  <w:num w:numId="38" w16cid:durableId="1436635850">
+    <w:abstractNumId w:val="32"/>
+  </w:num>
+  <w:num w:numId="39" w16cid:durableId="215094157">
+    <w:abstractNumId w:val="83"/>
+  </w:num>
+  <w:num w:numId="40" w16cid:durableId="803306867">
+    <w:abstractNumId w:val="34"/>
+  </w:num>
+  <w:num w:numId="41" w16cid:durableId="644313725">
     <w:abstractNumId w:val="40"/>
   </w:num>
-  <w:num w:numId="2" w16cid:durableId="772822503">
-    <w:abstractNumId w:val="32"/>
+  <w:num w:numId="42" w16cid:durableId="1045981008">
+    <w:abstractNumId w:val="92"/>
   </w:num>
-  <w:num w:numId="3" w16cid:durableId="990251721">
+  <w:num w:numId="43" w16cid:durableId="1627272894">
+    <w:abstractNumId w:val="56"/>
+  </w:num>
+  <w:num w:numId="44" w16cid:durableId="1460608005">
+    <w:abstractNumId w:val="22"/>
+  </w:num>
+  <w:num w:numId="45" w16cid:durableId="176503295">
+    <w:abstractNumId w:val="14"/>
+  </w:num>
+  <w:num w:numId="46" w16cid:durableId="1087270185">
+    <w:abstractNumId w:val="33"/>
+  </w:num>
+  <w:num w:numId="47" w16cid:durableId="1253975784">
+    <w:abstractNumId w:val="10"/>
+  </w:num>
+  <w:num w:numId="48" w16cid:durableId="193202913">
+    <w:abstractNumId w:val="53"/>
+  </w:num>
+  <w:num w:numId="49" w16cid:durableId="731268735">
+    <w:abstractNumId w:val="27"/>
+  </w:num>
+  <w:num w:numId="50" w16cid:durableId="1451050950">
+    <w:abstractNumId w:val="57"/>
+  </w:num>
+  <w:num w:numId="51" w16cid:durableId="215043682">
+    <w:abstractNumId w:val="39"/>
+  </w:num>
+  <w:num w:numId="52" w16cid:durableId="1023046856">
+    <w:abstractNumId w:val="42"/>
+  </w:num>
+  <w:num w:numId="53" w16cid:durableId="1917939215">
+    <w:abstractNumId w:val="104"/>
+  </w:num>
+  <w:num w:numId="54" w16cid:durableId="347220047">
+    <w:abstractNumId w:val="102"/>
+  </w:num>
+  <w:num w:numId="55" w16cid:durableId="45885349">
+    <w:abstractNumId w:val="51"/>
+  </w:num>
+  <w:num w:numId="56" w16cid:durableId="95907455">
+    <w:abstractNumId w:val="13"/>
+  </w:num>
+  <w:num w:numId="57" w16cid:durableId="140512396">
+    <w:abstractNumId w:val="52"/>
+  </w:num>
+  <w:num w:numId="58" w16cid:durableId="331763787">
+    <w:abstractNumId w:val="19"/>
+  </w:num>
+  <w:num w:numId="59" w16cid:durableId="671301555">
+    <w:abstractNumId w:val="6"/>
+  </w:num>
+  <w:num w:numId="60" w16cid:durableId="236870057">
+    <w:abstractNumId w:val="99"/>
+  </w:num>
+  <w:num w:numId="61" w16cid:durableId="553466962">
+    <w:abstractNumId w:val="77"/>
+  </w:num>
+  <w:num w:numId="62" w16cid:durableId="1979148123">
+    <w:abstractNumId w:val="66"/>
+  </w:num>
+  <w:num w:numId="63" w16cid:durableId="435947857">
+    <w:abstractNumId w:val="61"/>
+  </w:num>
+  <w:num w:numId="64" w16cid:durableId="738409561">
+    <w:abstractNumId w:val="15"/>
+  </w:num>
+  <w:num w:numId="65" w16cid:durableId="855192493">
+    <w:abstractNumId w:val="79"/>
+  </w:num>
+  <w:num w:numId="66" w16cid:durableId="1315990718">
+    <w:abstractNumId w:val="24"/>
+  </w:num>
+  <w:num w:numId="67" w16cid:durableId="566651779">
+    <w:abstractNumId w:val="101"/>
+  </w:num>
+  <w:num w:numId="68" w16cid:durableId="1537547877">
+    <w:abstractNumId w:val="75"/>
+  </w:num>
+  <w:num w:numId="69" w16cid:durableId="958872010">
+    <w:abstractNumId w:val="69"/>
+  </w:num>
+  <w:num w:numId="70" w16cid:durableId="404180206">
+    <w:abstractNumId w:val="54"/>
+  </w:num>
+  <w:num w:numId="71" w16cid:durableId="1907640781">
+    <w:abstractNumId w:val="3"/>
+  </w:num>
+  <w:num w:numId="72" w16cid:durableId="630356226">
+    <w:abstractNumId w:val="96"/>
+  </w:num>
+  <w:num w:numId="73" w16cid:durableId="143817290">
+    <w:abstractNumId w:val="2"/>
+  </w:num>
+  <w:num w:numId="74" w16cid:durableId="1195579628">
+    <w:abstractNumId w:val="37"/>
+  </w:num>
+  <w:num w:numId="75" w16cid:durableId="555091844">
+    <w:abstractNumId w:val="65"/>
+  </w:num>
+  <w:num w:numId="76" w16cid:durableId="328338863">
+    <w:abstractNumId w:val="103"/>
+  </w:num>
+  <w:num w:numId="77" w16cid:durableId="19555763">
+    <w:abstractNumId w:val="26"/>
+  </w:num>
+  <w:num w:numId="78" w16cid:durableId="1763841928">
+    <w:abstractNumId w:val="68"/>
+  </w:num>
+  <w:num w:numId="79" w16cid:durableId="2086103955">
+    <w:abstractNumId w:val="80"/>
+  </w:num>
+  <w:num w:numId="80" w16cid:durableId="1328943961">
+    <w:abstractNumId w:val="30"/>
+  </w:num>
+  <w:num w:numId="81" w16cid:durableId="1862477475">
+    <w:abstractNumId w:val="84"/>
+  </w:num>
+  <w:num w:numId="82" w16cid:durableId="524754091">
+    <w:abstractNumId w:val="4"/>
+  </w:num>
+  <w:num w:numId="83" w16cid:durableId="1584486160">
+    <w:abstractNumId w:val="11"/>
+  </w:num>
+  <w:num w:numId="84" w16cid:durableId="1930113052">
+    <w:abstractNumId w:val="63"/>
+  </w:num>
+  <w:num w:numId="85" w16cid:durableId="733551480">
+    <w:abstractNumId w:val="91"/>
+  </w:num>
+  <w:num w:numId="86" w16cid:durableId="1595361566">
+    <w:abstractNumId w:val="0"/>
+  </w:num>
+  <w:num w:numId="87" w16cid:durableId="359624942">
+    <w:abstractNumId w:val="71"/>
+  </w:num>
+  <w:num w:numId="88" w16cid:durableId="1510868582">
+    <w:abstractNumId w:val="41"/>
+  </w:num>
+  <w:num w:numId="89" w16cid:durableId="1098256879">
+    <w:abstractNumId w:val="16"/>
+  </w:num>
+  <w:num w:numId="90" w16cid:durableId="1441876849">
+    <w:abstractNumId w:val="35"/>
+  </w:num>
+  <w:num w:numId="91" w16cid:durableId="518277626">
+    <w:abstractNumId w:val="94"/>
+  </w:num>
+  <w:num w:numId="92" w16cid:durableId="1877766848">
+    <w:abstractNumId w:val="46"/>
+  </w:num>
+  <w:num w:numId="93" w16cid:durableId="1278948967">
+    <w:abstractNumId w:val="5"/>
+  </w:num>
+  <w:num w:numId="94" w16cid:durableId="472213863">
+    <w:abstractNumId w:val="48"/>
+  </w:num>
+  <w:num w:numId="95" w16cid:durableId="2111775273">
+    <w:abstractNumId w:val="72"/>
+  </w:num>
+  <w:num w:numId="96" w16cid:durableId="162211175">
+    <w:abstractNumId w:val="47"/>
+  </w:num>
+  <w:num w:numId="97" w16cid:durableId="1794013444">
+    <w:abstractNumId w:val="86"/>
+  </w:num>
+  <w:num w:numId="98" w16cid:durableId="786659538">
+    <w:abstractNumId w:val="105"/>
+  </w:num>
+  <w:num w:numId="99" w16cid:durableId="992832664">
+    <w:abstractNumId w:val="73"/>
+  </w:num>
+  <w:num w:numId="100" w16cid:durableId="45955334">
+    <w:abstractNumId w:val="82"/>
+  </w:num>
+  <w:num w:numId="101" w16cid:durableId="611935424">
+    <w:abstractNumId w:val="76"/>
+  </w:num>
+  <w:num w:numId="102" w16cid:durableId="1283460034">
+    <w:abstractNumId w:val="98"/>
+  </w:num>
+  <w:num w:numId="103" w16cid:durableId="2044818017">
     <w:abstractNumId w:val="70"/>
   </w:num>
-  <w:num w:numId="4" w16cid:durableId="1459449907">
+  <w:num w:numId="104" w16cid:durableId="1069690200">
+    <w:abstractNumId w:val="60"/>
+  </w:num>
+  <w:num w:numId="105" w16cid:durableId="32732202">
     <w:abstractNumId w:val="59"/>
   </w:num>
-  <w:num w:numId="5" w16cid:durableId="1843617842">
-    <w:abstractNumId w:val="71"/>
-  </w:num>
-  <w:num w:numId="6" w16cid:durableId="480003908">
-    <w:abstractNumId w:val="28"/>
-  </w:num>
-  <w:num w:numId="7" w16cid:durableId="552228817">
-    <w:abstractNumId w:val="79"/>
-  </w:num>
-  <w:num w:numId="8" w16cid:durableId="1151408186">
-    <w:abstractNumId w:val="72"/>
-  </w:num>
-  <w:num w:numId="9" w16cid:durableId="1965505279">
-    <w:abstractNumId w:val="18"/>
-  </w:num>
-  <w:num w:numId="10" w16cid:durableId="1919945445">
-    <w:abstractNumId w:val="69"/>
-  </w:num>
-  <w:num w:numId="11" w16cid:durableId="986323994">
-    <w:abstractNumId w:val="20"/>
-  </w:num>
-  <w:num w:numId="12" w16cid:durableId="1402485412">
-    <w:abstractNumId w:val="41"/>
-  </w:num>
-  <w:num w:numId="13" w16cid:durableId="1030447254">
-    <w:abstractNumId w:val="49"/>
-  </w:num>
-  <w:num w:numId="14" w16cid:durableId="1841195767">
-    <w:abstractNumId w:val="26"/>
-  </w:num>
-  <w:num w:numId="15" w16cid:durableId="1974292735">
-    <w:abstractNumId w:val="53"/>
-  </w:num>
-  <w:num w:numId="16" w16cid:durableId="572589804">
-    <w:abstractNumId w:val="38"/>
-  </w:num>
-  <w:num w:numId="17" w16cid:durableId="558781078">
-    <w:abstractNumId w:val="39"/>
-  </w:num>
-  <w:num w:numId="18" w16cid:durableId="484052070">
-    <w:abstractNumId w:val="14"/>
-  </w:num>
-  <w:num w:numId="19" w16cid:durableId="1406292971">
-    <w:abstractNumId w:val="42"/>
-  </w:num>
-  <w:num w:numId="20" w16cid:durableId="1210071358">
-    <w:abstractNumId w:val="34"/>
-  </w:num>
-  <w:num w:numId="21" w16cid:durableId="1357737403">
-    <w:abstractNumId w:val="77"/>
-  </w:num>
-  <w:num w:numId="22" w16cid:durableId="741802636">
-    <w:abstractNumId w:val="65"/>
-  </w:num>
-  <w:num w:numId="23" w16cid:durableId="2077046464">
-    <w:abstractNumId w:val="22"/>
-  </w:num>
-  <w:num w:numId="24" w16cid:durableId="61417638">
-    <w:abstractNumId w:val="17"/>
-  </w:num>
-  <w:num w:numId="25" w16cid:durableId="946621495">
-    <w:abstractNumId w:val="15"/>
-  </w:num>
-  <w:num w:numId="26" w16cid:durableId="856430922">
-    <w:abstractNumId w:val="5"/>
-  </w:num>
-  <w:num w:numId="27" w16cid:durableId="1615819733">
-    <w:abstractNumId w:val="62"/>
-  </w:num>
-  <w:num w:numId="28" w16cid:durableId="1925605348">
-    <w:abstractNumId w:val="10"/>
-  </w:num>
-  <w:num w:numId="29" w16cid:durableId="687365126">
-    <w:abstractNumId w:val="56"/>
-  </w:num>
-  <w:num w:numId="30" w16cid:durableId="1720594931">
-    <w:abstractNumId w:val="0"/>
-  </w:num>
-  <w:num w:numId="31" w16cid:durableId="1238898262">
-    <w:abstractNumId w:val="74"/>
-  </w:num>
-  <w:num w:numId="32" w16cid:durableId="1115947299">
-    <w:abstractNumId w:val="6"/>
-  </w:num>
-  <w:num w:numId="33" w16cid:durableId="1319502210">
-    <w:abstractNumId w:val="68"/>
-  </w:num>
-  <w:num w:numId="34" w16cid:durableId="1312521977">
-    <w:abstractNumId w:val="7"/>
-  </w:num>
-  <w:num w:numId="35" w16cid:durableId="1650591645">
-    <w:abstractNumId w:val="75"/>
-  </w:num>
-  <w:num w:numId="36" w16cid:durableId="1094941076">
-    <w:abstractNumId w:val="51"/>
-  </w:num>
-  <w:num w:numId="37" w16cid:durableId="1807772263">
-    <w:abstractNumId w:val="25"/>
-  </w:num>
-  <w:num w:numId="38" w16cid:durableId="1436635850">
-    <w:abstractNumId w:val="29"/>
-  </w:num>
-  <w:num w:numId="39" w16cid:durableId="215094157">
-    <w:abstractNumId w:val="66"/>
-  </w:num>
-  <w:num w:numId="40" w16cid:durableId="803306867">
-    <w:abstractNumId w:val="31"/>
-  </w:num>
-  <w:num w:numId="41" w16cid:durableId="644313725">
-    <w:abstractNumId w:val="36"/>
-  </w:num>
-  <w:num w:numId="42" w16cid:durableId="1045981008">
-    <w:abstractNumId w:val="73"/>
-  </w:num>
-  <w:num w:numId="43" w16cid:durableId="1627272894">
-    <w:abstractNumId w:val="47"/>
-  </w:num>
-  <w:num w:numId="44" w16cid:durableId="1460608005">
-    <w:abstractNumId w:val="19"/>
-  </w:num>
-  <w:num w:numId="45" w16cid:durableId="176503295">
-    <w:abstractNumId w:val="12"/>
-  </w:num>
-  <w:num w:numId="46" w16cid:durableId="1087270185">
-    <w:abstractNumId w:val="30"/>
-  </w:num>
-  <w:num w:numId="47" w16cid:durableId="1253975784">
-    <w:abstractNumId w:val="8"/>
-  </w:num>
-  <w:num w:numId="48" w16cid:durableId="193202913">
-    <w:abstractNumId w:val="45"/>
-  </w:num>
-  <w:num w:numId="49" w16cid:durableId="731268735">
-    <w:abstractNumId w:val="24"/>
-  </w:num>
-  <w:num w:numId="50" w16cid:durableId="1451050950">
-    <w:abstractNumId w:val="48"/>
-  </w:num>
-  <w:num w:numId="51" w16cid:durableId="215043682">
-    <w:abstractNumId w:val="35"/>
-  </w:num>
-  <w:num w:numId="52" w16cid:durableId="1023046856">
-    <w:abstractNumId w:val="37"/>
-  </w:num>
-  <w:num w:numId="53" w16cid:durableId="1917939215">
-    <w:abstractNumId w:val="83"/>
-  </w:num>
-  <w:num w:numId="54" w16cid:durableId="347220047">
-    <w:abstractNumId w:val="81"/>
-  </w:num>
-  <w:num w:numId="55" w16cid:durableId="45885349">
-    <w:abstractNumId w:val="43"/>
-  </w:num>
-  <w:num w:numId="56" w16cid:durableId="95907455">
-    <w:abstractNumId w:val="11"/>
-  </w:num>
-  <w:num w:numId="57" w16cid:durableId="140512396">
-    <w:abstractNumId w:val="44"/>
-  </w:num>
-  <w:num w:numId="58" w16cid:durableId="331763787">
-    <w:abstractNumId w:val="16"/>
-  </w:num>
-  <w:num w:numId="59" w16cid:durableId="671301555">
-    <w:abstractNumId w:val="4"/>
-  </w:num>
-  <w:num w:numId="60" w16cid:durableId="236870057">
-    <w:abstractNumId w:val="78"/>
-  </w:num>
-  <w:num w:numId="61" w16cid:durableId="553466962">
-    <w:abstractNumId w:val="61"/>
-  </w:num>
-  <w:num w:numId="62" w16cid:durableId="1979148123">
+  <w:num w:numId="106" w16cid:durableId="892930125">
     <w:abstractNumId w:val="55"/>
-  </w:num>
-  <w:num w:numId="63" w16cid:durableId="435947857">
-    <w:abstractNumId w:val="50"/>
-  </w:num>
-  <w:num w:numId="64" w16cid:durableId="738409561">
-    <w:abstractNumId w:val="13"/>
-  </w:num>
-  <w:num w:numId="65" w16cid:durableId="855192493">
-    <w:abstractNumId w:val="63"/>
-  </w:num>
-  <w:num w:numId="66" w16cid:durableId="1315990718">
-    <w:abstractNumId w:val="21"/>
-  </w:num>
-  <w:num w:numId="67" w16cid:durableId="566651779">
-    <w:abstractNumId w:val="80"/>
-  </w:num>
-  <w:num w:numId="68" w16cid:durableId="1537547877">
-    <w:abstractNumId w:val="60"/>
-  </w:num>
-  <w:num w:numId="69" w16cid:durableId="958872010">
-    <w:abstractNumId w:val="58"/>
-  </w:num>
-  <w:num w:numId="70" w16cid:durableId="404180206">
-    <w:abstractNumId w:val="46"/>
-  </w:num>
-  <w:num w:numId="71" w16cid:durableId="1907640781">
-    <w:abstractNumId w:val="2"/>
-  </w:num>
-  <w:num w:numId="72" w16cid:durableId="630356226">
-    <w:abstractNumId w:val="76"/>
-  </w:num>
-  <w:num w:numId="73" w16cid:durableId="143817290">
-    <w:abstractNumId w:val="1"/>
-  </w:num>
-  <w:num w:numId="74" w16cid:durableId="1195579628">
-    <w:abstractNumId w:val="33"/>
-  </w:num>
-  <w:num w:numId="75" w16cid:durableId="555091844">
-    <w:abstractNumId w:val="54"/>
-  </w:num>
-  <w:num w:numId="76" w16cid:durableId="328338863">
-    <w:abstractNumId w:val="82"/>
-  </w:num>
-  <w:num w:numId="77" w16cid:durableId="19555763">
-    <w:abstractNumId w:val="23"/>
-  </w:num>
-  <w:num w:numId="78" w16cid:durableId="1763841928">
-    <w:abstractNumId w:val="57"/>
-  </w:num>
-  <w:num w:numId="79" w16cid:durableId="2086103955">
-    <w:abstractNumId w:val="64"/>
-  </w:num>
-  <w:num w:numId="80" w16cid:durableId="1328943961">
-    <w:abstractNumId w:val="27"/>
-  </w:num>
-  <w:num w:numId="81" w16cid:durableId="1862477475">
-    <w:abstractNumId w:val="67"/>
-  </w:num>
-  <w:num w:numId="82" w16cid:durableId="524754091">
-    <w:abstractNumId w:val="3"/>
-  </w:num>
-  <w:num w:numId="83" w16cid:durableId="1584486160">
-    <w:abstractNumId w:val="9"/>
-  </w:num>
-  <w:num w:numId="84" w16cid:durableId="1930113052">
-    <w:abstractNumId w:val="52"/>
   </w:num>
 </w:numbering>
 </file>
@@ -22514,6 +27822,7 @@
   <w:style w:type="character" w:default="1" w:styleId="DefaultParagraphFont">
     <w:name w:val="Default Paragraph Font"/>
     <w:uiPriority w:val="1"/>
+    <w:semiHidden/>
     <w:unhideWhenUsed/>
   </w:style>
   <w:style w:type="table" w:default="1" w:styleId="TableNormal">
